--- a/Документы диплом/1Экономика_527_ПроновичИсправлено_не_везде.docx
+++ b/Документы диплом/1Экономика_527_ПроновичИсправлено_не_везде.docx
@@ -5,6 +5,7 @@
     <w:p>
       <w:pPr>
         <w:pStyle w:val="1"/>
+        <w:spacing w:line="340" w:lineRule="exact"/>
         <w:ind w:firstLine="0"/>
         <w:jc w:val="center"/>
         <w:rPr>
@@ -17,54 +18,39 @@
       <w:r>
         <w:rPr>
           <w:rFonts w:cs="Times New Roman"/>
-          <w:b w:val="0"/>
-        </w:rPr>
-        <w:t xml:space="preserve">              </w:t>
+          <w:bCs/>
+        </w:rPr>
+        <w:t>ц</w:t>
       </w:r>
       <w:r>
         <w:rPr>
           <w:rFonts w:cs="Times New Roman"/>
-          <w:b w:val="0"/>
-        </w:rPr>
-        <w:t xml:space="preserve">6 </w:t>
-      </w:r>
-      <w:commentRangeStart w:id="3"/>
+          <w:bCs/>
+        </w:rPr>
+        <w:t>6 ТЕХНИКО-ЭКОНОМИЧЕСКОЕ ОБОСНОВАНИЕ</w:t>
+      </w:r>
+      <w:bookmarkEnd w:id="0"/>
       <w:r>
         <w:rPr>
           <w:rFonts w:cs="Times New Roman"/>
-          <w:b w:val="0"/>
-        </w:rPr>
-        <w:t>ТЕХНИКО-ЭКОНОМИЧЕСКОЕ ОБОСНОВАНИЕ</w:t>
-      </w:r>
-      <w:bookmarkEnd w:id="0"/>
-      <w:r>
-        <w:rPr>
-          <w:rFonts w:cs="Times New Roman"/>
+          <w:bCs/>
         </w:rPr>
         <w:t xml:space="preserve"> ПРИНЯТЫХ РЕШЕНИЙ</w:t>
       </w:r>
       <w:bookmarkEnd w:id="1"/>
-      <w:commentRangeEnd w:id="3"/>
-      <w:r>
-        <w:rPr>
-          <w:rStyle w:val="a6"/>
-          <w:rFonts w:eastAsia="Times New Roman" w:cs="Times New Roman"/>
-          <w:b w:val="0"/>
-          <w:lang w:eastAsia="ru-RU"/>
-        </w:rPr>
-        <w:commentReference w:id="3"/>
-      </w:r>
     </w:p>
     <w:bookmarkEnd w:id="2"/>
     <w:p>
       <w:pPr>
-        <w:rPr>
-          <w:lang w:eastAsia="en-US"/>
-        </w:rPr>
-      </w:pPr>
-    </w:p>
-    <w:p>
-      <w:pPr>
+        <w:spacing w:line="340" w:lineRule="exact"/>
+        <w:rPr>
+          <w:lang w:eastAsia="en-US"/>
+        </w:rPr>
+      </w:pPr>
+    </w:p>
+    <w:p>
+      <w:pPr>
+        <w:spacing w:line="340" w:lineRule="exact"/>
         <w:rPr>
           <w:lang w:eastAsia="en-US"/>
         </w:rPr>
@@ -73,14 +59,15 @@
     <w:p>
       <w:pPr>
         <w:pStyle w:val="1"/>
+        <w:spacing w:line="340" w:lineRule="exact"/>
         <w:rPr>
           <w:rFonts w:cs="Times New Roman"/>
           <w:sz w:val="28"/>
           <w:szCs w:val="28"/>
         </w:rPr>
       </w:pPr>
-      <w:bookmarkStart w:id="4" w:name="_Toc197080917"/>
-      <w:bookmarkStart w:id="5" w:name="_Toc201222752"/>
+      <w:bookmarkStart w:id="3" w:name="_Toc197080917"/>
+      <w:bookmarkStart w:id="4" w:name="_Toc201222752"/>
       <w:r>
         <w:rPr>
           <w:rFonts w:cs="Times New Roman"/>
@@ -89,18 +76,20 @@
         </w:rPr>
         <w:t>6.1 Расчет трудоемкости разработки программного обеспечения</w:t>
       </w:r>
+      <w:bookmarkEnd w:id="3"/>
       <w:bookmarkEnd w:id="4"/>
-      <w:bookmarkEnd w:id="5"/>
-    </w:p>
-    <w:p>
-      <w:pPr>
-        <w:rPr>
-          <w:lang w:eastAsia="en-US"/>
-        </w:rPr>
-      </w:pPr>
-    </w:p>
-    <w:p>
-      <w:pPr>
+    </w:p>
+    <w:p>
+      <w:pPr>
+        <w:spacing w:line="340" w:lineRule="exact"/>
+        <w:rPr>
+          <w:lang w:eastAsia="en-US"/>
+        </w:rPr>
+      </w:pPr>
+    </w:p>
+    <w:p>
+      <w:pPr>
+        <w:spacing w:line="340" w:lineRule="exact"/>
         <w:rPr>
           <w:color w:val="FF0000"/>
           <w:lang w:eastAsia="en-US"/>
@@ -119,7 +108,49 @@
         <w:rPr>
           <w:color w:val="000000"/>
         </w:rPr>
-        <w:t xml:space="preserve"> Web-сайт «Личный кабинет абонента филиала «Барановичиводоканал» государственного предприятия «Брестводоканал»». Назначение программного продукта заключается в автоматизации взаимодействия предприятия с абонентами: регистрации и авторизации пользователей, хранении и редактировании персональных данных, отображении сведений о балансе и задолженности, а также администрировании записей и контроле действий пользователей через журнал аудита. Разработка web-сайта позволяет сократить количество очных обращений абонентов, снизить нагрузку на работников предприятия и повысить оперативность предоставления справочной информации.</w:t>
+        <w:t xml:space="preserve"> Web-сайт «Личный кабинет абонента филиала «</w:t>
+      </w:r>
+      <w:proofErr w:type="spellStart"/>
+      <w:r>
+        <w:rPr>
+          <w:color w:val="000000"/>
+        </w:rPr>
+        <w:t>Барановичиводоканал</w:t>
+      </w:r>
+      <w:proofErr w:type="spellEnd"/>
+      <w:r>
+        <w:rPr>
+          <w:color w:val="000000"/>
+        </w:rPr>
+        <w:t>» государственного предприятия «</w:t>
+      </w:r>
+      <w:proofErr w:type="spellStart"/>
+      <w:r>
+        <w:rPr>
+          <w:color w:val="000000"/>
+        </w:rPr>
+        <w:t>Брестводоканал</w:t>
+      </w:r>
+      <w:proofErr w:type="spellEnd"/>
+      <w:r>
+        <w:rPr>
+          <w:color w:val="000000"/>
+        </w:rPr>
+        <w:t xml:space="preserve">»». Назначение программного продукта заключается в автоматизации взаимодействия предприятия с абонентами: регистрации и авторизации пользователей, хранении и редактировании персональных данных, отображении сведений о балансе и задолженности, а также администрировании записей и контроле действий пользователей через журнал аудита. Разработка </w:t>
+      </w:r>
+      <w:proofErr w:type="spellStart"/>
+      <w:r>
+        <w:rPr>
+          <w:color w:val="000000"/>
+        </w:rPr>
+        <w:t>web</w:t>
+      </w:r>
+      <w:proofErr w:type="spellEnd"/>
+      <w:r>
+        <w:rPr>
+          <w:color w:val="000000"/>
+        </w:rPr>
+        <w:t>-сайта позволяет сократить количество очных обращений абонентов, снизить нагрузку на работников предприятия и повысить оперативность предоставления справочной информации.</w:t>
       </w:r>
     </w:p>
     <w:p>
@@ -128,6 +159,7 @@
         <w:autoSpaceDE/>
         <w:autoSpaceDN/>
         <w:adjustRightInd/>
+        <w:spacing w:line="340" w:lineRule="exact"/>
         <w:rPr>
           <w:szCs w:val="28"/>
         </w:rPr>
@@ -145,6 +177,7 @@
         <w:autoSpaceDE/>
         <w:autoSpaceDN/>
         <w:adjustRightInd/>
+        <w:spacing w:line="340" w:lineRule="exact"/>
         <w:rPr>
           <w:szCs w:val="28"/>
         </w:rPr>
@@ -186,6 +219,7 @@
         <w:autoSpaceDE/>
         <w:autoSpaceDN/>
         <w:adjustRightInd/>
+        <w:spacing w:line="340" w:lineRule="exact"/>
         <w:rPr>
           <w:i/>
           <w:iCs/>
@@ -193,127 +227,242 @@
         </w:rPr>
       </w:pPr>
     </w:p>
+    <w:tbl>
+      <w:tblPr>
+        <w:tblStyle w:val="a5"/>
+        <w:tblW w:w="0" w:type="auto"/>
+        <w:tblBorders>
+          <w:top w:val="none" w:sz="0" w:space="0" w:color="auto"/>
+          <w:left w:val="none" w:sz="0" w:space="0" w:color="auto"/>
+          <w:bottom w:val="none" w:sz="0" w:space="0" w:color="auto"/>
+          <w:right w:val="none" w:sz="0" w:space="0" w:color="auto"/>
+          <w:insideH w:val="none" w:sz="0" w:space="0" w:color="auto"/>
+          <w:insideV w:val="none" w:sz="0" w:space="0" w:color="auto"/>
+        </w:tblBorders>
+        <w:tblLook w:val="04A0" w:firstRow="1" w:lastRow="0" w:firstColumn="1" w:lastColumn="0" w:noHBand="0" w:noVBand="1"/>
+      </w:tblPr>
+      <w:tblGrid>
+        <w:gridCol w:w="8642"/>
+        <w:gridCol w:w="986"/>
+      </w:tblGrid>
+      <w:tr>
+        <w:tc>
+          <w:tcPr>
+            <w:tcW w:w="8642" w:type="dxa"/>
+          </w:tcPr>
+          <w:p>
+            <w:pPr>
+              <w:widowControl/>
+              <w:autoSpaceDE/>
+              <w:autoSpaceDN/>
+              <w:adjustRightInd/>
+              <w:spacing w:line="340" w:lineRule="exact"/>
+              <w:ind w:left="2445" w:firstLine="0"/>
+              <w:jc w:val="left"/>
+              <w:rPr>
+                <w:szCs w:val="28"/>
+              </w:rPr>
+            </w:pPr>
+            <w:r>
+              <w:rPr>
+                <w:i/>
+                <w:iCs/>
+                <w:szCs w:val="28"/>
+              </w:rPr>
+              <w:t xml:space="preserve">∑Т = </w:t>
+            </w:r>
+            <w:proofErr w:type="spellStart"/>
+            <w:r>
+              <w:rPr>
+                <w:i/>
+                <w:iCs/>
+                <w:szCs w:val="28"/>
+              </w:rPr>
+              <w:t>t</w:t>
+            </w:r>
+            <w:r>
+              <w:rPr>
+                <w:szCs w:val="28"/>
+                <w:vertAlign w:val="subscript"/>
+              </w:rPr>
+              <w:t>оп</w:t>
+            </w:r>
+            <w:proofErr w:type="spellEnd"/>
+            <w:r>
+              <w:rPr>
+                <w:i/>
+                <w:iCs/>
+                <w:szCs w:val="28"/>
+              </w:rPr>
+              <w:t xml:space="preserve"> + t </w:t>
+            </w:r>
+            <w:proofErr w:type="spellStart"/>
+            <w:r>
+              <w:rPr>
+                <w:szCs w:val="28"/>
+                <w:vertAlign w:val="subscript"/>
+              </w:rPr>
+              <w:t>ис</w:t>
+            </w:r>
+            <w:proofErr w:type="spellEnd"/>
+            <w:r>
+              <w:rPr>
+                <w:i/>
+                <w:iCs/>
+                <w:szCs w:val="28"/>
+              </w:rPr>
+              <w:t xml:space="preserve">+ </w:t>
+            </w:r>
+            <w:proofErr w:type="spellStart"/>
+            <w:r>
+              <w:rPr>
+                <w:i/>
+                <w:iCs/>
+                <w:szCs w:val="28"/>
+              </w:rPr>
+              <w:t>t</w:t>
+            </w:r>
+            <w:r>
+              <w:rPr>
+                <w:szCs w:val="28"/>
+                <w:vertAlign w:val="subscript"/>
+              </w:rPr>
+              <w:t>ал</w:t>
+            </w:r>
+            <w:proofErr w:type="spellEnd"/>
+            <w:r>
+              <w:rPr>
+                <w:i/>
+                <w:iCs/>
+                <w:szCs w:val="28"/>
+              </w:rPr>
+              <w:t xml:space="preserve"> + </w:t>
+            </w:r>
+            <w:proofErr w:type="spellStart"/>
+            <w:r>
+              <w:rPr>
+                <w:i/>
+                <w:iCs/>
+                <w:szCs w:val="28"/>
+              </w:rPr>
+              <w:t>t</w:t>
+            </w:r>
+            <w:r>
+              <w:rPr>
+                <w:szCs w:val="28"/>
+                <w:vertAlign w:val="subscript"/>
+              </w:rPr>
+              <w:t>пр</w:t>
+            </w:r>
+            <w:proofErr w:type="spellEnd"/>
+            <w:r>
+              <w:rPr>
+                <w:i/>
+                <w:iCs/>
+                <w:szCs w:val="28"/>
+              </w:rPr>
+              <w:t xml:space="preserve"> + </w:t>
+            </w:r>
+            <w:proofErr w:type="spellStart"/>
+            <w:r>
+              <w:rPr>
+                <w:i/>
+                <w:iCs/>
+                <w:szCs w:val="28"/>
+              </w:rPr>
+              <w:t>t</w:t>
+            </w:r>
+            <w:r>
+              <w:rPr>
+                <w:szCs w:val="28"/>
+                <w:vertAlign w:val="subscript"/>
+              </w:rPr>
+              <w:t>отл</w:t>
+            </w:r>
+            <w:proofErr w:type="spellEnd"/>
+            <w:r>
+              <w:rPr>
+                <w:i/>
+                <w:iCs/>
+                <w:szCs w:val="28"/>
+              </w:rPr>
+              <w:t xml:space="preserve"> + </w:t>
+            </w:r>
+            <w:proofErr w:type="spellStart"/>
+            <w:r>
+              <w:rPr>
+                <w:i/>
+                <w:iCs/>
+                <w:szCs w:val="28"/>
+              </w:rPr>
+              <w:t>t</w:t>
+            </w:r>
+            <w:r>
+              <w:rPr>
+                <w:szCs w:val="28"/>
+                <w:vertAlign w:val="subscript"/>
+              </w:rPr>
+              <w:t>д</w:t>
+            </w:r>
+            <w:proofErr w:type="spellEnd"/>
+            <w:r>
+              <w:rPr>
+                <w:szCs w:val="28"/>
+                <w:vertAlign w:val="subscript"/>
+              </w:rPr>
+              <w:t xml:space="preserve"> </w:t>
+            </w:r>
+            <w:r>
+              <w:rPr>
+                <w:szCs w:val="28"/>
+              </w:rPr>
+              <w:t xml:space="preserve"> </w:t>
+            </w:r>
+          </w:p>
+        </w:tc>
+        <w:tc>
+          <w:tcPr>
+            <w:tcW w:w="986" w:type="dxa"/>
+          </w:tcPr>
+          <w:p>
+            <w:pPr>
+              <w:widowControl/>
+              <w:autoSpaceDE/>
+              <w:autoSpaceDN/>
+              <w:adjustRightInd/>
+              <w:spacing w:line="340" w:lineRule="exact"/>
+              <w:ind w:firstLine="0"/>
+              <w:jc w:val="right"/>
+              <w:rPr>
+                <w:szCs w:val="28"/>
+              </w:rPr>
+            </w:pPr>
+            <w:r>
+              <w:rPr>
+                <w:szCs w:val="28"/>
+              </w:rPr>
+              <w:t>(6.1)</w:t>
+            </w:r>
+          </w:p>
+        </w:tc>
+      </w:tr>
+    </w:tbl>
     <w:p>
       <w:pPr>
         <w:widowControl/>
         <w:autoSpaceDE/>
         <w:autoSpaceDN/>
         <w:adjustRightInd/>
-        <w:ind w:firstLine="0"/>
-        <w:jc w:val="right"/>
-        <w:rPr>
-          <w:szCs w:val="28"/>
-        </w:rPr>
-      </w:pPr>
-      <w:r>
-        <w:rPr>
-          <w:i/>
-          <w:iCs/>
-          <w:szCs w:val="28"/>
-        </w:rPr>
-        <w:t>∑Т = t</w:t>
-      </w:r>
-      <w:r>
-        <w:rPr>
-          <w:szCs w:val="28"/>
-          <w:vertAlign w:val="subscript"/>
-        </w:rPr>
-        <w:t>оп</w:t>
-      </w:r>
-      <w:r>
-        <w:rPr>
-          <w:i/>
-          <w:iCs/>
-          <w:szCs w:val="28"/>
-        </w:rPr>
-        <w:t xml:space="preserve"> + t </w:t>
-      </w:r>
-      <w:r>
-        <w:rPr>
-          <w:szCs w:val="28"/>
-          <w:vertAlign w:val="subscript"/>
-        </w:rPr>
-        <w:t>ис</w:t>
-      </w:r>
-      <w:r>
-        <w:rPr>
-          <w:i/>
-          <w:iCs/>
-          <w:szCs w:val="28"/>
-        </w:rPr>
-        <w:t>+ t</w:t>
-      </w:r>
-      <w:r>
-        <w:rPr>
-          <w:szCs w:val="28"/>
-          <w:vertAlign w:val="subscript"/>
-        </w:rPr>
-        <w:t>ал</w:t>
-      </w:r>
-      <w:r>
-        <w:rPr>
-          <w:i/>
-          <w:iCs/>
-          <w:szCs w:val="28"/>
-        </w:rPr>
-        <w:t xml:space="preserve"> + t</w:t>
-      </w:r>
-      <w:r>
-        <w:rPr>
-          <w:szCs w:val="28"/>
-          <w:vertAlign w:val="subscript"/>
-        </w:rPr>
-        <w:t>пр</w:t>
-      </w:r>
-      <w:r>
-        <w:rPr>
-          <w:i/>
-          <w:iCs/>
-          <w:szCs w:val="28"/>
-        </w:rPr>
-        <w:t xml:space="preserve"> + t</w:t>
-      </w:r>
-      <w:r>
-        <w:rPr>
-          <w:szCs w:val="28"/>
-          <w:vertAlign w:val="subscript"/>
-        </w:rPr>
-        <w:t>отл</w:t>
-      </w:r>
-      <w:r>
-        <w:rPr>
-          <w:i/>
-          <w:iCs/>
-          <w:szCs w:val="28"/>
-        </w:rPr>
-        <w:t xml:space="preserve"> + t</w:t>
-      </w:r>
-      <w:r>
-        <w:rPr>
-          <w:szCs w:val="28"/>
-          <w:vertAlign w:val="subscript"/>
-        </w:rPr>
-        <w:t xml:space="preserve">д </w:t>
-      </w:r>
-      <w:r>
-        <w:rPr>
-          <w:szCs w:val="28"/>
-        </w:rPr>
-        <w:t xml:space="preserve">                         </w:t>
-      </w:r>
-      <w:proofErr w:type="gramStart"/>
-      <w:r>
-        <w:rPr>
-          <w:szCs w:val="28"/>
-        </w:rPr>
-        <w:t xml:space="preserve">   (</w:t>
-      </w:r>
-      <w:proofErr w:type="gramEnd"/>
-      <w:r>
-        <w:rPr>
-          <w:szCs w:val="28"/>
-        </w:rPr>
-        <w:t>6.1)</w:t>
+        <w:spacing w:line="340" w:lineRule="exact"/>
+        <w:rPr>
+          <w:szCs w:val="28"/>
+        </w:rPr>
+      </w:pPr>
+      <w:r>
+        <w:rPr>
+          <w:szCs w:val="28"/>
+        </w:rPr>
+        <w:t>где:</w:t>
       </w:r>
     </w:p>
     <w:p>
@@ -322,15 +471,24 @@
         <w:autoSpaceDE/>
         <w:autoSpaceDN/>
         <w:adjustRightInd/>
-        <w:rPr>
-          <w:szCs w:val="28"/>
-        </w:rPr>
-      </w:pPr>
-      <w:r>
-        <w:rPr>
-          <w:szCs w:val="28"/>
-        </w:rPr>
-        <w:t>где:</w:t>
+        <w:spacing w:line="340" w:lineRule="exact"/>
+        <w:rPr>
+          <w:szCs w:val="28"/>
+        </w:rPr>
+      </w:pPr>
+      <w:r>
+        <w:rPr>
+          <w:i/>
+          <w:iCs/>
+          <w:szCs w:val="28"/>
+        </w:rPr>
+        <w:t>Т</w:t>
+      </w:r>
+      <w:r>
+        <w:rPr>
+          <w:szCs w:val="28"/>
+        </w:rPr>
+        <w:t xml:space="preserve"> – общая трудоёмкость, чел. час.;</w:t>
       </w:r>
     </w:p>
     <w:p>
@@ -339,23 +497,33 @@
         <w:autoSpaceDE/>
         <w:autoSpaceDN/>
         <w:adjustRightInd/>
-        <w:rPr>
-          <w:szCs w:val="28"/>
-        </w:rPr>
-      </w:pPr>
+        <w:spacing w:line="340" w:lineRule="exact"/>
+        <w:rPr>
+          <w:szCs w:val="28"/>
+        </w:rPr>
+      </w:pPr>
+      <w:proofErr w:type="spellStart"/>
       <w:r>
         <w:rPr>
           <w:i/>
           <w:iCs/>
           <w:szCs w:val="28"/>
         </w:rPr>
-        <w:t>Т</w:t>
-      </w:r>
-      <w:r>
-        <w:rPr>
-          <w:szCs w:val="28"/>
-        </w:rPr>
-        <w:t xml:space="preserve"> – общая трудоёмкость, чел. час.;</w:t>
+        <w:t>t</w:t>
+      </w:r>
+      <w:r>
+        <w:rPr>
+          <w:szCs w:val="28"/>
+          <w:vertAlign w:val="subscript"/>
+        </w:rPr>
+        <w:t>оп</w:t>
+      </w:r>
+      <w:proofErr w:type="spellEnd"/>
+      <w:r>
+        <w:rPr>
+          <w:szCs w:val="28"/>
+        </w:rPr>
+        <w:t xml:space="preserve"> – затраты труда на подготовку и описание задачи, чел. час.;</w:t>
       </w:r>
     </w:p>
     <w:p>
@@ -364,10 +532,12 @@
         <w:autoSpaceDE/>
         <w:autoSpaceDN/>
         <w:adjustRightInd/>
-        <w:rPr>
-          <w:szCs w:val="28"/>
-        </w:rPr>
-      </w:pPr>
+        <w:spacing w:line="340" w:lineRule="exact"/>
+        <w:rPr>
+          <w:szCs w:val="28"/>
+        </w:rPr>
+      </w:pPr>
+      <w:proofErr w:type="spellStart"/>
       <w:r>
         <w:rPr>
           <w:i/>
@@ -381,13 +551,14 @@
           <w:szCs w:val="28"/>
           <w:vertAlign w:val="subscript"/>
         </w:rPr>
-        <w:t>оп</w:t>
-      </w:r>
-      <w:r>
-        <w:rPr>
-          <w:szCs w:val="28"/>
-        </w:rPr>
-        <w:t xml:space="preserve"> – затраты труда на подготовку и описание задачи, чел. час.;</w:t>
+        <w:t>ис</w:t>
+      </w:r>
+      <w:proofErr w:type="spellEnd"/>
+      <w:r>
+        <w:rPr>
+          <w:szCs w:val="28"/>
+        </w:rPr>
+        <w:t xml:space="preserve"> – затраты труда на исследование алгоритма решения задачи, чел. час.;</w:t>
       </w:r>
     </w:p>
     <w:p>
@@ -396,10 +567,12 @@
         <w:autoSpaceDE/>
         <w:autoSpaceDN/>
         <w:adjustRightInd/>
-        <w:rPr>
-          <w:szCs w:val="28"/>
-        </w:rPr>
-      </w:pPr>
+        <w:spacing w:line="340" w:lineRule="exact"/>
+        <w:rPr>
+          <w:szCs w:val="28"/>
+        </w:rPr>
+      </w:pPr>
+      <w:proofErr w:type="spellStart"/>
       <w:r>
         <w:rPr>
           <w:i/>
@@ -413,13 +586,14 @@
           <w:szCs w:val="28"/>
           <w:vertAlign w:val="subscript"/>
         </w:rPr>
-        <w:t>ис</w:t>
-      </w:r>
-      <w:r>
-        <w:rPr>
-          <w:szCs w:val="28"/>
-        </w:rPr>
-        <w:t xml:space="preserve"> – затраты труда на исследование алгоритма решения задачи, чел. час.;</w:t>
+        <w:t>ал</w:t>
+      </w:r>
+      <w:proofErr w:type="spellEnd"/>
+      <w:r>
+        <w:rPr>
+          <w:szCs w:val="28"/>
+        </w:rPr>
+        <w:t xml:space="preserve"> – затраты на разработку блок-схемы алгоритма, чел. час.;</w:t>
       </w:r>
     </w:p>
     <w:p>
@@ -428,10 +602,12 @@
         <w:autoSpaceDE/>
         <w:autoSpaceDN/>
         <w:adjustRightInd/>
-        <w:rPr>
-          <w:szCs w:val="28"/>
-        </w:rPr>
-      </w:pPr>
+        <w:spacing w:line="340" w:lineRule="exact"/>
+        <w:rPr>
+          <w:szCs w:val="28"/>
+        </w:rPr>
+      </w:pPr>
+      <w:proofErr w:type="spellStart"/>
       <w:r>
         <w:rPr>
           <w:i/>
@@ -445,13 +621,14 @@
           <w:szCs w:val="28"/>
           <w:vertAlign w:val="subscript"/>
         </w:rPr>
-        <w:t>ал</w:t>
-      </w:r>
-      <w:r>
-        <w:rPr>
-          <w:szCs w:val="28"/>
-        </w:rPr>
-        <w:t xml:space="preserve"> – затраты на разработку блок-схемы алгоритма, чел. час.;</w:t>
+        <w:t>пр</w:t>
+      </w:r>
+      <w:proofErr w:type="spellEnd"/>
+      <w:r>
+        <w:rPr>
+          <w:szCs w:val="28"/>
+        </w:rPr>
+        <w:t xml:space="preserve"> – затраты труда на программирование алгоритма по блок-схеме, чел. час.;</w:t>
       </w:r>
     </w:p>
     <w:p>
@@ -460,10 +637,12 @@
         <w:autoSpaceDE/>
         <w:autoSpaceDN/>
         <w:adjustRightInd/>
-        <w:rPr>
-          <w:szCs w:val="28"/>
-        </w:rPr>
-      </w:pPr>
+        <w:spacing w:line="340" w:lineRule="exact"/>
+        <w:rPr>
+          <w:szCs w:val="28"/>
+        </w:rPr>
+      </w:pPr>
+      <w:proofErr w:type="spellStart"/>
       <w:r>
         <w:rPr>
           <w:i/>
@@ -477,13 +656,14 @@
           <w:szCs w:val="28"/>
           <w:vertAlign w:val="subscript"/>
         </w:rPr>
-        <w:t>пр</w:t>
-      </w:r>
-      <w:r>
-        <w:rPr>
-          <w:szCs w:val="28"/>
-        </w:rPr>
-        <w:t xml:space="preserve"> – затраты труда на программирование алгоритма по блок-схеме, чел. час.;</w:t>
+        <w:t>отл</w:t>
+      </w:r>
+      <w:proofErr w:type="spellEnd"/>
+      <w:r>
+        <w:rPr>
+          <w:szCs w:val="28"/>
+        </w:rPr>
+        <w:t xml:space="preserve"> – затраты на отладку программы на ПК, чел. час.;</w:t>
       </w:r>
     </w:p>
     <w:p>
@@ -492,10 +672,12 @@
         <w:autoSpaceDE/>
         <w:autoSpaceDN/>
         <w:adjustRightInd/>
-        <w:rPr>
-          <w:szCs w:val="28"/>
-        </w:rPr>
-      </w:pPr>
+        <w:spacing w:line="340" w:lineRule="exact"/>
+        <w:rPr>
+          <w:szCs w:val="28"/>
+        </w:rPr>
+      </w:pPr>
+      <w:proofErr w:type="spellStart"/>
       <w:r>
         <w:rPr>
           <w:i/>
@@ -509,13 +691,14 @@
           <w:szCs w:val="28"/>
           <w:vertAlign w:val="subscript"/>
         </w:rPr>
-        <w:t>отл</w:t>
-      </w:r>
-      <w:r>
-        <w:rPr>
-          <w:szCs w:val="28"/>
-        </w:rPr>
-        <w:t xml:space="preserve"> – затраты на отладку программы на ПК, чел. час.;</w:t>
+        <w:t>д</w:t>
+      </w:r>
+      <w:proofErr w:type="spellEnd"/>
+      <w:r>
+        <w:rPr>
+          <w:szCs w:val="28"/>
+        </w:rPr>
+        <w:t xml:space="preserve"> – затраты на подготовку документации, чел. час.</w:t>
       </w:r>
     </w:p>
     <w:p>
@@ -524,65 +707,35 @@
         <w:autoSpaceDE/>
         <w:autoSpaceDN/>
         <w:adjustRightInd/>
-        <w:rPr>
-          <w:szCs w:val="28"/>
+        <w:spacing w:line="340" w:lineRule="exact"/>
+        <w:rPr>
+          <w:lang w:eastAsia="en-US"/>
+        </w:rPr>
+      </w:pPr>
+    </w:p>
+    <w:p>
+      <w:pPr>
+        <w:spacing w:line="340" w:lineRule="exact"/>
+        <w:ind w:firstLine="0"/>
+        <w:jc w:val="center"/>
+        <w:rPr>
+          <w:lang w:eastAsia="en-US"/>
         </w:rPr>
       </w:pPr>
       <w:r>
         <w:rPr>
           <w:i/>
           <w:iCs/>
-          <w:szCs w:val="28"/>
-        </w:rPr>
-        <w:t>t</w:t>
-      </w:r>
-      <w:r>
-        <w:rPr>
-          <w:szCs w:val="28"/>
-          <w:vertAlign w:val="subscript"/>
-        </w:rPr>
-        <w:t>д</w:t>
-      </w:r>
-      <w:r>
-        <w:rPr>
-          <w:szCs w:val="28"/>
-        </w:rPr>
-        <w:t xml:space="preserve"> – затраты на подготовку документации, чел. час.</w:t>
-      </w:r>
-    </w:p>
-    <w:p>
-      <w:pPr>
-        <w:widowControl/>
-        <w:autoSpaceDE/>
-        <w:autoSpaceDN/>
-        <w:adjustRightInd/>
-        <w:rPr>
-          <w:lang w:eastAsia="en-US"/>
-        </w:rPr>
-      </w:pPr>
-    </w:p>
-    <w:p>
-      <w:pPr>
-        <w:ind w:firstLine="0"/>
-        <w:jc w:val="center"/>
-        <w:rPr>
-          <w:lang w:eastAsia="en-US"/>
-        </w:rPr>
-      </w:pPr>
+          <w:lang w:eastAsia="en-US"/>
+        </w:rPr>
+        <w:t>∑</w:t>
+      </w:r>
       <w:r>
         <w:rPr>
           <w:i/>
           <w:iCs/>
           <w:lang w:eastAsia="en-US"/>
         </w:rPr>
-        <w:t>∑</w:t>
-      </w:r>
-      <w:r>
-        <w:rPr>
-          <w:i/>
-          <w:iCs/>
-          <w:lang w:eastAsia="en-US"/>
-        </w:rPr>
         <w:t>Т</w:t>
       </w:r>
       <w:r>
@@ -600,6 +753,7 @@
     </w:p>
     <w:p>
       <w:pPr>
+        <w:spacing w:line="340" w:lineRule="exact"/>
         <w:rPr>
           <w:lang w:eastAsia="en-US"/>
         </w:rPr>
@@ -613,27 +767,16 @@
     </w:p>
     <w:p>
       <w:pPr>
-        <w:rPr>
-          <w:lang w:eastAsia="en-US"/>
-        </w:rPr>
-      </w:pPr>
-    </w:p>
-    <w:p>
-      <w:pPr>
-        <w:rPr>
-          <w:lang w:eastAsia="en-US"/>
-        </w:rPr>
-      </w:pPr>
-    </w:p>
-    <w:p>
-      <w:pPr>
-        <w:rPr>
-          <w:lang w:eastAsia="en-US"/>
-        </w:rPr>
-      </w:pPr>
-    </w:p>
-    <w:p>
-      <w:pPr>
+        <w:spacing w:line="340" w:lineRule="exact"/>
+        <w:ind w:firstLine="0"/>
+        <w:rPr>
+          <w:lang w:eastAsia="en-US"/>
+        </w:rPr>
+      </w:pPr>
+    </w:p>
+    <w:p>
+      <w:pPr>
+        <w:spacing w:line="340" w:lineRule="exact"/>
         <w:rPr>
           <w:lang w:eastAsia="en-US"/>
         </w:rPr>
@@ -670,6 +813,7 @@
           </w:tcPr>
           <w:p>
             <w:pPr>
+              <w:spacing w:line="340" w:lineRule="exact"/>
               <w:ind w:firstLine="0"/>
               <w:jc w:val="center"/>
               <w:rPr>
@@ -701,6 +845,7 @@
           </w:tcPr>
           <w:p>
             <w:pPr>
+              <w:spacing w:line="340" w:lineRule="exact"/>
               <w:ind w:firstLine="0"/>
               <w:jc w:val="center"/>
               <w:rPr>
@@ -734,6 +879,7 @@
           </w:tcPr>
           <w:p>
             <w:pPr>
+              <w:spacing w:line="340" w:lineRule="exact"/>
               <w:ind w:firstLine="0"/>
               <w:rPr>
                 <w:sz w:val="24"/>
@@ -747,7 +893,6 @@
                 <w:szCs w:val="24"/>
                 <w:lang w:eastAsia="en-US"/>
               </w:rPr>
-              <w:lastRenderedPageBreak/>
               <w:t>Подготовка и описание задачи</w:t>
             </w:r>
           </w:p>
@@ -765,6 +910,7 @@
           </w:tcPr>
           <w:p>
             <w:pPr>
+              <w:spacing w:line="340" w:lineRule="exact"/>
               <w:ind w:firstLine="0"/>
               <w:jc w:val="center"/>
               <w:rPr>
@@ -798,6 +944,7 @@
           </w:tcPr>
           <w:p>
             <w:pPr>
+              <w:spacing w:line="340" w:lineRule="exact"/>
               <w:ind w:firstLine="0"/>
               <w:rPr>
                 <w:sz w:val="24"/>
@@ -828,6 +975,7 @@
           </w:tcPr>
           <w:p>
             <w:pPr>
+              <w:spacing w:line="340" w:lineRule="exact"/>
               <w:ind w:firstLine="0"/>
               <w:jc w:val="center"/>
               <w:rPr>
@@ -861,6 +1009,7 @@
           </w:tcPr>
           <w:p>
             <w:pPr>
+              <w:spacing w:line="340" w:lineRule="exact"/>
               <w:ind w:firstLine="0"/>
               <w:rPr>
                 <w:sz w:val="24"/>
@@ -891,6 +1040,7 @@
           </w:tcPr>
           <w:p>
             <w:pPr>
+              <w:spacing w:line="340" w:lineRule="exact"/>
               <w:ind w:firstLine="0"/>
               <w:jc w:val="center"/>
               <w:rPr>
@@ -924,6 +1074,7 @@
           </w:tcPr>
           <w:p>
             <w:pPr>
+              <w:spacing w:line="340" w:lineRule="exact"/>
               <w:ind w:firstLine="0"/>
               <w:rPr>
                 <w:sz w:val="24"/>
@@ -954,6 +1105,7 @@
           </w:tcPr>
           <w:p>
             <w:pPr>
+              <w:spacing w:line="340" w:lineRule="exact"/>
               <w:ind w:firstLine="0"/>
               <w:jc w:val="center"/>
               <w:rPr>
@@ -977,6 +1129,152 @@
                 <w:lang w:eastAsia="en-US"/>
               </w:rPr>
               <w:t>5</w:t>
+            </w:r>
+          </w:p>
+        </w:tc>
+      </w:tr>
+      <w:tr>
+        <w:tc>
+          <w:tcPr>
+            <w:tcW w:w="5216" w:type="dxa"/>
+            <w:tcBorders>
+              <w:top w:val="single" w:sz="4" w:space="0" w:color="auto"/>
+              <w:left w:val="nil"/>
+              <w:bottom w:val="nil"/>
+              <w:right w:val="nil"/>
+            </w:tcBorders>
+          </w:tcPr>
+          <w:p>
+            <w:pPr>
+              <w:spacing w:line="340" w:lineRule="exact"/>
+              <w:ind w:firstLine="0"/>
+              <w:rPr>
+                <w:sz w:val="24"/>
+                <w:szCs w:val="24"/>
+                <w:lang w:eastAsia="en-US"/>
+              </w:rPr>
+            </w:pPr>
+          </w:p>
+        </w:tc>
+        <w:tc>
+          <w:tcPr>
+            <w:tcW w:w="4106" w:type="dxa"/>
+            <w:tcBorders>
+              <w:top w:val="single" w:sz="4" w:space="0" w:color="auto"/>
+              <w:left w:val="nil"/>
+              <w:bottom w:val="nil"/>
+              <w:right w:val="nil"/>
+            </w:tcBorders>
+          </w:tcPr>
+          <w:p>
+            <w:pPr>
+              <w:spacing w:line="340" w:lineRule="exact"/>
+              <w:ind w:firstLine="0"/>
+              <w:jc w:val="center"/>
+              <w:rPr>
+                <w:sz w:val="24"/>
+                <w:szCs w:val="24"/>
+                <w:lang w:eastAsia="en-US"/>
+              </w:rPr>
+            </w:pPr>
+          </w:p>
+        </w:tc>
+      </w:tr>
+      <w:tr>
+        <w:tc>
+          <w:tcPr>
+            <w:tcW w:w="9322" w:type="dxa"/>
+            <w:gridSpan w:val="2"/>
+            <w:tcBorders>
+              <w:top w:val="nil"/>
+              <w:left w:val="nil"/>
+              <w:bottom w:val="single" w:sz="4" w:space="0" w:color="auto"/>
+              <w:right w:val="nil"/>
+            </w:tcBorders>
+          </w:tcPr>
+          <w:p>
+            <w:pPr>
+              <w:spacing w:line="340" w:lineRule="exact"/>
+              <w:ind w:firstLine="0"/>
+              <w:jc w:val="left"/>
+              <w:rPr>
+                <w:sz w:val="24"/>
+                <w:szCs w:val="24"/>
+                <w:lang w:eastAsia="en-US"/>
+              </w:rPr>
+            </w:pPr>
+            <w:r>
+              <w:rPr>
+                <w:sz w:val="24"/>
+                <w:szCs w:val="24"/>
+                <w:lang w:eastAsia="en-US"/>
+              </w:rPr>
+              <w:lastRenderedPageBreak/>
+              <w:t>Продолжение таблицы 6.1</w:t>
+            </w:r>
+          </w:p>
+        </w:tc>
+      </w:tr>
+      <w:tr>
+        <w:tc>
+          <w:tcPr>
+            <w:tcW w:w="5216" w:type="dxa"/>
+            <w:tcBorders>
+              <w:top w:val="single" w:sz="4" w:space="0" w:color="auto"/>
+              <w:left w:val="single" w:sz="4" w:space="0" w:color="auto"/>
+              <w:bottom w:val="single" w:sz="4" w:space="0" w:color="auto"/>
+              <w:right w:val="single" w:sz="4" w:space="0" w:color="auto"/>
+            </w:tcBorders>
+          </w:tcPr>
+          <w:p>
+            <w:pPr>
+              <w:spacing w:line="340" w:lineRule="exact"/>
+              <w:ind w:firstLine="0"/>
+              <w:jc w:val="center"/>
+              <w:rPr>
+                <w:sz w:val="24"/>
+                <w:szCs w:val="24"/>
+                <w:lang w:eastAsia="en-US"/>
+              </w:rPr>
+            </w:pPr>
+            <w:r>
+              <w:rPr>
+                <w:sz w:val="24"/>
+                <w:szCs w:val="24"/>
+                <w:lang w:eastAsia="en-US"/>
+              </w:rPr>
+              <w:t>Вид работ</w:t>
+            </w:r>
+          </w:p>
+        </w:tc>
+        <w:tc>
+          <w:tcPr>
+            <w:tcW w:w="4106" w:type="dxa"/>
+            <w:tcBorders>
+              <w:top w:val="single" w:sz="4" w:space="0" w:color="auto"/>
+              <w:left w:val="single" w:sz="4" w:space="0" w:color="auto"/>
+              <w:bottom w:val="single" w:sz="4" w:space="0" w:color="auto"/>
+              <w:right w:val="single" w:sz="4" w:space="0" w:color="auto"/>
+            </w:tcBorders>
+          </w:tcPr>
+          <w:p>
+            <w:pPr>
+              <w:spacing w:line="340" w:lineRule="exact"/>
+              <w:ind w:firstLine="0"/>
+              <w:jc w:val="center"/>
+              <w:rPr>
+                <w:sz w:val="24"/>
+                <w:szCs w:val="24"/>
+                <w:lang w:eastAsia="en-US"/>
+              </w:rPr>
+            </w:pPr>
+            <w:r>
+              <w:rPr>
+                <w:sz w:val="24"/>
+                <w:szCs w:val="24"/>
+                <w:lang w:eastAsia="en-US"/>
+              </w:rPr>
+              <w:t>Трудоемкость в часах</w:t>
             </w:r>
           </w:p>
         </w:tc>
@@ -995,6 +1293,7 @@
           </w:tcPr>
           <w:p>
             <w:pPr>
+              <w:spacing w:line="340" w:lineRule="exact"/>
               <w:ind w:firstLine="0"/>
               <w:rPr>
                 <w:sz w:val="24"/>
@@ -1025,6 +1324,7 @@
           </w:tcPr>
           <w:p>
             <w:pPr>
+              <w:spacing w:line="340" w:lineRule="exact"/>
               <w:ind w:firstLine="0"/>
               <w:jc w:val="center"/>
               <w:rPr>
@@ -1058,6 +1358,7 @@
           </w:tcPr>
           <w:p>
             <w:pPr>
+              <w:spacing w:line="340" w:lineRule="exact"/>
               <w:ind w:firstLine="0"/>
               <w:rPr>
                 <w:sz w:val="24"/>
@@ -1088,6 +1389,7 @@
           </w:tcPr>
           <w:p>
             <w:pPr>
+              <w:spacing w:line="340" w:lineRule="exact"/>
               <w:ind w:firstLine="0"/>
               <w:jc w:val="center"/>
               <w:rPr>
@@ -1121,6 +1423,7 @@
           </w:tcPr>
           <w:p>
             <w:pPr>
+              <w:spacing w:line="340" w:lineRule="exact"/>
               <w:ind w:firstLine="0"/>
               <w:rPr>
                 <w:sz w:val="24"/>
@@ -1151,6 +1454,7 @@
           </w:tcPr>
           <w:p>
             <w:pPr>
+              <w:spacing w:line="340" w:lineRule="exact"/>
               <w:ind w:firstLine="0"/>
               <w:jc w:val="center"/>
               <w:rPr>
@@ -1173,13 +1477,15 @@
     </w:tbl>
     <w:p>
       <w:pPr>
-        <w:rPr>
-          <w:lang w:eastAsia="en-US"/>
-        </w:rPr>
-      </w:pPr>
-    </w:p>
-    <w:p>
-      <w:pPr>
+        <w:spacing w:line="340" w:lineRule="exact"/>
+        <w:rPr>
+          <w:lang w:eastAsia="en-US"/>
+        </w:rPr>
+      </w:pPr>
+    </w:p>
+    <w:p>
+      <w:pPr>
+        <w:spacing w:line="340" w:lineRule="exact"/>
         <w:rPr>
           <w:lang w:eastAsia="en-US"/>
         </w:rPr>
@@ -1188,16 +1494,17 @@
     <w:p>
       <w:pPr>
         <w:pStyle w:val="1"/>
+        <w:spacing w:line="340" w:lineRule="exact"/>
         <w:rPr>
           <w:rFonts w:cs="Times New Roman"/>
           <w:sz w:val="28"/>
           <w:szCs w:val="28"/>
         </w:rPr>
       </w:pPr>
-      <w:bookmarkStart w:id="6" w:name="_Toc104510906"/>
-      <w:bookmarkStart w:id="7" w:name="_Toc106451010"/>
-      <w:bookmarkStart w:id="8" w:name="_Toc197080918"/>
-      <w:bookmarkStart w:id="9" w:name="_Toc201222753"/>
+      <w:bookmarkStart w:id="5" w:name="_Toc104510906"/>
+      <w:bookmarkStart w:id="6" w:name="_Toc106451010"/>
+      <w:bookmarkStart w:id="7" w:name="_Toc197080918"/>
+      <w:bookmarkStart w:id="8" w:name="_Toc201222753"/>
       <w:r>
         <w:rPr>
           <w:rFonts w:cs="Times New Roman"/>
@@ -1206,20 +1513,22 @@
         </w:rPr>
         <w:t>6.2 Расчёт затрат на разработку программного обеспечения</w:t>
       </w:r>
+      <w:bookmarkEnd w:id="5"/>
       <w:bookmarkEnd w:id="6"/>
       <w:bookmarkEnd w:id="7"/>
       <w:bookmarkEnd w:id="8"/>
-      <w:bookmarkEnd w:id="9"/>
-    </w:p>
-    <w:p>
-      <w:pPr>
-        <w:rPr>
-          <w:lang w:eastAsia="en-US"/>
-        </w:rPr>
-      </w:pPr>
-    </w:p>
-    <w:p>
-      <w:pPr>
+    </w:p>
+    <w:p>
+      <w:pPr>
+        <w:spacing w:line="340" w:lineRule="exact"/>
+        <w:rPr>
+          <w:lang w:eastAsia="en-US"/>
+        </w:rPr>
+      </w:pPr>
+    </w:p>
+    <w:p>
+      <w:pPr>
+        <w:spacing w:line="340" w:lineRule="exact"/>
         <w:rPr>
           <w:lang w:eastAsia="en-US"/>
         </w:rPr>
@@ -1231,6 +1540,7 @@
         <w:autoSpaceDE/>
         <w:autoSpaceDN/>
         <w:adjustRightInd/>
+        <w:spacing w:line="340" w:lineRule="exact"/>
         <w:rPr>
           <w:szCs w:val="28"/>
         </w:rPr>
@@ -1253,6 +1563,7 @@
         <w:autoSpaceDE/>
         <w:autoSpaceDN/>
         <w:adjustRightInd/>
+        <w:spacing w:line="340" w:lineRule="exact"/>
         <w:ind w:left="0" w:firstLine="709"/>
         <w:rPr>
           <w:rFonts w:ascii="Times New Roman" w:hAnsi="Times New Roman" w:cs="Times New Roman"/>
@@ -1278,6 +1589,7 @@
         <w:autoSpaceDE/>
         <w:autoSpaceDN/>
         <w:adjustRightInd/>
+        <w:spacing w:line="340" w:lineRule="exact"/>
         <w:ind w:left="0" w:firstLine="709"/>
         <w:rPr>
           <w:rFonts w:ascii="Times New Roman" w:hAnsi="Times New Roman" w:cs="Times New Roman"/>
@@ -1303,6 +1615,7 @@
         <w:autoSpaceDE/>
         <w:autoSpaceDN/>
         <w:adjustRightInd/>
+        <w:spacing w:line="340" w:lineRule="exact"/>
         <w:ind w:left="0" w:firstLine="709"/>
         <w:rPr>
           <w:rFonts w:ascii="Times New Roman" w:hAnsi="Times New Roman" w:cs="Times New Roman"/>
@@ -1328,6 +1641,7 @@
         <w:autoSpaceDE/>
         <w:autoSpaceDN/>
         <w:adjustRightInd/>
+        <w:spacing w:line="340" w:lineRule="exact"/>
         <w:ind w:left="0" w:firstLine="709"/>
         <w:rPr>
           <w:rFonts w:ascii="Times New Roman" w:hAnsi="Times New Roman" w:cs="Times New Roman"/>
@@ -1348,6 +1662,7 @@
         <w:autoSpaceDE/>
         <w:autoSpaceDN/>
         <w:adjustRightInd/>
+        <w:spacing w:line="340" w:lineRule="exact"/>
         <w:rPr>
           <w:szCs w:val="28"/>
         </w:rPr>
@@ -1365,15 +1680,23 @@
         <w:autoSpaceDE/>
         <w:autoSpaceDN/>
         <w:adjustRightInd/>
-        <w:rPr>
-          <w:szCs w:val="28"/>
-        </w:rPr>
-      </w:pPr>
-      <w:r>
-        <w:rPr>
-          <w:szCs w:val="28"/>
-        </w:rPr>
-        <w:t>Основная заработная плата (ЗП</w:t>
+        <w:spacing w:line="340" w:lineRule="exact"/>
+        <w:rPr>
+          <w:szCs w:val="28"/>
+        </w:rPr>
+      </w:pPr>
+      <w:r>
+        <w:rPr>
+          <w:szCs w:val="28"/>
+        </w:rPr>
+        <w:t>Основная заработная плата (</w:t>
+      </w:r>
+      <w:proofErr w:type="spellStart"/>
+      <w:r>
+        <w:rPr>
+          <w:szCs w:val="28"/>
+        </w:rPr>
+        <w:t>ЗП</w:t>
       </w:r>
       <w:r>
         <w:rPr>
@@ -1382,11 +1705,36 @@
         </w:rPr>
         <w:t>осн</w:t>
       </w:r>
-      <w:r>
-        <w:rPr>
-          <w:szCs w:val="28"/>
-        </w:rPr>
-        <w:t>) рассчитывается по формуле 6.2:</w:t>
+      <w:proofErr w:type="spellEnd"/>
+      <w:r>
+        <w:rPr>
+          <w:szCs w:val="28"/>
+        </w:rPr>
+        <w:t xml:space="preserve">) рассчитывается по формуле </w:t>
+      </w:r>
+      <w:r>
+        <w:rPr>
+          <w:szCs w:val="28"/>
+        </w:rPr>
+        <w:t>(</w:t>
+      </w:r>
+      <w:r>
+        <w:rPr>
+          <w:szCs w:val="28"/>
+        </w:rPr>
+        <w:t>6.2</w:t>
+      </w:r>
+      <w:r>
+        <w:rPr>
+          <w:szCs w:val="28"/>
+        </w:rPr>
+        <w:t>)</w:t>
+      </w:r>
+      <w:r>
+        <w:rPr>
+          <w:szCs w:val="28"/>
+        </w:rPr>
+        <w:t>:</w:t>
       </w:r>
     </w:p>
     <w:p>
@@ -1395,94 +1743,180 @@
         <w:autoSpaceDE/>
         <w:autoSpaceDN/>
         <w:adjustRightInd/>
-        <w:rPr>
-          <w:szCs w:val="28"/>
-        </w:rPr>
-      </w:pPr>
-    </w:p>
+        <w:spacing w:line="340" w:lineRule="exact"/>
+        <w:rPr>
+          <w:szCs w:val="28"/>
+        </w:rPr>
+      </w:pPr>
+    </w:p>
+    <w:tbl>
+      <w:tblPr>
+        <w:tblStyle w:val="a5"/>
+        <w:tblW w:w="0" w:type="auto"/>
+        <w:tblBorders>
+          <w:top w:val="none" w:sz="0" w:space="0" w:color="auto"/>
+          <w:left w:val="none" w:sz="0" w:space="0" w:color="auto"/>
+          <w:bottom w:val="none" w:sz="0" w:space="0" w:color="auto"/>
+          <w:right w:val="none" w:sz="0" w:space="0" w:color="auto"/>
+          <w:insideH w:val="none" w:sz="0" w:space="0" w:color="auto"/>
+          <w:insideV w:val="none" w:sz="0" w:space="0" w:color="auto"/>
+        </w:tblBorders>
+        <w:tblLook w:val="04A0" w:firstRow="1" w:lastRow="0" w:firstColumn="1" w:lastColumn="0" w:noHBand="0" w:noVBand="1"/>
+      </w:tblPr>
+      <w:tblGrid>
+        <w:gridCol w:w="8642"/>
+        <w:gridCol w:w="986"/>
+      </w:tblGrid>
+      <w:tr>
+        <w:tc>
+          <w:tcPr>
+            <w:tcW w:w="8642" w:type="dxa"/>
+          </w:tcPr>
+          <w:p>
+            <w:pPr>
+              <w:widowControl/>
+              <w:autoSpaceDE/>
+              <w:autoSpaceDN/>
+              <w:adjustRightInd/>
+              <w:spacing w:line="340" w:lineRule="exact"/>
+              <w:ind w:left="1878" w:firstLine="0"/>
+              <w:jc w:val="left"/>
+              <w:rPr>
+                <w:szCs w:val="28"/>
+              </w:rPr>
+            </w:pPr>
+            <w:proofErr w:type="spellStart"/>
+            <w:r>
+              <w:rPr>
+                <w:szCs w:val="28"/>
+              </w:rPr>
+              <w:t>ЗП</w:t>
+            </w:r>
+            <w:r>
+              <w:rPr>
+                <w:szCs w:val="28"/>
+                <w:vertAlign w:val="subscript"/>
+              </w:rPr>
+              <w:t>осн</w:t>
+            </w:r>
+            <w:proofErr w:type="spellEnd"/>
+            <w:r>
+              <w:rPr>
+                <w:szCs w:val="28"/>
+              </w:rPr>
+              <w:t xml:space="preserve"> = ∑T × </w:t>
+            </w:r>
+            <w:proofErr w:type="spellStart"/>
+            <w:r>
+              <w:rPr>
+                <w:szCs w:val="28"/>
+              </w:rPr>
+              <w:t>ТС</w:t>
+            </w:r>
+            <w:r>
+              <w:rPr>
+                <w:szCs w:val="28"/>
+                <w:vertAlign w:val="subscript"/>
+              </w:rPr>
+              <w:t>мес</w:t>
+            </w:r>
+            <w:proofErr w:type="spellEnd"/>
+            <w:r>
+              <w:rPr>
+                <w:szCs w:val="28"/>
+              </w:rPr>
+              <w:t xml:space="preserve"> / </w:t>
+            </w:r>
+            <w:proofErr w:type="spellStart"/>
+            <w:r>
+              <w:rPr>
+                <w:szCs w:val="28"/>
+              </w:rPr>
+              <w:t>Н</w:t>
+            </w:r>
+            <w:r>
+              <w:rPr>
+                <w:szCs w:val="28"/>
+                <w:vertAlign w:val="subscript"/>
+              </w:rPr>
+              <w:t>вр</w:t>
+            </w:r>
+            <w:proofErr w:type="spellEnd"/>
+            <w:r>
+              <w:rPr>
+                <w:szCs w:val="28"/>
+              </w:rPr>
+              <w:t xml:space="preserve"> × </w:t>
+            </w:r>
+            <w:proofErr w:type="spellStart"/>
+            <w:proofErr w:type="gramStart"/>
+            <w:r>
+              <w:rPr>
+                <w:szCs w:val="28"/>
+              </w:rPr>
+              <w:t>К</w:t>
+            </w:r>
+            <w:r>
+              <w:rPr>
+                <w:szCs w:val="28"/>
+                <w:vertAlign w:val="subscript"/>
+              </w:rPr>
+              <w:t>тар</w:t>
+            </w:r>
+            <w:proofErr w:type="spellEnd"/>
+            <w:r>
+              <w:rPr>
+                <w:szCs w:val="28"/>
+              </w:rPr>
+              <w:t>,  руб.</w:t>
+            </w:r>
+            <w:proofErr w:type="gramEnd"/>
+            <w:r>
+              <w:rPr>
+                <w:szCs w:val="28"/>
+              </w:rPr>
+              <w:t xml:space="preserve"> </w:t>
+            </w:r>
+          </w:p>
+        </w:tc>
+        <w:tc>
+          <w:tcPr>
+            <w:tcW w:w="986" w:type="dxa"/>
+          </w:tcPr>
+          <w:p>
+            <w:pPr>
+              <w:widowControl/>
+              <w:autoSpaceDE/>
+              <w:autoSpaceDN/>
+              <w:adjustRightInd/>
+              <w:spacing w:line="340" w:lineRule="exact"/>
+              <w:ind w:firstLine="0"/>
+              <w:jc w:val="right"/>
+              <w:rPr>
+                <w:szCs w:val="28"/>
+              </w:rPr>
+            </w:pPr>
+            <w:r>
+              <w:rPr>
+                <w:szCs w:val="28"/>
+              </w:rPr>
+              <w:t>(6.2)</w:t>
+            </w:r>
+          </w:p>
+        </w:tc>
+      </w:tr>
+    </w:tbl>
     <w:p>
       <w:pPr>
         <w:widowControl/>
         <w:autoSpaceDE/>
         <w:autoSpaceDN/>
         <w:adjustRightInd/>
-        <w:jc w:val="right"/>
-        <w:rPr>
-          <w:szCs w:val="28"/>
-        </w:rPr>
-      </w:pPr>
-      <w:r>
-        <w:rPr>
-          <w:szCs w:val="28"/>
-        </w:rPr>
-        <w:t xml:space="preserve">               ЗП</w:t>
-      </w:r>
-      <w:r>
-        <w:rPr>
-          <w:szCs w:val="28"/>
-          <w:vertAlign w:val="subscript"/>
-        </w:rPr>
-        <w:t>осн</w:t>
-      </w:r>
-      <w:r>
-        <w:rPr>
-          <w:szCs w:val="28"/>
-        </w:rPr>
-        <w:t xml:space="preserve"> = ∑T × ТС</w:t>
-      </w:r>
-      <w:r>
-        <w:rPr>
-          <w:szCs w:val="28"/>
-          <w:vertAlign w:val="subscript"/>
-        </w:rPr>
-        <w:t>мес</w:t>
-      </w:r>
-      <w:r>
-        <w:rPr>
-          <w:szCs w:val="28"/>
-        </w:rPr>
-        <w:t xml:space="preserve"> / Н</w:t>
-      </w:r>
-      <w:r>
-        <w:rPr>
-          <w:szCs w:val="28"/>
-          <w:vertAlign w:val="subscript"/>
-        </w:rPr>
-        <w:t>вр</w:t>
-      </w:r>
-      <w:r>
-        <w:rPr>
-          <w:szCs w:val="28"/>
-        </w:rPr>
-        <w:t xml:space="preserve"> × </w:t>
-      </w:r>
-      <w:proofErr w:type="gramStart"/>
-      <w:r>
-        <w:rPr>
-          <w:szCs w:val="28"/>
-        </w:rPr>
-        <w:t>К</w:t>
-      </w:r>
-      <w:r>
-        <w:rPr>
-          <w:szCs w:val="28"/>
-          <w:vertAlign w:val="subscript"/>
-        </w:rPr>
-        <w:t>тар</w:t>
-      </w:r>
-      <w:r>
-        <w:rPr>
-          <w:szCs w:val="28"/>
-        </w:rPr>
-        <w:t>,  руб.</w:t>
-      </w:r>
-      <w:proofErr w:type="gramEnd"/>
-      <w:r>
-        <w:rPr>
-          <w:szCs w:val="28"/>
-        </w:rPr>
-        <w:t xml:space="preserve">                                (6.2)</w:t>
-      </w:r>
+        <w:spacing w:line="340" w:lineRule="exact"/>
+        <w:rPr>
+          <w:szCs w:val="28"/>
+        </w:rPr>
+      </w:pPr>
     </w:p>
     <w:p>
       <w:pPr>
@@ -1490,10 +1924,17 @@
         <w:autoSpaceDE/>
         <w:autoSpaceDN/>
         <w:adjustRightInd/>
-        <w:rPr>
-          <w:szCs w:val="28"/>
-        </w:rPr>
-      </w:pPr>
+        <w:spacing w:line="340" w:lineRule="exact"/>
+        <w:rPr>
+          <w:szCs w:val="28"/>
+        </w:rPr>
+      </w:pPr>
+      <w:r>
+        <w:rPr>
+          <w:szCs w:val="28"/>
+        </w:rPr>
+        <w:t>где:</w:t>
+      </w:r>
     </w:p>
     <w:p>
       <w:pPr>
@@ -1501,15 +1942,16 @@
         <w:autoSpaceDE/>
         <w:autoSpaceDN/>
         <w:adjustRightInd/>
-        <w:rPr>
-          <w:szCs w:val="28"/>
-        </w:rPr>
-      </w:pPr>
-      <w:r>
-        <w:rPr>
-          <w:szCs w:val="28"/>
-        </w:rPr>
-        <w:t>где:</w:t>
+        <w:spacing w:line="340" w:lineRule="exact"/>
+        <w:rPr>
+          <w:szCs w:val="28"/>
+        </w:rPr>
+      </w:pPr>
+      <w:r>
+        <w:rPr>
+          <w:szCs w:val="28"/>
+        </w:rPr>
+        <w:t>∑T – суммарные затраты труда, час.;</w:t>
       </w:r>
     </w:p>
     <w:p>
@@ -1518,15 +1960,31 @@
         <w:autoSpaceDE/>
         <w:autoSpaceDN/>
         <w:adjustRightInd/>
-        <w:rPr>
-          <w:szCs w:val="28"/>
-        </w:rPr>
-      </w:pPr>
-      <w:r>
-        <w:rPr>
-          <w:szCs w:val="28"/>
-        </w:rPr>
-        <w:t>∑T – суммарные затраты труда, час.;</w:t>
+        <w:spacing w:line="340" w:lineRule="exact"/>
+        <w:rPr>
+          <w:szCs w:val="28"/>
+        </w:rPr>
+      </w:pPr>
+      <w:proofErr w:type="spellStart"/>
+      <w:r>
+        <w:rPr>
+          <w:szCs w:val="28"/>
+        </w:rPr>
+        <w:t>ТС</w:t>
+      </w:r>
+      <w:r>
+        <w:rPr>
+          <w:szCs w:val="28"/>
+          <w:vertAlign w:val="subscript"/>
+        </w:rPr>
+        <w:t>мес</w:t>
+      </w:r>
+      <w:proofErr w:type="spellEnd"/>
+      <w:r>
+        <w:rPr>
+          <w:szCs w:val="28"/>
+        </w:rPr>
+        <w:t xml:space="preserve"> – месячная тарифная ставка 1 разряда;</w:t>
       </w:r>
     </w:p>
     <w:p>
@@ -1535,28 +1993,31 @@
         <w:autoSpaceDE/>
         <w:autoSpaceDN/>
         <w:adjustRightInd/>
-        <w:rPr>
-          <w:szCs w:val="28"/>
-        </w:rPr>
-      </w:pPr>
-      <w:r>
-        <w:rPr>
-          <w:szCs w:val="28"/>
-        </w:rPr>
-        <w:t>ТС</w:t>
+        <w:spacing w:line="340" w:lineRule="exact"/>
+        <w:rPr>
+          <w:szCs w:val="28"/>
+        </w:rPr>
+      </w:pPr>
+      <w:proofErr w:type="spellStart"/>
+      <w:r>
+        <w:rPr>
+          <w:szCs w:val="28"/>
+        </w:rPr>
+        <w:t>Н</w:t>
       </w:r>
       <w:r>
         <w:rPr>
           <w:szCs w:val="28"/>
           <w:vertAlign w:val="subscript"/>
         </w:rPr>
-        <w:t>мес</w:t>
-      </w:r>
-      <w:r>
-        <w:rPr>
-          <w:szCs w:val="28"/>
-        </w:rPr>
-        <w:t xml:space="preserve"> – месячная тарифная ставка 1 разряда;</w:t>
+        <w:t>вр</w:t>
+      </w:r>
+      <w:proofErr w:type="spellEnd"/>
+      <w:r>
+        <w:rPr>
+          <w:szCs w:val="28"/>
+        </w:rPr>
+        <w:t xml:space="preserve"> – среднемесячная расчётная норма рабочего времени;</w:t>
       </w:r>
     </w:p>
     <w:p>
@@ -1565,28 +2026,37 @@
         <w:autoSpaceDE/>
         <w:autoSpaceDN/>
         <w:adjustRightInd/>
-        <w:rPr>
-          <w:szCs w:val="28"/>
-        </w:rPr>
-      </w:pPr>
-      <w:r>
-        <w:rPr>
-          <w:szCs w:val="28"/>
-        </w:rPr>
-        <w:t>Н</w:t>
+        <w:spacing w:line="340" w:lineRule="exact"/>
+        <w:rPr>
+          <w:szCs w:val="28"/>
+        </w:rPr>
+      </w:pPr>
+      <w:proofErr w:type="spellStart"/>
+      <w:r>
+        <w:rPr>
+          <w:szCs w:val="28"/>
+        </w:rPr>
+        <w:t>К</w:t>
       </w:r>
       <w:r>
         <w:rPr>
           <w:szCs w:val="28"/>
           <w:vertAlign w:val="subscript"/>
         </w:rPr>
-        <w:t>вр</w:t>
-      </w:r>
-      <w:r>
-        <w:rPr>
-          <w:szCs w:val="28"/>
-        </w:rPr>
-        <w:t xml:space="preserve"> – среднемесячная расчётная норма рабочего времени;</w:t>
+        <w:t>тар</w:t>
+      </w:r>
+      <w:proofErr w:type="spellEnd"/>
+      <w:r>
+        <w:rPr>
+          <w:szCs w:val="28"/>
+        </w:rPr>
+        <w:t xml:space="preserve"> – тарифный коэффициент разряда разработчика.</w:t>
+      </w:r>
+      <w:r>
+        <w:rPr>
+          <w:szCs w:val="28"/>
+        </w:rPr>
+        <w:t xml:space="preserve"> </w:t>
       </w:r>
     </w:p>
     <w:p>
@@ -1595,34 +2065,74 @@
         <w:autoSpaceDE/>
         <w:autoSpaceDN/>
         <w:adjustRightInd/>
-        <w:rPr>
-          <w:szCs w:val="28"/>
-        </w:rPr>
-      </w:pPr>
-      <w:r>
-        <w:rPr>
-          <w:szCs w:val="28"/>
-        </w:rPr>
-        <w:t>К</w:t>
-      </w:r>
-      <w:r>
-        <w:rPr>
-          <w:szCs w:val="28"/>
-          <w:vertAlign w:val="subscript"/>
-        </w:rPr>
-        <w:t>тар</w:t>
-      </w:r>
-      <w:r>
-        <w:rPr>
-          <w:szCs w:val="28"/>
-        </w:rPr>
-        <w:t xml:space="preserve"> – тарифный коэффициент разряда разработчика.</w:t>
-      </w:r>
-      <w:r>
-        <w:rPr>
-          <w:szCs w:val="28"/>
-        </w:rPr>
-        <w:t xml:space="preserve"> </w:t>
+        <w:spacing w:line="340" w:lineRule="exact"/>
+        <w:rPr>
+          <w:szCs w:val="28"/>
+        </w:rPr>
+      </w:pPr>
+      <w:r>
+        <w:rPr>
+          <w:szCs w:val="28"/>
+        </w:rPr>
+        <w:t xml:space="preserve">Месячная тарифная ставка в организации </w:t>
+      </w:r>
+      <w:r>
+        <w:rPr>
+          <w:color w:val="000000"/>
+        </w:rPr>
+        <w:t>филиала «</w:t>
+      </w:r>
+      <w:proofErr w:type="spellStart"/>
+      <w:r>
+        <w:rPr>
+          <w:color w:val="000000"/>
+        </w:rPr>
+        <w:t>Барановичиводоканал</w:t>
+      </w:r>
+      <w:proofErr w:type="spellEnd"/>
+      <w:r>
+        <w:rPr>
+          <w:szCs w:val="28"/>
+        </w:rPr>
+        <w:t xml:space="preserve">» </w:t>
+      </w:r>
+      <w:r>
+        <w:rPr>
+          <w:szCs w:val="28"/>
+        </w:rPr>
+        <w:t>КПУП «</w:t>
+      </w:r>
+      <w:proofErr w:type="spellStart"/>
+      <w:r>
+        <w:rPr>
+          <w:szCs w:val="28"/>
+        </w:rPr>
+        <w:t>Брестводоканал</w:t>
+      </w:r>
+      <w:proofErr w:type="spellEnd"/>
+      <w:r>
+        <w:rPr>
+          <w:szCs w:val="28"/>
+        </w:rPr>
+        <w:t xml:space="preserve">» </w:t>
+      </w:r>
+      <w:r>
+        <w:rPr>
+          <w:szCs w:val="28"/>
+        </w:rPr>
+        <w:t>составляет 3</w:t>
+      </w:r>
+      <w:r>
+        <w:rPr>
+          <w:szCs w:val="28"/>
+        </w:rPr>
+        <w:t>4</w:t>
+      </w:r>
+      <w:r>
+        <w:rPr>
+          <w:szCs w:val="28"/>
+        </w:rPr>
+        <w:t>7 рублей, тарифный коэффициент 6 разряда разработчика составляет 1,9. Среднемесячную расчетную норму рабочего времени принимаем 168 часов.</w:t>
       </w:r>
     </w:p>
     <w:p>
@@ -1631,52 +2141,128 @@
         <w:autoSpaceDE/>
         <w:autoSpaceDN/>
         <w:adjustRightInd/>
-        <w:rPr>
-          <w:szCs w:val="28"/>
-        </w:rPr>
-      </w:pPr>
-      <w:r>
-        <w:rPr>
-          <w:szCs w:val="28"/>
-        </w:rPr>
-        <w:t xml:space="preserve">Месячная тарифная ставка в организации </w:t>
-      </w:r>
-      <w:r>
-        <w:rPr>
-          <w:color w:val="000000"/>
-        </w:rPr>
-        <w:t>филиала «Барановичиводоканал</w:t>
-      </w:r>
-      <w:r>
-        <w:rPr>
-          <w:szCs w:val="28"/>
-        </w:rPr>
-        <w:t xml:space="preserve">» </w:t>
-      </w:r>
-      <w:r>
-        <w:rPr>
-          <w:szCs w:val="28"/>
-        </w:rPr>
-        <w:t xml:space="preserve">КПУП «Брестводоканал» </w:t>
-      </w:r>
-      <w:r>
-        <w:rPr>
-          <w:szCs w:val="28"/>
-        </w:rPr>
-        <w:t>составляет 3</w:t>
-      </w:r>
-      <w:r>
-        <w:rPr>
-          <w:szCs w:val="28"/>
+        <w:spacing w:line="340" w:lineRule="exact"/>
+        <w:rPr>
+          <w:szCs w:val="28"/>
+        </w:rPr>
+      </w:pPr>
+    </w:p>
+    <w:p>
+      <w:pPr>
+        <w:spacing w:line="340" w:lineRule="exact"/>
+        <w:rPr>
+          <w:lang w:eastAsia="en-US"/>
+        </w:rPr>
+      </w:pPr>
+    </w:p>
+    <w:p>
+      <w:pPr>
+        <w:spacing w:line="340" w:lineRule="exact"/>
+        <w:ind w:left="1985" w:firstLine="0"/>
+        <w:rPr>
+          <w:lang w:eastAsia="en-US"/>
+        </w:rPr>
+      </w:pPr>
+      <w:proofErr w:type="spellStart"/>
+      <w:r>
+        <w:rPr>
+          <w:color w:val="000000" w:themeColor="text1"/>
+          <w:lang w:eastAsia="en-US"/>
+        </w:rPr>
+        <w:t>ЗП</w:t>
+      </w:r>
+      <w:r>
+        <w:rPr>
+          <w:color w:val="000000" w:themeColor="text1"/>
+          <w:vertAlign w:val="subscript"/>
+          <w:lang w:eastAsia="en-US"/>
+        </w:rPr>
+        <w:t>осн</w:t>
+      </w:r>
+      <w:proofErr w:type="spellEnd"/>
+      <w:r>
+        <w:rPr>
+          <w:color w:val="000000" w:themeColor="text1"/>
+          <w:lang w:eastAsia="en-US"/>
+        </w:rPr>
+        <w:t xml:space="preserve"> = 160 </w:t>
+      </w:r>
+      <w:r>
+        <w:rPr>
+          <w:szCs w:val="28"/>
+        </w:rPr>
+        <w:t>×</w:t>
+      </w:r>
+      <w:r>
+        <w:rPr>
+          <w:color w:val="000000" w:themeColor="text1"/>
+          <w:lang w:eastAsia="en-US"/>
+        </w:rPr>
+        <w:t xml:space="preserve"> 3</w:t>
+      </w:r>
+      <w:r>
+        <w:rPr>
+          <w:color w:val="000000" w:themeColor="text1"/>
+          <w:lang w:eastAsia="en-US"/>
         </w:rPr>
         <w:t>4</w:t>
       </w:r>
       <w:r>
         <w:rPr>
-          <w:szCs w:val="28"/>
-        </w:rPr>
-        <w:t>7 рублей, тарифный коэффициент 6 разряда разработчика составляет 1,9. Среднемесячную расчетную норму рабочего времени принимаем 168 часов.</w:t>
-      </w:r>
+          <w:color w:val="000000" w:themeColor="text1"/>
+          <w:lang w:eastAsia="en-US"/>
+        </w:rPr>
+        <w:t>7 / 16</w:t>
+      </w:r>
+      <w:r>
+        <w:rPr>
+          <w:color w:val="000000" w:themeColor="text1"/>
+          <w:lang w:eastAsia="en-US"/>
+        </w:rPr>
+        <w:t>8</w:t>
+      </w:r>
+      <w:r>
+        <w:rPr>
+          <w:color w:val="000000" w:themeColor="text1"/>
+          <w:lang w:eastAsia="en-US"/>
+        </w:rPr>
+        <w:t xml:space="preserve"> </w:t>
+      </w:r>
+      <w:r>
+        <w:rPr>
+          <w:szCs w:val="28"/>
+        </w:rPr>
+        <w:t>×</w:t>
+      </w:r>
+      <w:r>
+        <w:rPr>
+          <w:color w:val="000000" w:themeColor="text1"/>
+          <w:lang w:eastAsia="en-US"/>
+        </w:rPr>
+        <w:t xml:space="preserve"> 1,90 = </w:t>
+      </w:r>
+      <w:r>
+        <w:rPr>
+          <w:color w:val="000000" w:themeColor="text1"/>
+          <w:lang w:eastAsia="en-US"/>
+        </w:rPr>
+        <w:t xml:space="preserve">627,90 </w:t>
+      </w:r>
+      <w:r>
+        <w:rPr>
+          <w:color w:val="000000" w:themeColor="text1"/>
+          <w:lang w:eastAsia="en-US"/>
+        </w:rPr>
+        <w:t>руб.</w:t>
+      </w:r>
+    </w:p>
+    <w:p>
+      <w:pPr>
+        <w:spacing w:line="340" w:lineRule="exact"/>
+        <w:rPr>
+          <w:lang w:eastAsia="en-US"/>
+        </w:rPr>
+      </w:pPr>
     </w:p>
     <w:p>
       <w:pPr>
@@ -1684,139 +2270,293 @@
         <w:autoSpaceDE/>
         <w:autoSpaceDN/>
         <w:adjustRightInd/>
-        <w:rPr>
-          <w:szCs w:val="28"/>
-        </w:rPr>
-      </w:pPr>
-    </w:p>
-    <w:p>
-      <w:pPr>
-        <w:rPr>
-          <w:lang w:eastAsia="en-US"/>
-        </w:rPr>
-      </w:pPr>
-    </w:p>
-    <w:p>
-      <w:pPr>
-        <w:rPr>
-          <w:lang w:eastAsia="en-US"/>
-        </w:rPr>
-      </w:pPr>
-      <w:r>
-        <w:rPr>
-          <w:lang w:eastAsia="en-US"/>
-        </w:rPr>
-        <w:tab/>
-      </w:r>
-      <w:r>
-        <w:rPr>
-          <w:lang w:eastAsia="en-US"/>
-        </w:rPr>
-        <w:tab/>
-      </w:r>
-      <w:r>
-        <w:rPr>
-          <w:lang w:eastAsia="en-US"/>
-        </w:rPr>
-        <w:tab/>
-      </w:r>
-      <w:r>
-        <w:rPr>
-          <w:color w:val="000000" w:themeColor="text1"/>
-          <w:lang w:eastAsia="en-US"/>
+        <w:spacing w:line="340" w:lineRule="exact"/>
+        <w:rPr>
+          <w:szCs w:val="28"/>
+        </w:rPr>
+      </w:pPr>
+      <w:r>
+        <w:rPr>
+          <w:szCs w:val="28"/>
+        </w:rPr>
+        <w:t>Затраты на дополнительную заработную плату (</w:t>
+      </w:r>
+      <w:proofErr w:type="spellStart"/>
+      <w:r>
+        <w:rPr>
+          <w:szCs w:val="28"/>
         </w:rPr>
         <w:t>ЗП</w:t>
       </w:r>
       <w:r>
         <w:rPr>
-          <w:color w:val="000000" w:themeColor="text1"/>
+          <w:szCs w:val="28"/>
           <w:vertAlign w:val="subscript"/>
+        </w:rPr>
+        <w:t>доп</w:t>
+      </w:r>
+      <w:proofErr w:type="spellEnd"/>
+      <w:r>
+        <w:rPr>
+          <w:szCs w:val="28"/>
+        </w:rPr>
+        <w:t>) включают выплаты, предусмотренные законодательством о труде</w:t>
+      </w:r>
+      <w:r>
+        <w:rPr>
+          <w:lang w:eastAsia="en-US"/>
+        </w:rPr>
+        <w:t xml:space="preserve"> (оплата трудовых отпусков, льготных часов, времени выполнения государственных обязанностей и других выплат, не связанных с основной деятельностью исполнителей)</w:t>
+      </w:r>
+      <w:r>
+        <w:rPr>
+          <w:szCs w:val="28"/>
+        </w:rPr>
+        <w:t xml:space="preserve">, и определяются по формуле </w:t>
+      </w:r>
+      <w:r>
+        <w:rPr>
+          <w:szCs w:val="28"/>
+        </w:rPr>
+        <w:t>(</w:t>
+      </w:r>
+      <w:r>
+        <w:rPr>
+          <w:szCs w:val="28"/>
+        </w:rPr>
+        <w:t>6.3</w:t>
+      </w:r>
+      <w:r>
+        <w:rPr>
+          <w:szCs w:val="28"/>
+        </w:rPr>
+        <w:t>)</w:t>
+      </w:r>
+      <w:r>
+        <w:rPr>
+          <w:szCs w:val="28"/>
+        </w:rPr>
+        <w:t>:</w:t>
+      </w:r>
+    </w:p>
+    <w:p>
+      <w:pPr>
+        <w:spacing w:line="340" w:lineRule="exact"/>
+        <w:rPr>
+          <w:lang w:eastAsia="en-US"/>
+        </w:rPr>
+      </w:pPr>
+    </w:p>
+    <w:tbl>
+      <w:tblPr>
+        <w:tblStyle w:val="a5"/>
+        <w:tblW w:w="9634" w:type="dxa"/>
+        <w:tblBorders>
+          <w:top w:val="none" w:sz="0" w:space="0" w:color="auto"/>
+          <w:left w:val="none" w:sz="0" w:space="0" w:color="auto"/>
+          <w:bottom w:val="none" w:sz="0" w:space="0" w:color="auto"/>
+          <w:right w:val="none" w:sz="0" w:space="0" w:color="auto"/>
+          <w:insideH w:val="none" w:sz="0" w:space="0" w:color="auto"/>
+          <w:insideV w:val="none" w:sz="0" w:space="0" w:color="auto"/>
+        </w:tblBorders>
+        <w:tblLook w:val="04A0" w:firstRow="1" w:lastRow="0" w:firstColumn="1" w:lastColumn="0" w:noHBand="0" w:noVBand="1"/>
+      </w:tblPr>
+      <w:tblGrid>
+        <w:gridCol w:w="8642"/>
+        <w:gridCol w:w="992"/>
+      </w:tblGrid>
+      <w:tr>
+        <w:trPr>
+          <w:trHeight w:val="370"/>
+        </w:trPr>
+        <w:tc>
+          <w:tcPr>
+            <w:tcW w:w="8642" w:type="dxa"/>
+          </w:tcPr>
+          <w:p>
+            <w:pPr>
+              <w:spacing w:line="340" w:lineRule="exact"/>
+              <w:ind w:left="1878" w:firstLine="0"/>
+              <w:rPr>
+                <w:lang w:eastAsia="en-US"/>
+              </w:rPr>
+            </w:pPr>
+            <w:proofErr w:type="spellStart"/>
+            <w:r>
+              <w:rPr>
+                <w:lang w:eastAsia="en-US"/>
+              </w:rPr>
+              <w:t>ЗП</w:t>
+            </w:r>
+            <w:r>
+              <w:rPr>
+                <w:vertAlign w:val="subscript"/>
+                <w:lang w:eastAsia="en-US"/>
+              </w:rPr>
+              <w:t>доп</w:t>
+            </w:r>
+            <w:proofErr w:type="spellEnd"/>
+            <w:r>
+              <w:rPr>
+                <w:lang w:eastAsia="en-US"/>
+              </w:rPr>
+              <w:t xml:space="preserve"> = </w:t>
+            </w:r>
+            <w:proofErr w:type="spellStart"/>
+            <w:r>
+              <w:rPr>
+                <w:lang w:eastAsia="en-US"/>
+              </w:rPr>
+              <w:t>ЗП</w:t>
+            </w:r>
+            <w:r>
+              <w:rPr>
+                <w:vertAlign w:val="subscript"/>
+                <w:lang w:eastAsia="en-US"/>
+              </w:rPr>
+              <w:t>осн</w:t>
+            </w:r>
+            <w:proofErr w:type="spellEnd"/>
+            <w:r>
+              <w:rPr>
+                <w:lang w:eastAsia="en-US"/>
+              </w:rPr>
+              <w:t xml:space="preserve"> </w:t>
+            </w:r>
+            <m:oMath>
+              <m:r>
+                <w:rPr>
+                  <w:rFonts w:ascii="Cambria Math" w:hAnsi="Cambria Math"/>
+                  <w:lang w:eastAsia="en-US"/>
+                </w:rPr>
+                <m:t>×</m:t>
+              </m:r>
+            </m:oMath>
+            <w:r>
+              <w:rPr>
+                <w:lang w:eastAsia="en-US"/>
+              </w:rPr>
+              <w:t xml:space="preserve"> Н</w:t>
+            </w:r>
+            <w:r>
+              <w:rPr>
+                <w:vertAlign w:val="subscript"/>
+                <w:lang w:eastAsia="en-US"/>
+              </w:rPr>
+              <w:t>д</w:t>
+            </w:r>
+            <w:r>
+              <w:rPr>
+                <w:lang w:eastAsia="en-US"/>
+              </w:rPr>
+              <w:t xml:space="preserve"> / 100, руб. </w:t>
+            </w:r>
+          </w:p>
+        </w:tc>
+        <w:tc>
+          <w:tcPr>
+            <w:tcW w:w="992" w:type="dxa"/>
+          </w:tcPr>
+          <w:p>
+            <w:pPr>
+              <w:spacing w:line="340" w:lineRule="exact"/>
+              <w:ind w:firstLine="0"/>
+              <w:jc w:val="right"/>
+              <w:rPr>
+                <w:lang w:eastAsia="en-US"/>
+              </w:rPr>
+            </w:pPr>
+            <w:r>
+              <w:rPr>
+                <w:lang w:eastAsia="en-US"/>
+              </w:rPr>
+              <w:t>(6.3)</w:t>
+            </w:r>
+          </w:p>
+        </w:tc>
+      </w:tr>
+    </w:tbl>
+    <w:p>
+      <w:pPr>
+        <w:spacing w:line="340" w:lineRule="exact"/>
+        <w:rPr>
+          <w:b/>
+          <w:bCs/>
+          <w:lang w:eastAsia="en-US"/>
+        </w:rPr>
+      </w:pPr>
+    </w:p>
+    <w:p>
+      <w:pPr>
+        <w:spacing w:line="340" w:lineRule="exact"/>
+        <w:rPr>
+          <w:lang w:eastAsia="en-US"/>
+        </w:rPr>
+      </w:pPr>
+      <w:r>
+        <w:rPr>
+          <w:lang w:eastAsia="en-US"/>
+        </w:rPr>
+        <w:t>где:</w:t>
+      </w:r>
+    </w:p>
+    <w:p>
+      <w:pPr>
+        <w:spacing w:line="340" w:lineRule="exact"/>
+        <w:rPr>
+          <w:lang w:eastAsia="en-US"/>
+        </w:rPr>
+      </w:pPr>
+      <w:proofErr w:type="spellStart"/>
+      <w:r>
+        <w:rPr>
+          <w:lang w:eastAsia="en-US"/>
+        </w:rPr>
+        <w:t>ЗП</w:t>
+      </w:r>
+      <w:r>
+        <w:rPr>
+          <w:vertAlign w:val="subscript"/>
           <w:lang w:eastAsia="en-US"/>
         </w:rPr>
         <w:t>осн</w:t>
       </w:r>
-      <w:r>
-        <w:rPr>
-          <w:color w:val="000000" w:themeColor="text1"/>
-          <w:lang w:eastAsia="en-US"/>
-        </w:rPr>
-        <w:t xml:space="preserve"> = 160 </w:t>
-      </w:r>
-      <w:r>
-        <w:rPr>
-          <w:szCs w:val="28"/>
-        </w:rPr>
-        <w:t>×</w:t>
-      </w:r>
-      <w:r>
-        <w:rPr>
-          <w:color w:val="000000" w:themeColor="text1"/>
-          <w:lang w:eastAsia="en-US"/>
-        </w:rPr>
-        <w:t xml:space="preserve"> 3</w:t>
-      </w:r>
-      <w:r>
-        <w:rPr>
-          <w:color w:val="000000" w:themeColor="text1"/>
-          <w:lang w:eastAsia="en-US"/>
-        </w:rPr>
-        <w:t>4</w:t>
-      </w:r>
-      <w:r>
-        <w:rPr>
-          <w:color w:val="000000" w:themeColor="text1"/>
-          <w:lang w:eastAsia="en-US"/>
-        </w:rPr>
-        <w:t>7 / 16</w:t>
-      </w:r>
-      <w:r>
-        <w:rPr>
-          <w:color w:val="000000" w:themeColor="text1"/>
-          <w:lang w:eastAsia="en-US"/>
-        </w:rPr>
-        <w:t>8</w:t>
-      </w:r>
-      <w:r>
-        <w:rPr>
-          <w:color w:val="000000" w:themeColor="text1"/>
-          <w:lang w:eastAsia="en-US"/>
-        </w:rPr>
-        <w:t xml:space="preserve"> </w:t>
-      </w:r>
-      <w:r>
-        <w:rPr>
-          <w:szCs w:val="28"/>
-        </w:rPr>
-        <w:t>×</w:t>
-      </w:r>
-      <w:r>
-        <w:rPr>
-          <w:color w:val="000000" w:themeColor="text1"/>
-          <w:lang w:eastAsia="en-US"/>
-        </w:rPr>
-        <w:t xml:space="preserve"> 1,90 = </w:t>
-      </w:r>
-      <w:r>
-        <w:rPr>
-          <w:color w:val="000000" w:themeColor="text1"/>
-          <w:lang w:eastAsia="en-US"/>
-        </w:rPr>
-        <w:t xml:space="preserve">627,90 </w:t>
-      </w:r>
-      <w:r>
-        <w:rPr>
-          <w:color w:val="000000" w:themeColor="text1"/>
-          <w:lang w:eastAsia="en-US"/>
-        </w:rPr>
-        <w:t>руб.</w:t>
-      </w:r>
-    </w:p>
-    <w:p>
-      <w:pPr>
-        <w:rPr>
-          <w:lang w:eastAsia="en-US"/>
-        </w:rPr>
-      </w:pPr>
+      <w:proofErr w:type="spellEnd"/>
+      <w:r>
+        <w:rPr>
+          <w:lang w:eastAsia="en-US"/>
+        </w:rPr>
+        <w:t xml:space="preserve"> – затраты на основную заработную плату, руб.; </w:t>
+      </w:r>
+    </w:p>
+    <w:p>
+      <w:pPr>
+        <w:spacing w:line="340" w:lineRule="exact"/>
+        <w:rPr>
+          <w:lang w:eastAsia="en-US"/>
+        </w:rPr>
+      </w:pPr>
+      <w:proofErr w:type="spellStart"/>
+      <w:r>
+        <w:rPr>
+          <w:lang w:eastAsia="en-US"/>
+        </w:rPr>
+        <w:t>Н</w:t>
+      </w:r>
+      <w:r>
+        <w:rPr>
+          <w:vertAlign w:val="subscript"/>
+          <w:lang w:eastAsia="en-US"/>
+        </w:rPr>
+        <w:t>д</w:t>
+      </w:r>
+      <w:proofErr w:type="spellEnd"/>
+      <w:r>
+        <w:rPr>
+          <w:lang w:eastAsia="en-US"/>
+        </w:rPr>
+        <w:t xml:space="preserve"> – норматив дополнительной заработной платы, %.</w:t>
+      </w:r>
     </w:p>
     <w:p>
       <w:pPr>
@@ -1824,99 +2564,72 @@
         <w:autoSpaceDE/>
         <w:autoSpaceDN/>
         <w:adjustRightInd/>
-        <w:rPr>
-          <w:szCs w:val="28"/>
-        </w:rPr>
-      </w:pPr>
-      <w:r>
-        <w:rPr>
-          <w:szCs w:val="28"/>
-        </w:rPr>
-        <w:lastRenderedPageBreak/>
-        <w:t>Затраты на дополнительную заработную плату (ЗП</w:t>
-      </w:r>
-      <w:r>
-        <w:rPr>
-          <w:szCs w:val="28"/>
+        <w:spacing w:line="340" w:lineRule="exact"/>
+        <w:rPr>
+          <w:szCs w:val="28"/>
+        </w:rPr>
+      </w:pPr>
+      <w:r>
+        <w:rPr>
+          <w:szCs w:val="28"/>
+        </w:rPr>
+        <w:t>Норматив дополнительной заработной платы принимается в размере 1</w:t>
+      </w:r>
+      <w:r>
+        <w:rPr>
+          <w:szCs w:val="28"/>
+        </w:rPr>
+        <w:t>0</w:t>
+      </w:r>
+      <w:r>
+        <w:rPr>
+          <w:szCs w:val="28"/>
+        </w:rPr>
+        <w:t> %.</w:t>
+      </w:r>
+    </w:p>
+    <w:p>
+      <w:pPr>
+        <w:spacing w:line="340" w:lineRule="exact"/>
+        <w:rPr>
+          <w:lang w:eastAsia="en-US"/>
+        </w:rPr>
+      </w:pPr>
+    </w:p>
+    <w:p>
+      <w:pPr>
+        <w:spacing w:line="340" w:lineRule="exact"/>
+        <w:ind w:left="1985" w:firstLine="0"/>
+        <w:rPr>
+          <w:lang w:eastAsia="en-US"/>
+        </w:rPr>
+      </w:pPr>
+      <w:proofErr w:type="spellStart"/>
+      <w:r>
+        <w:rPr>
+          <w:lang w:eastAsia="en-US"/>
+        </w:rPr>
+        <w:t>ЗП</w:t>
+      </w:r>
+      <w:r>
+        <w:rPr>
           <w:vertAlign w:val="subscript"/>
+          <w:lang w:eastAsia="en-US"/>
         </w:rPr>
         <w:t>доп</w:t>
       </w:r>
-      <w:r>
-        <w:rPr>
-          <w:szCs w:val="28"/>
-        </w:rPr>
-        <w:t>) включают выплаты, предусмотренные законодательством о труде</w:t>
-      </w:r>
-      <w:r>
-        <w:rPr>
-          <w:lang w:eastAsia="en-US"/>
-        </w:rPr>
-        <w:t xml:space="preserve"> (оплата трудовых отпусков, льготных часов, времени выполнения государственных обязанностей и других выплат, не связанных с основной деятельностью исполнителей)</w:t>
-      </w:r>
-      <w:r>
-        <w:rPr>
-          <w:szCs w:val="28"/>
-        </w:rPr>
-        <w:t>, и определяются по формуле 6.3:</w:t>
-      </w:r>
-    </w:p>
-    <w:p>
-      <w:pPr>
-        <w:rPr>
-          <w:lang w:eastAsia="en-US"/>
-        </w:rPr>
-      </w:pPr>
-    </w:p>
-    <w:p>
-      <w:pPr>
-        <w:rPr>
-          <w:lang w:eastAsia="en-US"/>
-        </w:rPr>
-      </w:pPr>
-      <w:r>
-        <w:rPr>
-          <w:lang w:eastAsia="en-US"/>
-        </w:rPr>
-        <w:tab/>
-      </w:r>
-      <w:r>
-        <w:rPr>
-          <w:lang w:eastAsia="en-US"/>
-        </w:rPr>
-        <w:tab/>
-      </w:r>
-      <w:r>
-        <w:rPr>
-          <w:lang w:eastAsia="en-US"/>
-        </w:rPr>
-        <w:t>ЗП</w:t>
-      </w:r>
-      <w:r>
-        <w:rPr>
-          <w:vertAlign w:val="subscript"/>
-          <w:lang w:eastAsia="en-US"/>
-        </w:rPr>
-        <w:t>доп</w:t>
-      </w:r>
-      <w:r>
-        <w:rPr>
-          <w:lang w:eastAsia="en-US"/>
-        </w:rPr>
-        <w:t xml:space="preserve"> = ЗП</w:t>
-      </w:r>
-      <w:r>
-        <w:rPr>
-          <w:vertAlign w:val="subscript"/>
-          <w:lang w:eastAsia="en-US"/>
-        </w:rPr>
-        <w:t>осн</w:t>
-      </w:r>
-      <w:r>
-        <w:rPr>
-          <w:lang w:eastAsia="en-US"/>
-        </w:rPr>
-        <w:t xml:space="preserve"> </w:t>
+      <w:proofErr w:type="spellEnd"/>
+      <w:r>
+        <w:rPr>
+          <w:lang w:eastAsia="en-US"/>
+        </w:rPr>
+        <w:t xml:space="preserve"> = </w:t>
+      </w:r>
+      <w:r>
+        <w:rPr>
+          <w:lang w:eastAsia="en-US"/>
+        </w:rPr>
+        <w:t xml:space="preserve">627,90 </w:t>
       </w:r>
       <m:oMath>
         <m:r>
@@ -1931,125 +2644,31 @@
         <w:rPr>
           <w:lang w:eastAsia="en-US"/>
         </w:rPr>
-        <w:t xml:space="preserve"> Н</w:t>
-      </w:r>
-      <w:r>
-        <w:rPr>
-          <w:vertAlign w:val="subscript"/>
-          <w:lang w:eastAsia="en-US"/>
-        </w:rPr>
-        <w:t>д</w:t>
-      </w:r>
-      <w:r>
-        <w:rPr>
-          <w:lang w:eastAsia="en-US"/>
-        </w:rPr>
-        <w:t xml:space="preserve"> / 100, руб. </w:t>
-      </w:r>
-      <w:r>
-        <w:rPr>
-          <w:lang w:eastAsia="en-US"/>
-        </w:rPr>
-        <w:tab/>
-      </w:r>
-      <w:r>
-        <w:rPr>
-          <w:lang w:eastAsia="en-US"/>
-        </w:rPr>
-        <w:tab/>
-      </w:r>
-      <w:r>
-        <w:rPr>
-          <w:lang w:eastAsia="en-US"/>
-        </w:rPr>
-        <w:tab/>
-      </w:r>
-      <w:r>
-        <w:rPr>
-          <w:lang w:eastAsia="en-US"/>
-        </w:rPr>
-        <w:tab/>
-      </w:r>
-      <w:r>
-        <w:rPr>
-          <w:lang w:eastAsia="en-US"/>
-        </w:rPr>
-        <w:tab/>
-        <w:t>(6.3)</w:t>
-      </w:r>
-    </w:p>
-    <w:p>
-      <w:pPr>
-        <w:rPr>
-          <w:b/>
-          <w:bCs/>
-          <w:lang w:eastAsia="en-US"/>
-        </w:rPr>
-      </w:pPr>
-    </w:p>
-    <w:p>
-      <w:pPr>
-        <w:rPr>
-          <w:lang w:eastAsia="en-US"/>
-        </w:rPr>
-      </w:pPr>
-      <w:r>
-        <w:rPr>
-          <w:lang w:eastAsia="en-US"/>
-        </w:rPr>
-        <w:t>где:</w:t>
-      </w:r>
-    </w:p>
-    <w:p>
-      <w:pPr>
-        <w:rPr>
-          <w:lang w:eastAsia="en-US"/>
-        </w:rPr>
-      </w:pPr>
-      <w:r>
-        <w:rPr>
-          <w:lang w:eastAsia="en-US"/>
-        </w:rPr>
-        <w:t>ЗП</w:t>
-      </w:r>
-      <w:r>
-        <w:rPr>
-          <w:vertAlign w:val="subscript"/>
-          <w:lang w:eastAsia="en-US"/>
-        </w:rPr>
-        <w:t>осн</w:t>
-      </w:r>
-      <w:r>
-        <w:rPr>
-          <w:lang w:eastAsia="en-US"/>
-        </w:rPr>
-        <w:t xml:space="preserve"> – затраты на основную заработную плату, руб.; </w:t>
-      </w:r>
-    </w:p>
-    <w:p>
-      <w:pPr>
-        <w:rPr>
-          <w:lang w:eastAsia="en-US"/>
-        </w:rPr>
-      </w:pPr>
-      <w:r>
-        <w:rPr>
-          <w:lang w:eastAsia="en-US"/>
-        </w:rPr>
-        <w:t>Н</w:t>
-      </w:r>
-      <w:r>
-        <w:rPr>
-          <w:vertAlign w:val="subscript"/>
-          <w:lang w:eastAsia="en-US"/>
-        </w:rPr>
-        <w:t>д</w:t>
-      </w:r>
-      <w:r>
-        <w:rPr>
-          <w:lang w:eastAsia="en-US"/>
-        </w:rPr>
-        <w:t xml:space="preserve"> – норматив дополнительной заработной платы, %.</w:t>
+        <w:t xml:space="preserve"> 10 / 100 = 6</w:t>
+      </w:r>
+      <w:r>
+        <w:rPr>
+          <w:lang w:eastAsia="en-US"/>
+        </w:rPr>
+        <w:t>2</w:t>
+      </w:r>
+      <w:r>
+        <w:rPr>
+          <w:lang w:eastAsia="en-US"/>
+        </w:rPr>
+        <w:t>,</w:t>
+      </w:r>
+      <w:r>
+        <w:rPr>
+          <w:lang w:eastAsia="en-US"/>
+        </w:rPr>
+        <w:t>79</w:t>
+      </w:r>
+      <w:r>
+        <w:rPr>
+          <w:lang w:eastAsia="en-US"/>
+        </w:rPr>
+        <w:t xml:space="preserve"> руб.</w:t>
       </w:r>
     </w:p>
     <w:p>
@@ -2058,118 +2677,40 @@
         <w:autoSpaceDE/>
         <w:autoSpaceDN/>
         <w:adjustRightInd/>
-        <w:rPr>
-          <w:szCs w:val="28"/>
-        </w:rPr>
-      </w:pPr>
-      <w:r>
-        <w:rPr>
-          <w:szCs w:val="28"/>
-        </w:rPr>
-        <w:t>Норматив дополнительной заработной платы принимается в размере 1</w:t>
-      </w:r>
-      <w:r>
-        <w:rPr>
-          <w:szCs w:val="28"/>
-        </w:rPr>
-        <w:t>0</w:t>
-      </w:r>
-      <w:r>
-        <w:rPr>
-          <w:szCs w:val="28"/>
-        </w:rPr>
-        <w:t> %.</w:t>
-      </w:r>
-    </w:p>
-    <w:p>
-      <w:pPr>
-        <w:rPr>
-          <w:lang w:eastAsia="en-US"/>
-        </w:rPr>
-      </w:pPr>
-    </w:p>
-    <w:p>
-      <w:pPr>
-        <w:rPr>
-          <w:lang w:eastAsia="en-US"/>
-        </w:rPr>
-      </w:pPr>
-      <w:r>
-        <w:rPr>
-          <w:lang w:eastAsia="en-US"/>
-        </w:rPr>
-        <w:tab/>
-      </w:r>
-      <w:r>
-        <w:rPr>
-          <w:lang w:eastAsia="en-US"/>
-        </w:rPr>
-        <w:tab/>
-      </w:r>
-      <w:r>
-        <w:rPr>
-          <w:lang w:eastAsia="en-US"/>
-        </w:rPr>
-        <w:tab/>
-        <w:t>ЗП</w:t>
-      </w:r>
-      <w:r>
-        <w:rPr>
-          <w:vertAlign w:val="subscript"/>
-          <w:lang w:eastAsia="en-US"/>
-        </w:rPr>
-        <w:t>доп</w:t>
-      </w:r>
-      <w:r>
-        <w:rPr>
-          <w:lang w:eastAsia="en-US"/>
-        </w:rPr>
-        <w:t xml:space="preserve"> = </w:t>
-      </w:r>
-      <w:r>
-        <w:rPr>
-          <w:lang w:eastAsia="en-US"/>
-        </w:rPr>
-        <w:t xml:space="preserve">627,90 </w:t>
-      </w:r>
-      <m:oMath>
-        <m:r>
-          <w:rPr>
-            <w:rFonts w:ascii="Cambria Math" w:hAnsi="Cambria Math"/>
-            <w:lang w:eastAsia="en-US"/>
-          </w:rPr>
-          <m:t>×</m:t>
-        </m:r>
-      </m:oMath>
-      <w:r>
-        <w:rPr>
-          <w:lang w:eastAsia="en-US"/>
-        </w:rPr>
-        <w:t xml:space="preserve"> 10 / 100 = 6</w:t>
-      </w:r>
-      <w:r>
-        <w:rPr>
-          <w:lang w:eastAsia="en-US"/>
-        </w:rPr>
-        <w:t>2</w:t>
-      </w:r>
-      <w:r>
-        <w:rPr>
-          <w:lang w:eastAsia="en-US"/>
-        </w:rPr>
-        <w:t>,</w:t>
-      </w:r>
-      <w:r>
-        <w:rPr>
-          <w:lang w:eastAsia="en-US"/>
-        </w:rPr>
-        <w:t>79</w:t>
-      </w:r>
-      <w:r>
-        <w:rPr>
-          <w:lang w:eastAsia="en-US"/>
-        </w:rPr>
-        <w:t xml:space="preserve"> руб.</w:t>
+        <w:spacing w:line="340" w:lineRule="exact"/>
+        <w:rPr>
+          <w:szCs w:val="28"/>
+        </w:rPr>
+      </w:pPr>
+      <w:r>
+        <w:rPr>
+          <w:szCs w:val="28"/>
+        </w:rPr>
+        <w:t xml:space="preserve">Фонд оплаты труда (ФЗП) разработчика программного продукта рассчитывается по формуле </w:t>
+      </w:r>
+      <w:r>
+        <w:rPr>
+          <w:szCs w:val="28"/>
+        </w:rPr>
+        <w:t>(</w:t>
+      </w:r>
+      <w:r>
+        <w:rPr>
+          <w:szCs w:val="28"/>
+        </w:rPr>
+        <w:t>6.4</w:t>
+      </w:r>
+      <w:r>
+        <w:rPr>
+          <w:szCs w:val="28"/>
+        </w:rPr>
+        <w:t>)</w:t>
+      </w:r>
+      <w:r>
+        <w:rPr>
+          <w:szCs w:val="28"/>
+        </w:rPr>
+        <w:t>:</w:t>
       </w:r>
     </w:p>
     <w:p>
@@ -2178,15 +2719,295 @@
         <w:autoSpaceDE/>
         <w:autoSpaceDN/>
         <w:adjustRightInd/>
-        <w:rPr>
-          <w:szCs w:val="28"/>
-        </w:rPr>
-      </w:pPr>
-      <w:r>
-        <w:rPr>
-          <w:szCs w:val="28"/>
-        </w:rPr>
-        <w:t>Фонд оплаты труда (ФЗП) разработчика программного продукта рассчитывается по формуле 6.4:</w:t>
+        <w:spacing w:line="340" w:lineRule="exact"/>
+        <w:rPr>
+          <w:szCs w:val="28"/>
+        </w:rPr>
+      </w:pPr>
+    </w:p>
+    <w:tbl>
+      <w:tblPr>
+        <w:tblStyle w:val="a5"/>
+        <w:tblW w:w="0" w:type="auto"/>
+        <w:tblBorders>
+          <w:top w:val="none" w:sz="0" w:space="0" w:color="auto"/>
+          <w:left w:val="none" w:sz="0" w:space="0" w:color="auto"/>
+          <w:bottom w:val="none" w:sz="0" w:space="0" w:color="auto"/>
+          <w:right w:val="none" w:sz="0" w:space="0" w:color="auto"/>
+          <w:insideH w:val="none" w:sz="0" w:space="0" w:color="auto"/>
+          <w:insideV w:val="none" w:sz="0" w:space="0" w:color="auto"/>
+        </w:tblBorders>
+        <w:tblLook w:val="04A0" w:firstRow="1" w:lastRow="0" w:firstColumn="1" w:lastColumn="0" w:noHBand="0" w:noVBand="1"/>
+      </w:tblPr>
+      <w:tblGrid>
+        <w:gridCol w:w="8642"/>
+        <w:gridCol w:w="986"/>
+      </w:tblGrid>
+      <w:tr>
+        <w:tc>
+          <w:tcPr>
+            <w:tcW w:w="8642" w:type="dxa"/>
+          </w:tcPr>
+          <w:p>
+            <w:pPr>
+              <w:widowControl/>
+              <w:autoSpaceDE/>
+              <w:autoSpaceDN/>
+              <w:adjustRightInd/>
+              <w:spacing w:line="340" w:lineRule="exact"/>
+              <w:ind w:left="1878" w:firstLine="0"/>
+              <w:jc w:val="left"/>
+              <w:rPr>
+                <w:szCs w:val="28"/>
+              </w:rPr>
+            </w:pPr>
+            <w:r>
+              <w:rPr>
+                <w:szCs w:val="28"/>
+              </w:rPr>
+              <w:t xml:space="preserve">ФЗП = </w:t>
+            </w:r>
+            <w:proofErr w:type="spellStart"/>
+            <w:r>
+              <w:rPr>
+                <w:szCs w:val="28"/>
+              </w:rPr>
+              <w:t>ЗП</w:t>
+            </w:r>
+            <w:r>
+              <w:rPr>
+                <w:szCs w:val="28"/>
+                <w:vertAlign w:val="subscript"/>
+              </w:rPr>
+              <w:t>осн</w:t>
+            </w:r>
+            <w:proofErr w:type="spellEnd"/>
+            <w:r>
+              <w:rPr>
+                <w:szCs w:val="28"/>
+              </w:rPr>
+              <w:t xml:space="preserve"> + </w:t>
+            </w:r>
+            <w:proofErr w:type="spellStart"/>
+            <w:r>
+              <w:rPr>
+                <w:szCs w:val="28"/>
+              </w:rPr>
+              <w:t>ЗП</w:t>
+            </w:r>
+            <w:r>
+              <w:rPr>
+                <w:szCs w:val="28"/>
+                <w:vertAlign w:val="subscript"/>
+              </w:rPr>
+              <w:t>доп</w:t>
+            </w:r>
+            <w:proofErr w:type="spellEnd"/>
+            <w:r>
+              <w:rPr>
+                <w:szCs w:val="28"/>
+              </w:rPr>
+              <w:t>, руб.</w:t>
+            </w:r>
+          </w:p>
+        </w:tc>
+        <w:tc>
+          <w:tcPr>
+            <w:tcW w:w="986" w:type="dxa"/>
+          </w:tcPr>
+          <w:p>
+            <w:pPr>
+              <w:widowControl/>
+              <w:autoSpaceDE/>
+              <w:autoSpaceDN/>
+              <w:adjustRightInd/>
+              <w:spacing w:line="340" w:lineRule="exact"/>
+              <w:ind w:firstLine="0"/>
+              <w:jc w:val="right"/>
+              <w:rPr>
+                <w:szCs w:val="28"/>
+              </w:rPr>
+            </w:pPr>
+            <w:r>
+              <w:rPr>
+                <w:szCs w:val="28"/>
+              </w:rPr>
+              <w:t>(6.4)</w:t>
+            </w:r>
+          </w:p>
+        </w:tc>
+      </w:tr>
+    </w:tbl>
+    <w:p>
+      <w:pPr>
+        <w:spacing w:line="340" w:lineRule="exact"/>
+        <w:rPr>
+          <w:lang w:eastAsia="en-US"/>
+        </w:rPr>
+      </w:pPr>
+    </w:p>
+    <w:p>
+      <w:pPr>
+        <w:spacing w:line="340" w:lineRule="exact"/>
+        <w:rPr>
+          <w:lang w:eastAsia="en-US"/>
+        </w:rPr>
+      </w:pPr>
+      <w:r>
+        <w:rPr>
+          <w:lang w:eastAsia="en-US"/>
+        </w:rPr>
+        <w:t>где:</w:t>
+      </w:r>
+    </w:p>
+    <w:p>
+      <w:pPr>
+        <w:spacing w:line="340" w:lineRule="exact"/>
+        <w:rPr>
+          <w:lang w:eastAsia="en-US"/>
+        </w:rPr>
+      </w:pPr>
+      <w:proofErr w:type="spellStart"/>
+      <w:r>
+        <w:rPr>
+          <w:lang w:eastAsia="en-US"/>
+        </w:rPr>
+        <w:t>ЗП</w:t>
+      </w:r>
+      <w:r>
+        <w:rPr>
+          <w:vertAlign w:val="subscript"/>
+          <w:lang w:eastAsia="en-US"/>
+        </w:rPr>
+        <w:t>осн</w:t>
+      </w:r>
+      <w:proofErr w:type="spellEnd"/>
+      <w:r>
+        <w:rPr>
+          <w:vertAlign w:val="subscript"/>
+          <w:lang w:eastAsia="en-US"/>
+        </w:rPr>
+        <w:t xml:space="preserve"> </w:t>
+      </w:r>
+      <w:r>
+        <w:rPr>
+          <w:lang w:eastAsia="en-US"/>
+        </w:rPr>
+        <w:t>– затраты на основную заработную плату, руб.;</w:t>
+      </w:r>
+    </w:p>
+    <w:p>
+      <w:pPr>
+        <w:spacing w:line="340" w:lineRule="exact"/>
+        <w:rPr>
+          <w:lang w:eastAsia="en-US"/>
+        </w:rPr>
+      </w:pPr>
+      <w:proofErr w:type="spellStart"/>
+      <w:r>
+        <w:rPr>
+          <w:lang w:eastAsia="en-US"/>
+        </w:rPr>
+        <w:t>ЗП</w:t>
+      </w:r>
+      <w:r>
+        <w:rPr>
+          <w:vertAlign w:val="subscript"/>
+          <w:lang w:eastAsia="en-US"/>
+        </w:rPr>
+        <w:t>д</w:t>
+      </w:r>
+      <w:r>
+        <w:rPr>
+          <w:vertAlign w:val="subscript"/>
+          <w:lang w:eastAsia="en-US"/>
+        </w:rPr>
+        <w:t>оп</w:t>
+      </w:r>
+      <w:proofErr w:type="spellEnd"/>
+      <w:r>
+        <w:rPr>
+          <w:vertAlign w:val="subscript"/>
+          <w:lang w:eastAsia="en-US"/>
+        </w:rPr>
+        <w:t xml:space="preserve"> </w:t>
+      </w:r>
+      <w:r>
+        <w:rPr>
+          <w:lang w:eastAsia="en-US"/>
+        </w:rPr>
+        <w:t>– затраты на дополнительную заработную плату, руб.</w:t>
+      </w:r>
+    </w:p>
+    <w:p>
+      <w:pPr>
+        <w:spacing w:line="340" w:lineRule="exact"/>
+        <w:rPr>
+          <w:lang w:eastAsia="en-US"/>
+        </w:rPr>
+      </w:pPr>
+    </w:p>
+    <w:p>
+      <w:pPr>
+        <w:spacing w:line="340" w:lineRule="exact"/>
+        <w:ind w:left="1985" w:firstLine="0"/>
+        <w:rPr>
+          <w:lang w:eastAsia="en-US"/>
+        </w:rPr>
+      </w:pPr>
+      <w:r>
+        <w:rPr>
+          <w:lang w:eastAsia="en-US"/>
+        </w:rPr>
+        <w:t xml:space="preserve">ФЗП = </w:t>
+      </w:r>
+      <w:r>
+        <w:rPr>
+          <w:lang w:eastAsia="en-US"/>
+        </w:rPr>
+        <w:t xml:space="preserve">627,90 </w:t>
+      </w:r>
+      <w:r>
+        <w:rPr>
+          <w:lang w:eastAsia="en-US"/>
+        </w:rPr>
+        <w:t>+ 6</w:t>
+      </w:r>
+      <w:r>
+        <w:rPr>
+          <w:lang w:eastAsia="en-US"/>
+        </w:rPr>
+        <w:t>2</w:t>
+      </w:r>
+      <w:r>
+        <w:rPr>
+          <w:lang w:eastAsia="en-US"/>
+        </w:rPr>
+        <w:t>,</w:t>
+      </w:r>
+      <w:r>
+        <w:rPr>
+          <w:lang w:eastAsia="en-US"/>
+        </w:rPr>
+        <w:t>79</w:t>
+      </w:r>
+      <w:r>
+        <w:rPr>
+          <w:lang w:eastAsia="en-US"/>
+        </w:rPr>
+        <w:t xml:space="preserve"> = </w:t>
+      </w:r>
+      <w:r>
+        <w:rPr>
+          <w:lang w:eastAsia="en-US"/>
+        </w:rPr>
+        <w:t>690,69</w:t>
+      </w:r>
+      <w:r>
+        <w:rPr>
+          <w:lang w:eastAsia="en-US"/>
+        </w:rPr>
+        <w:t xml:space="preserve"> руб.</w:t>
       </w:r>
     </w:p>
     <w:p>
@@ -2195,10 +3016,62 @@
         <w:autoSpaceDE/>
         <w:autoSpaceDN/>
         <w:adjustRightInd/>
-        <w:rPr>
-          <w:szCs w:val="28"/>
-        </w:rPr>
-      </w:pPr>
+        <w:spacing w:line="340" w:lineRule="exact"/>
+        <w:rPr>
+          <w:szCs w:val="28"/>
+        </w:rPr>
+      </w:pPr>
+      <w:r>
+        <w:rPr>
+          <w:szCs w:val="28"/>
+        </w:rPr>
+        <w:t>Отчисления от фонда оплаты труда включают отчисления в фонд социальной защиты населения (34 %) и страхование нанимателя от несчастных случаев (0,6 %). Отчисления от фонда оплаты труда (</w:t>
+      </w:r>
+      <w:proofErr w:type="spellStart"/>
+      <w:r>
+        <w:rPr>
+          <w:szCs w:val="28"/>
+        </w:rPr>
+        <w:t>О</w:t>
+      </w:r>
+      <w:r>
+        <w:rPr>
+          <w:szCs w:val="28"/>
+          <w:vertAlign w:val="subscript"/>
+        </w:rPr>
+        <w:t>фзп</w:t>
+      </w:r>
+      <w:proofErr w:type="spellEnd"/>
+      <w:r>
+        <w:rPr>
+          <w:szCs w:val="28"/>
+        </w:rPr>
+        <w:t xml:space="preserve">) рассчитываются по формуле </w:t>
+      </w:r>
+      <w:r>
+        <w:rPr>
+          <w:szCs w:val="28"/>
+        </w:rPr>
+        <w:t>(</w:t>
+      </w:r>
+      <w:r>
+        <w:rPr>
+          <w:szCs w:val="28"/>
+        </w:rPr>
+        <w:t>6.5</w:t>
+      </w:r>
+      <w:r>
+        <w:rPr>
+          <w:szCs w:val="28"/>
+        </w:rPr>
+        <w:t>)</w:t>
+      </w:r>
+      <w:r>
+        <w:rPr>
+          <w:szCs w:val="28"/>
+        </w:rPr>
+        <w:t>:</w:t>
+      </w:r>
     </w:p>
     <w:p>
       <w:pPr>
@@ -2206,230 +3079,183 @@
         <w:autoSpaceDE/>
         <w:autoSpaceDN/>
         <w:adjustRightInd/>
-        <w:jc w:val="right"/>
-        <w:rPr>
-          <w:szCs w:val="28"/>
-        </w:rPr>
-      </w:pPr>
-      <w:r>
-        <w:rPr>
-          <w:szCs w:val="28"/>
-        </w:rPr>
-        <w:t>ФЗП = ЗП</w:t>
-      </w:r>
-      <w:r>
-        <w:rPr>
-          <w:szCs w:val="28"/>
-          <w:vertAlign w:val="subscript"/>
-        </w:rPr>
-        <w:t>осн</w:t>
-      </w:r>
-      <w:r>
-        <w:rPr>
-          <w:szCs w:val="28"/>
-        </w:rPr>
-        <w:t xml:space="preserve"> + ЗП</w:t>
-      </w:r>
-      <w:r>
-        <w:rPr>
-          <w:szCs w:val="28"/>
-          <w:vertAlign w:val="subscript"/>
-        </w:rPr>
-        <w:t>доп</w:t>
-      </w:r>
-      <w:r>
-        <w:rPr>
-          <w:szCs w:val="28"/>
-        </w:rPr>
-        <w:t xml:space="preserve">, руб.                </w:t>
-      </w:r>
-      <w:r>
-        <w:rPr>
-          <w:szCs w:val="28"/>
-        </w:rPr>
-        <w:t xml:space="preserve"> </w:t>
-      </w:r>
-      <w:r>
-        <w:rPr>
-          <w:szCs w:val="28"/>
-        </w:rPr>
-        <w:t xml:space="preserve">                                (6.4)</w:t>
-      </w:r>
-      <w:commentRangeStart w:id="10"/>
-    </w:p>
-    <w:commentRangeEnd w:id="10"/>
-    <w:p>
-      <w:pPr>
-        <w:rPr>
-          <w:lang w:eastAsia="en-US"/>
-        </w:rPr>
-      </w:pPr>
-      <w:r>
-        <w:rPr>
-          <w:rStyle w:val="a6"/>
-        </w:rPr>
-        <w:commentReference w:id="10"/>
-      </w:r>
-    </w:p>
-    <w:p>
-      <w:pPr>
-        <w:rPr>
-          <w:lang w:eastAsia="en-US"/>
-        </w:rPr>
-      </w:pPr>
-      <w:r>
-        <w:rPr>
-          <w:lang w:eastAsia="en-US"/>
-        </w:rPr>
-        <w:t>где:</w:t>
-      </w:r>
-    </w:p>
-    <w:p>
-      <w:pPr>
-        <w:rPr>
-          <w:lang w:eastAsia="en-US"/>
-        </w:rPr>
-      </w:pPr>
-      <w:r>
-        <w:rPr>
-          <w:lang w:eastAsia="en-US"/>
-        </w:rPr>
-        <w:t>ЗП</w:t>
-      </w:r>
-      <w:r>
-        <w:rPr>
-          <w:vertAlign w:val="subscript"/>
-          <w:lang w:eastAsia="en-US"/>
-        </w:rPr>
-        <w:t xml:space="preserve">осн </w:t>
-      </w:r>
-      <w:r>
-        <w:rPr>
-          <w:lang w:eastAsia="en-US"/>
-        </w:rPr>
-        <w:t>– затраты на основную заработную плату, руб.;</w:t>
-      </w:r>
-    </w:p>
-    <w:p>
-      <w:pPr>
-        <w:rPr>
-          <w:lang w:eastAsia="en-US"/>
-        </w:rPr>
-      </w:pPr>
-      <w:r>
-        <w:rPr>
-          <w:lang w:eastAsia="en-US"/>
-        </w:rPr>
-        <w:t>ЗП</w:t>
-      </w:r>
-      <w:r>
-        <w:rPr>
-          <w:vertAlign w:val="subscript"/>
-          <w:lang w:eastAsia="en-US"/>
-        </w:rPr>
-        <w:t>д</w:t>
-      </w:r>
-      <w:r>
-        <w:rPr>
-          <w:vertAlign w:val="subscript"/>
-          <w:lang w:eastAsia="en-US"/>
-        </w:rPr>
-        <w:t>оп</w:t>
-      </w:r>
-      <w:r>
-        <w:rPr>
-          <w:vertAlign w:val="subscript"/>
-          <w:lang w:eastAsia="en-US"/>
-        </w:rPr>
-        <w:t xml:space="preserve"> </w:t>
-      </w:r>
-      <w:r>
-        <w:rPr>
-          <w:lang w:eastAsia="en-US"/>
-        </w:rPr>
-        <w:t>– затраты на дополнительную заработную плату, руб.</w:t>
-      </w:r>
-    </w:p>
-    <w:p>
-      <w:pPr>
-        <w:rPr>
-          <w:lang w:eastAsia="en-US"/>
-        </w:rPr>
-      </w:pPr>
-    </w:p>
-    <w:p>
-      <w:pPr>
-        <w:rPr>
-          <w:lang w:eastAsia="en-US"/>
-        </w:rPr>
-      </w:pPr>
-      <w:r>
-        <w:rPr>
-          <w:lang w:eastAsia="en-US"/>
-        </w:rPr>
-        <w:tab/>
-      </w:r>
-      <w:r>
-        <w:rPr>
-          <w:lang w:eastAsia="en-US"/>
-        </w:rPr>
-        <w:tab/>
-      </w:r>
-      <w:r>
-        <w:rPr>
-          <w:lang w:eastAsia="en-US"/>
-        </w:rPr>
-        <w:tab/>
-        <w:t xml:space="preserve">ФЗП = </w:t>
-      </w:r>
-      <w:r>
-        <w:rPr>
-          <w:lang w:eastAsia="en-US"/>
-        </w:rPr>
-        <w:t xml:space="preserve">627,90 </w:t>
-      </w:r>
-      <w:r>
-        <w:rPr>
-          <w:lang w:eastAsia="en-US"/>
-        </w:rPr>
-        <w:t>+ 6</w:t>
-      </w:r>
-      <w:r>
-        <w:rPr>
-          <w:lang w:eastAsia="en-US"/>
-        </w:rPr>
-        <w:t>2</w:t>
-      </w:r>
-      <w:r>
-        <w:rPr>
-          <w:lang w:eastAsia="en-US"/>
-        </w:rPr>
-        <w:t>,</w:t>
-      </w:r>
-      <w:r>
-        <w:rPr>
-          <w:lang w:eastAsia="en-US"/>
-        </w:rPr>
-        <w:t>79</w:t>
-      </w:r>
-      <w:r>
-        <w:rPr>
-          <w:lang w:eastAsia="en-US"/>
-        </w:rPr>
-        <w:t xml:space="preserve"> = </w:t>
-      </w:r>
-      <w:r>
-        <w:rPr>
-          <w:lang w:eastAsia="en-US"/>
-        </w:rPr>
-        <w:t>690,69</w:t>
-      </w:r>
-      <w:r>
-        <w:rPr>
-          <w:lang w:eastAsia="en-US"/>
-        </w:rPr>
-        <w:t xml:space="preserve"> руб.</w:t>
-      </w:r>
+        <w:spacing w:line="340" w:lineRule="exact"/>
+        <w:rPr>
+          <w:szCs w:val="28"/>
+        </w:rPr>
+      </w:pPr>
+    </w:p>
+    <w:tbl>
+      <w:tblPr>
+        <w:tblStyle w:val="a5"/>
+        <w:tblW w:w="0" w:type="auto"/>
+        <w:tblBorders>
+          <w:top w:val="none" w:sz="0" w:space="0" w:color="auto"/>
+          <w:left w:val="none" w:sz="0" w:space="0" w:color="auto"/>
+          <w:bottom w:val="none" w:sz="0" w:space="0" w:color="auto"/>
+          <w:right w:val="none" w:sz="0" w:space="0" w:color="auto"/>
+          <w:insideH w:val="none" w:sz="0" w:space="0" w:color="auto"/>
+          <w:insideV w:val="none" w:sz="0" w:space="0" w:color="auto"/>
+        </w:tblBorders>
+        <w:tblLook w:val="04A0" w:firstRow="1" w:lastRow="0" w:firstColumn="1" w:lastColumn="0" w:noHBand="0" w:noVBand="1"/>
+      </w:tblPr>
+      <w:tblGrid>
+        <w:gridCol w:w="8642"/>
+        <w:gridCol w:w="986"/>
+      </w:tblGrid>
+      <w:tr>
+        <w:tc>
+          <w:tcPr>
+            <w:tcW w:w="8642" w:type="dxa"/>
+          </w:tcPr>
+          <w:p>
+            <w:pPr>
+              <w:widowControl/>
+              <w:autoSpaceDE/>
+              <w:autoSpaceDN/>
+              <w:adjustRightInd/>
+              <w:spacing w:line="340" w:lineRule="exact"/>
+              <w:ind w:left="1878" w:firstLine="0"/>
+              <w:rPr>
+                <w:szCs w:val="28"/>
+              </w:rPr>
+            </w:pPr>
+            <w:proofErr w:type="spellStart"/>
+            <w:r>
+              <w:rPr>
+                <w:szCs w:val="28"/>
+              </w:rPr>
+              <w:t>О</w:t>
+            </w:r>
+            <w:r>
+              <w:rPr>
+                <w:szCs w:val="28"/>
+                <w:vertAlign w:val="subscript"/>
+              </w:rPr>
+              <w:t>фзп</w:t>
+            </w:r>
+            <w:proofErr w:type="spellEnd"/>
+            <w:r>
+              <w:rPr>
+                <w:szCs w:val="28"/>
+                <w:vertAlign w:val="subscript"/>
+              </w:rPr>
+              <w:t xml:space="preserve"> </w:t>
+            </w:r>
+            <w:r>
+              <w:rPr>
+                <w:szCs w:val="28"/>
+              </w:rPr>
+              <w:t>= (34 + 0,6) / 100 × ФЗП, руб.</w:t>
+            </w:r>
+          </w:p>
+        </w:tc>
+        <w:tc>
+          <w:tcPr>
+            <w:tcW w:w="986" w:type="dxa"/>
+          </w:tcPr>
+          <w:p>
+            <w:pPr>
+              <w:widowControl/>
+              <w:autoSpaceDE/>
+              <w:autoSpaceDN/>
+              <w:adjustRightInd/>
+              <w:spacing w:line="340" w:lineRule="exact"/>
+              <w:ind w:firstLine="0"/>
+              <w:jc w:val="right"/>
+              <w:rPr>
+                <w:szCs w:val="28"/>
+              </w:rPr>
+            </w:pPr>
+            <w:r>
+              <w:rPr>
+                <w:szCs w:val="28"/>
+              </w:rPr>
+              <w:t>(6.5)</w:t>
+            </w:r>
+          </w:p>
+        </w:tc>
+      </w:tr>
+      <w:tr>
+        <w:tc>
+          <w:tcPr>
+            <w:tcW w:w="9628" w:type="dxa"/>
+            <w:gridSpan w:val="2"/>
+          </w:tcPr>
+          <w:p>
+            <w:pPr>
+              <w:spacing w:line="340" w:lineRule="exact"/>
+              <w:ind w:firstLine="0"/>
+              <w:rPr>
+                <w:lang w:eastAsia="en-US"/>
+              </w:rPr>
+            </w:pPr>
+          </w:p>
+        </w:tc>
+      </w:tr>
+      <w:tr>
+        <w:tc>
+          <w:tcPr>
+            <w:tcW w:w="9628" w:type="dxa"/>
+            <w:gridSpan w:val="2"/>
+          </w:tcPr>
+          <w:p>
+            <w:pPr>
+              <w:spacing w:line="340" w:lineRule="exact"/>
+              <w:ind w:left="1878" w:firstLine="0"/>
+              <w:rPr>
+                <w:lang w:eastAsia="en-US"/>
+              </w:rPr>
+            </w:pPr>
+            <w:r>
+              <w:rPr>
+                <w:lang w:eastAsia="en-US"/>
+              </w:rPr>
+              <w:t>О</w:t>
+            </w:r>
+            <w:r>
+              <w:rPr>
+                <w:vertAlign w:val="subscript"/>
+                <w:lang w:val="be-BY" w:eastAsia="en-US"/>
+              </w:rPr>
+              <w:t>фз</w:t>
+            </w:r>
+            <w:r>
+              <w:rPr>
+                <w:vertAlign w:val="subscript"/>
+                <w:lang w:eastAsia="en-US"/>
+              </w:rPr>
+              <w:t>п</w:t>
+            </w:r>
+            <w:r>
+              <w:rPr>
+                <w:lang w:eastAsia="en-US"/>
+              </w:rPr>
+              <w:t xml:space="preserve">= (34 + 0,6) / 100 </w:t>
+            </w:r>
+            <w:r>
+              <w:rPr>
+                <w:szCs w:val="28"/>
+              </w:rPr>
+              <w:t>×</w:t>
+            </w:r>
+            <w:r>
+              <w:rPr>
+                <w:lang w:eastAsia="en-US"/>
+              </w:rPr>
+              <w:t xml:space="preserve"> 690,69 = 238,98 руб.</w:t>
+            </w:r>
+          </w:p>
+        </w:tc>
+      </w:tr>
+    </w:tbl>
+    <w:p>
+      <w:pPr>
+        <w:spacing w:line="340" w:lineRule="exact"/>
+        <w:rPr>
+          <w:lang w:eastAsia="en-US"/>
+        </w:rPr>
+      </w:pPr>
     </w:p>
     <w:p>
       <w:pPr>
@@ -2437,28 +3263,273 @@
         <w:autoSpaceDE/>
         <w:autoSpaceDN/>
         <w:adjustRightInd/>
-        <w:rPr>
-          <w:szCs w:val="28"/>
-        </w:rPr>
-      </w:pPr>
-      <w:r>
-        <w:rPr>
-          <w:szCs w:val="28"/>
-        </w:rPr>
-        <w:t>Отчисления от фонда оплаты труда включают отчисления в фонд социальной защиты населения (34 %) и страхование нанимателя от несчастных случаев (0,6 %). Отчисления от фонда оплаты труда (О</w:t>
+        <w:spacing w:line="340" w:lineRule="exact"/>
+        <w:rPr>
+          <w:szCs w:val="28"/>
+        </w:rPr>
+      </w:pPr>
+      <w:r>
+        <w:rPr>
+          <w:szCs w:val="28"/>
+        </w:rPr>
+        <w:t>Затраты на оплату труда разработчика программного обеспечения (</w:t>
+      </w:r>
+      <w:proofErr w:type="spellStart"/>
+      <w:r>
+        <w:rPr>
+          <w:szCs w:val="28"/>
+        </w:rPr>
+        <w:t>ЗП</w:t>
       </w:r>
       <w:r>
         <w:rPr>
           <w:szCs w:val="28"/>
           <w:vertAlign w:val="subscript"/>
         </w:rPr>
-        <w:t>фзп</w:t>
-      </w:r>
-      <w:r>
-        <w:rPr>
-          <w:szCs w:val="28"/>
-        </w:rPr>
-        <w:t>) рассчитываются по формуле 6.5:</w:t>
+        <w:t>р</w:t>
+      </w:r>
+      <w:proofErr w:type="spellEnd"/>
+      <w:r>
+        <w:rPr>
+          <w:szCs w:val="28"/>
+        </w:rPr>
+        <w:t xml:space="preserve">) определяются по формуле </w:t>
+      </w:r>
+      <w:r>
+        <w:rPr>
+          <w:szCs w:val="28"/>
+        </w:rPr>
+        <w:t>(</w:t>
+      </w:r>
+      <w:r>
+        <w:rPr>
+          <w:szCs w:val="28"/>
+        </w:rPr>
+        <w:t>6.6</w:t>
+      </w:r>
+      <w:r>
+        <w:rPr>
+          <w:szCs w:val="28"/>
+        </w:rPr>
+        <w:t>)</w:t>
+      </w:r>
+      <w:r>
+        <w:rPr>
+          <w:szCs w:val="28"/>
+        </w:rPr>
+        <w:t>:</w:t>
+      </w:r>
+    </w:p>
+    <w:p>
+      <w:pPr>
+        <w:spacing w:line="340" w:lineRule="exact"/>
+        <w:rPr>
+          <w:lang w:eastAsia="en-US"/>
+        </w:rPr>
+      </w:pPr>
+    </w:p>
+    <w:tbl>
+      <w:tblPr>
+        <w:tblStyle w:val="a5"/>
+        <w:tblW w:w="0" w:type="auto"/>
+        <w:tblBorders>
+          <w:top w:val="none" w:sz="0" w:space="0" w:color="auto"/>
+          <w:left w:val="none" w:sz="0" w:space="0" w:color="auto"/>
+          <w:bottom w:val="none" w:sz="0" w:space="0" w:color="auto"/>
+          <w:right w:val="none" w:sz="0" w:space="0" w:color="auto"/>
+          <w:insideH w:val="none" w:sz="0" w:space="0" w:color="auto"/>
+          <w:insideV w:val="none" w:sz="0" w:space="0" w:color="auto"/>
+        </w:tblBorders>
+        <w:tblLook w:val="04A0" w:firstRow="1" w:lastRow="0" w:firstColumn="1" w:lastColumn="0" w:noHBand="0" w:noVBand="1"/>
+      </w:tblPr>
+      <w:tblGrid>
+        <w:gridCol w:w="8642"/>
+        <w:gridCol w:w="986"/>
+      </w:tblGrid>
+      <w:tr>
+        <w:tc>
+          <w:tcPr>
+            <w:tcW w:w="8642" w:type="dxa"/>
+          </w:tcPr>
+          <w:p>
+            <w:pPr>
+              <w:spacing w:line="340" w:lineRule="exact"/>
+              <w:ind w:left="1878" w:firstLine="0"/>
+              <w:jc w:val="left"/>
+              <w:rPr>
+                <w:lang w:eastAsia="en-US"/>
+              </w:rPr>
+            </w:pPr>
+            <w:proofErr w:type="spellStart"/>
+            <w:r>
+              <w:rPr>
+                <w:lang w:eastAsia="en-US"/>
+              </w:rPr>
+              <w:t>З</w:t>
+            </w:r>
+            <w:r>
+              <w:rPr>
+                <w:vertAlign w:val="subscript"/>
+                <w:lang w:eastAsia="en-US"/>
+              </w:rPr>
+              <w:t>опл</w:t>
+            </w:r>
+            <w:proofErr w:type="spellEnd"/>
+            <w:r>
+              <w:rPr>
+                <w:lang w:eastAsia="en-US"/>
+              </w:rPr>
+              <w:t xml:space="preserve"> = ФЗП + </w:t>
+            </w:r>
+            <w:proofErr w:type="spellStart"/>
+            <w:r>
+              <w:rPr>
+                <w:lang w:eastAsia="en-US"/>
+              </w:rPr>
+              <w:t>О</w:t>
+            </w:r>
+            <w:r>
+              <w:rPr>
+                <w:vertAlign w:val="subscript"/>
+                <w:lang w:eastAsia="en-US"/>
+              </w:rPr>
+              <w:t>фзп</w:t>
+            </w:r>
+            <w:proofErr w:type="spellEnd"/>
+            <w:r>
+              <w:rPr>
+                <w:lang w:eastAsia="en-US"/>
+              </w:rPr>
+              <w:t>, руб.</w:t>
+            </w:r>
+          </w:p>
+        </w:tc>
+        <w:tc>
+          <w:tcPr>
+            <w:tcW w:w="986" w:type="dxa"/>
+          </w:tcPr>
+          <w:p>
+            <w:pPr>
+              <w:spacing w:line="340" w:lineRule="exact"/>
+              <w:ind w:firstLine="0"/>
+              <w:jc w:val="left"/>
+              <w:rPr>
+                <w:lang w:eastAsia="en-US"/>
+              </w:rPr>
+            </w:pPr>
+            <w:r>
+              <w:rPr>
+                <w:lang w:eastAsia="en-US"/>
+              </w:rPr>
+              <w:t>(6.6)</w:t>
+            </w:r>
+          </w:p>
+        </w:tc>
+      </w:tr>
+    </w:tbl>
+    <w:p>
+      <w:pPr>
+        <w:spacing w:line="340" w:lineRule="exact"/>
+        <w:rPr>
+          <w:lang w:eastAsia="en-US"/>
+        </w:rPr>
+      </w:pPr>
+    </w:p>
+    <w:p>
+      <w:pPr>
+        <w:spacing w:line="340" w:lineRule="exact"/>
+        <w:ind w:left="1985" w:firstLine="0"/>
+        <w:rPr>
+          <w:color w:val="000000" w:themeColor="text1"/>
+        </w:rPr>
+      </w:pPr>
+      <w:proofErr w:type="spellStart"/>
+      <w:r>
+        <w:rPr>
+          <w:lang w:eastAsia="en-US"/>
+        </w:rPr>
+        <w:t>З</w:t>
+      </w:r>
+      <w:r>
+        <w:rPr>
+          <w:vertAlign w:val="subscript"/>
+          <w:lang w:eastAsia="en-US"/>
+        </w:rPr>
+        <w:t>опл</w:t>
+      </w:r>
+      <w:proofErr w:type="spellEnd"/>
+      <w:r>
+        <w:rPr>
+          <w:lang w:eastAsia="en-US"/>
+        </w:rPr>
+        <w:t xml:space="preserve"> = </w:t>
+      </w:r>
+      <w:r>
+        <w:rPr>
+          <w:lang w:eastAsia="en-US"/>
+        </w:rPr>
+        <w:t xml:space="preserve">690,69 </w:t>
+      </w:r>
+      <w:r>
+        <w:rPr>
+          <w:lang w:eastAsia="en-US"/>
+        </w:rPr>
+        <w:t xml:space="preserve">+ </w:t>
+      </w:r>
+      <w:r>
+        <w:rPr>
+          <w:lang w:eastAsia="en-US"/>
+        </w:rPr>
+        <w:t>238</w:t>
+      </w:r>
+      <w:r>
+        <w:rPr>
+          <w:lang w:eastAsia="en-US"/>
+        </w:rPr>
+        <w:t>,</w:t>
+      </w:r>
+      <w:r>
+        <w:rPr>
+          <w:lang w:eastAsia="en-US"/>
+        </w:rPr>
+        <w:t>98</w:t>
+      </w:r>
+      <w:r>
+        <w:rPr>
+          <w:lang w:eastAsia="en-US"/>
+        </w:rPr>
+        <w:t>=</w:t>
+      </w:r>
+      <w:r>
+        <w:rPr>
+          <w:lang w:eastAsia="en-US"/>
+        </w:rPr>
+        <w:t>929</w:t>
+      </w:r>
+      <w:r>
+        <w:rPr>
+          <w:lang w:eastAsia="en-US"/>
+        </w:rPr>
+        <w:t>,</w:t>
+      </w:r>
+      <w:r>
+        <w:rPr>
+          <w:lang w:eastAsia="en-US"/>
+        </w:rPr>
+        <w:t>67</w:t>
+      </w:r>
+      <w:r>
+        <w:rPr>
+          <w:lang w:eastAsia="en-US"/>
+        </w:rPr>
+        <w:t xml:space="preserve"> </w:t>
+      </w:r>
+      <w:r>
+        <w:rPr>
+          <w:color w:val="000000" w:themeColor="text1"/>
+          <w:lang w:eastAsia="en-US"/>
+        </w:rPr>
+        <w:t>руб.</w:t>
       </w:r>
     </w:p>
     <w:p>
@@ -2467,10 +3538,62 @@
         <w:autoSpaceDE/>
         <w:autoSpaceDN/>
         <w:adjustRightInd/>
-        <w:rPr>
-          <w:szCs w:val="28"/>
-        </w:rPr>
-      </w:pPr>
+        <w:spacing w:line="340" w:lineRule="exact"/>
+        <w:rPr>
+          <w:szCs w:val="28"/>
+        </w:rPr>
+      </w:pPr>
+      <w:r>
+        <w:rPr>
+          <w:szCs w:val="28"/>
+        </w:rPr>
+        <w:t>Прочие затраты (</w:t>
+      </w:r>
+      <w:proofErr w:type="spellStart"/>
+      <w:r>
+        <w:rPr>
+          <w:szCs w:val="28"/>
+        </w:rPr>
+        <w:t>З</w:t>
+      </w:r>
+      <w:r>
+        <w:rPr>
+          <w:szCs w:val="28"/>
+          <w:vertAlign w:val="subscript"/>
+        </w:rPr>
+        <w:t>пз</w:t>
+      </w:r>
+      <w:proofErr w:type="spellEnd"/>
+      <w:r>
+        <w:rPr>
+          <w:szCs w:val="28"/>
+        </w:rPr>
+        <w:t xml:space="preserve">) включаются в себестоимость разработки программного обеспечения в процентах от затрат на основную заработную плату по формуле </w:t>
+      </w:r>
+      <w:r>
+        <w:rPr>
+          <w:szCs w:val="28"/>
+        </w:rPr>
+        <w:t>(</w:t>
+      </w:r>
+      <w:r>
+        <w:rPr>
+          <w:szCs w:val="28"/>
+        </w:rPr>
+        <w:t>6.7</w:t>
+      </w:r>
+      <w:r>
+        <w:rPr>
+          <w:szCs w:val="28"/>
+        </w:rPr>
+        <w:t>)</w:t>
+      </w:r>
+      <w:r>
+        <w:rPr>
+          <w:szCs w:val="28"/>
+        </w:rPr>
+        <w:t>:</w:t>
+      </w:r>
     </w:p>
     <w:p>
       <w:pPr>
@@ -2478,100 +3601,175 @@
         <w:autoSpaceDE/>
         <w:autoSpaceDN/>
         <w:adjustRightInd/>
-        <w:jc w:val="right"/>
-        <w:rPr>
-          <w:szCs w:val="28"/>
-        </w:rPr>
-      </w:pPr>
-      <w:r>
-        <w:rPr>
-          <w:szCs w:val="28"/>
-        </w:rPr>
-        <w:t xml:space="preserve">                </w:t>
-      </w:r>
-      <w:r>
-        <w:rPr>
-          <w:szCs w:val="28"/>
-        </w:rPr>
-        <w:t>О</w:t>
-      </w:r>
-      <w:r>
-        <w:rPr>
-          <w:szCs w:val="28"/>
+        <w:spacing w:line="340" w:lineRule="exact"/>
+        <w:rPr>
+          <w:szCs w:val="28"/>
+        </w:rPr>
+      </w:pPr>
+    </w:p>
+    <w:tbl>
+      <w:tblPr>
+        <w:tblStyle w:val="a5"/>
+        <w:tblW w:w="9634" w:type="dxa"/>
+        <w:tblInd w:w="137" w:type="dxa"/>
+        <w:tblBorders>
+          <w:top w:val="none" w:sz="0" w:space="0" w:color="auto"/>
+          <w:left w:val="none" w:sz="0" w:space="0" w:color="auto"/>
+          <w:bottom w:val="none" w:sz="0" w:space="0" w:color="auto"/>
+          <w:right w:val="none" w:sz="0" w:space="0" w:color="auto"/>
+          <w:insideH w:val="none" w:sz="0" w:space="0" w:color="auto"/>
+          <w:insideV w:val="none" w:sz="0" w:space="0" w:color="auto"/>
+        </w:tblBorders>
+        <w:tblLook w:val="04A0" w:firstRow="1" w:lastRow="0" w:firstColumn="1" w:lastColumn="0" w:noHBand="0" w:noVBand="1"/>
+      </w:tblPr>
+      <w:tblGrid>
+        <w:gridCol w:w="7791"/>
+        <w:gridCol w:w="1843"/>
+      </w:tblGrid>
+      <w:tr>
+        <w:tc>
+          <w:tcPr>
+            <w:tcW w:w="7791" w:type="dxa"/>
+          </w:tcPr>
+          <w:p>
+            <w:pPr>
+              <w:spacing w:line="340" w:lineRule="exact"/>
+              <w:ind w:left="1736" w:firstLine="0"/>
+              <w:jc w:val="left"/>
+              <w:rPr>
+                <w:lang w:eastAsia="en-US"/>
+              </w:rPr>
+            </w:pPr>
+            <w:proofErr w:type="spellStart"/>
+            <w:r>
+              <w:rPr>
+                <w:szCs w:val="28"/>
+              </w:rPr>
+              <w:t>З</w:t>
+            </w:r>
+            <w:r>
+              <w:rPr>
+                <w:szCs w:val="28"/>
+                <w:vertAlign w:val="subscript"/>
+              </w:rPr>
+              <w:t>пз</w:t>
+            </w:r>
+            <w:proofErr w:type="spellEnd"/>
+            <w:r>
+              <w:rPr>
+                <w:szCs w:val="28"/>
+              </w:rPr>
+              <w:t xml:space="preserve"> = </w:t>
+            </w:r>
+            <w:proofErr w:type="spellStart"/>
+            <w:r>
+              <w:rPr>
+                <w:szCs w:val="28"/>
+              </w:rPr>
+              <w:t>ЗП</w:t>
+            </w:r>
+            <w:r>
+              <w:rPr>
+                <w:szCs w:val="28"/>
+                <w:vertAlign w:val="subscript"/>
+              </w:rPr>
+              <w:t>осн</w:t>
+            </w:r>
+            <w:proofErr w:type="spellEnd"/>
+            <w:r>
+              <w:rPr>
+                <w:szCs w:val="28"/>
+              </w:rPr>
+              <w:t xml:space="preserve"> × </w:t>
+            </w:r>
+            <w:proofErr w:type="spellStart"/>
+            <w:r>
+              <w:rPr>
+                <w:szCs w:val="28"/>
+              </w:rPr>
+              <w:t>Н</w:t>
+            </w:r>
+            <w:r>
+              <w:rPr>
+                <w:szCs w:val="28"/>
+                <w:vertAlign w:val="subscript"/>
+              </w:rPr>
+              <w:t>пз</w:t>
+            </w:r>
+            <w:proofErr w:type="spellEnd"/>
+            <w:r>
+              <w:rPr>
+                <w:szCs w:val="28"/>
+              </w:rPr>
+              <w:t xml:space="preserve"> / 100, руб.</w:t>
+            </w:r>
+          </w:p>
+        </w:tc>
+        <w:tc>
+          <w:tcPr>
+            <w:tcW w:w="1843" w:type="dxa"/>
+          </w:tcPr>
+          <w:p>
+            <w:pPr>
+              <w:spacing w:line="340" w:lineRule="exact"/>
+              <w:ind w:firstLine="0"/>
+              <w:jc w:val="right"/>
+              <w:rPr>
+                <w:lang w:eastAsia="en-US"/>
+              </w:rPr>
+            </w:pPr>
+            <w:r>
+              <w:rPr>
+                <w:szCs w:val="28"/>
+                <w:highlight w:val="yellow"/>
+              </w:rPr>
+              <w:t>(6.7)</w:t>
+            </w:r>
+          </w:p>
+        </w:tc>
+      </w:tr>
+    </w:tbl>
+    <w:p>
+      <w:pPr>
+        <w:spacing w:line="340" w:lineRule="exact"/>
+        <w:rPr>
+          <w:lang w:eastAsia="en-US"/>
+        </w:rPr>
+      </w:pPr>
+      <w:r>
+        <w:rPr>
+          <w:lang w:eastAsia="en-US"/>
+        </w:rPr>
+        <w:t xml:space="preserve">где: </w:t>
+      </w:r>
+    </w:p>
+    <w:p>
+      <w:pPr>
+        <w:spacing w:line="340" w:lineRule="exact"/>
+        <w:rPr>
+          <w:lang w:eastAsia="en-US"/>
+        </w:rPr>
+      </w:pPr>
+      <w:proofErr w:type="spellStart"/>
+      <w:r>
+        <w:rPr>
+          <w:lang w:eastAsia="en-US"/>
+        </w:rPr>
+        <w:t>Н</w:t>
+      </w:r>
+      <w:r>
+        <w:rPr>
           <w:vertAlign w:val="subscript"/>
-        </w:rPr>
-        <w:t xml:space="preserve">фзп </w:t>
-      </w:r>
-      <w:r>
-        <w:rPr>
-          <w:szCs w:val="28"/>
-        </w:rPr>
-        <w:t xml:space="preserve">= (34 + 0,6) / 100 × ФЗП, руб.       </w:t>
-      </w:r>
-      <w:r>
-        <w:rPr>
-          <w:szCs w:val="28"/>
-        </w:rPr>
-        <w:t xml:space="preserve">     </w:t>
-      </w:r>
-      <w:r>
-        <w:rPr>
-          <w:szCs w:val="28"/>
-        </w:rPr>
-        <w:t xml:space="preserve">         (6.5)</w:t>
-      </w:r>
-    </w:p>
-    <w:p>
-      <w:pPr>
-        <w:rPr>
-          <w:lang w:eastAsia="en-US"/>
-        </w:rPr>
-      </w:pPr>
-    </w:p>
-    <w:p>
-      <w:pPr>
-        <w:rPr>
-          <w:lang w:eastAsia="en-US"/>
-        </w:rPr>
-      </w:pPr>
-      <w:r>
-        <w:rPr>
-          <w:lang w:eastAsia="en-US"/>
-        </w:rPr>
-        <w:tab/>
-      </w:r>
-      <w:r>
-        <w:rPr>
-          <w:lang w:eastAsia="en-US"/>
-        </w:rPr>
-        <w:tab/>
-      </w:r>
-      <w:r>
-        <w:rPr>
-          <w:lang w:eastAsia="en-US"/>
-        </w:rPr>
-        <w:tab/>
-        <w:t>О</w:t>
-      </w:r>
-      <w:r>
-        <w:rPr>
-          <w:vertAlign w:val="subscript"/>
-          <w:lang w:val="be-BY" w:eastAsia="en-US"/>
-        </w:rPr>
-        <w:t>фз</w:t>
-      </w:r>
-      <w:r>
-        <w:rPr>
-          <w:vertAlign w:val="subscript"/>
-          <w:lang w:eastAsia="en-US"/>
-        </w:rPr>
-        <w:t>п</w:t>
-      </w:r>
-      <w:r>
-        <w:rPr>
-          <w:lang w:eastAsia="en-US"/>
-        </w:rPr>
-        <w:t>=</w:t>
+          <w:lang w:eastAsia="en-US"/>
+        </w:rPr>
+        <w:t>пз</w:t>
+      </w:r>
+      <w:proofErr w:type="spellEnd"/>
+      <w:r>
+        <w:rPr>
+          <w:lang w:eastAsia="en-US"/>
+        </w:rPr>
+        <w:t xml:space="preserve"> – норматив прочих затрат,</w:t>
       </w:r>
       <w:r>
         <w:rPr>
@@ -2583,83 +3781,12 @@
         <w:rPr>
           <w:lang w:eastAsia="en-US"/>
         </w:rPr>
-        <w:t>(34</w:t>
-      </w:r>
-      <w:r>
-        <w:rPr>
-          <w:lang w:eastAsia="en-US"/>
-        </w:rPr>
-        <w:t xml:space="preserve"> + 0,6) / 100</w:t>
-      </w:r>
-      <w:r>
-        <w:rPr>
-          <w:lang w:eastAsia="en-US"/>
-        </w:rPr>
-        <w:t xml:space="preserve"> </w:t>
-      </w:r>
-      <w:r>
-        <w:rPr>
-          <w:szCs w:val="28"/>
-        </w:rPr>
-        <w:t>×</w:t>
-      </w:r>
-      <w:r>
-        <w:rPr>
-          <w:lang w:eastAsia="en-US"/>
-        </w:rPr>
-        <w:t xml:space="preserve"> </w:t>
-      </w:r>
-      <w:r>
-        <w:rPr>
-          <w:lang w:eastAsia="en-US"/>
-        </w:rPr>
-        <w:t xml:space="preserve">690,69 </w:t>
-      </w:r>
-      <w:r>
-        <w:rPr>
-          <w:lang w:eastAsia="en-US"/>
-        </w:rPr>
-        <w:t xml:space="preserve">= </w:t>
-      </w:r>
-      <w:r>
-        <w:rPr>
-          <w:lang w:eastAsia="en-US"/>
-        </w:rPr>
-        <w:t>2</w:t>
-      </w:r>
-      <w:r>
-        <w:rPr>
-          <w:lang w:eastAsia="en-US"/>
-        </w:rPr>
-        <w:t>38</w:t>
-      </w:r>
-      <w:r>
-        <w:rPr>
-          <w:lang w:eastAsia="en-US"/>
-        </w:rPr>
-        <w:t>,</w:t>
-      </w:r>
-      <w:r>
-        <w:rPr>
-          <w:lang w:eastAsia="en-US"/>
-        </w:rPr>
-        <w:t>98</w:t>
-      </w:r>
-      <w:r>
-        <w:rPr>
-          <w:lang w:eastAsia="en-US"/>
-        </w:rPr>
-        <w:t xml:space="preserve"> </w:t>
-      </w:r>
-      <w:r>
-        <w:rPr>
-          <w:lang w:eastAsia="en-US"/>
-        </w:rPr>
-        <w:t>руб.</w:t>
-      </w:r>
-    </w:p>
-    <w:p>
-      <w:pPr>
+        <w:t>%.</w:t>
+      </w:r>
+    </w:p>
+    <w:p>
+      <w:pPr>
+        <w:spacing w:line="340" w:lineRule="exact"/>
         <w:rPr>
           <w:lang w:eastAsia="en-US"/>
         </w:rPr>
@@ -2671,232 +3798,17 @@
         <w:autoSpaceDE/>
         <w:autoSpaceDN/>
         <w:adjustRightInd/>
-        <w:rPr>
-          <w:szCs w:val="28"/>
-        </w:rPr>
-      </w:pPr>
-      <w:r>
-        <w:rPr>
-          <w:szCs w:val="28"/>
-        </w:rPr>
-        <w:t>Затраты на оплату труда разработчика программного обеспечения (ЗП</w:t>
-      </w:r>
-      <w:r>
-        <w:rPr>
-          <w:szCs w:val="28"/>
-          <w:vertAlign w:val="subscript"/>
-        </w:rPr>
-        <w:t>р</w:t>
-      </w:r>
-      <w:r>
-        <w:rPr>
-          <w:szCs w:val="28"/>
-        </w:rPr>
-        <w:t>) определяются по формуле 6.6:</w:t>
-      </w:r>
-    </w:p>
-    <w:p>
-      <w:pPr>
-        <w:rPr>
-          <w:lang w:eastAsia="en-US"/>
-        </w:rPr>
-      </w:pPr>
-    </w:p>
-    <w:p>
-      <w:pPr>
-        <w:jc w:val="right"/>
-        <w:rPr>
-          <w:lang w:eastAsia="en-US"/>
-        </w:rPr>
-      </w:pPr>
-      <w:r>
-        <w:rPr>
-          <w:lang w:eastAsia="en-US"/>
-        </w:rPr>
-        <w:tab/>
-      </w:r>
-      <w:r>
-        <w:rPr>
-          <w:lang w:eastAsia="en-US"/>
-        </w:rPr>
-        <w:tab/>
-      </w:r>
-      <w:r>
-        <w:rPr>
-          <w:lang w:eastAsia="en-US"/>
-        </w:rPr>
-        <w:tab/>
-        <w:t>З</w:t>
-      </w:r>
-      <w:r>
-        <w:rPr>
-          <w:vertAlign w:val="subscript"/>
-          <w:lang w:eastAsia="en-US"/>
-        </w:rPr>
-        <w:t>опл</w:t>
-      </w:r>
-      <w:r>
-        <w:rPr>
-          <w:lang w:eastAsia="en-US"/>
-        </w:rPr>
-        <w:t xml:space="preserve"> = ФЗП + О</w:t>
-      </w:r>
-      <w:r>
-        <w:rPr>
-          <w:vertAlign w:val="subscript"/>
-          <w:lang w:eastAsia="en-US"/>
-        </w:rPr>
-        <w:t>фзп</w:t>
-      </w:r>
-      <w:r>
-        <w:rPr>
-          <w:lang w:eastAsia="en-US"/>
-        </w:rPr>
-        <w:t xml:space="preserve">, руб. </w:t>
-      </w:r>
-      <w:r>
-        <w:rPr>
-          <w:lang w:eastAsia="en-US"/>
-        </w:rPr>
-        <w:tab/>
-      </w:r>
-      <w:r>
-        <w:rPr>
-          <w:lang w:eastAsia="en-US"/>
-        </w:rPr>
-        <w:tab/>
-      </w:r>
-      <w:r>
-        <w:rPr>
-          <w:lang w:eastAsia="en-US"/>
-        </w:rPr>
-        <w:tab/>
-      </w:r>
-      <w:r>
-        <w:rPr>
-          <w:lang w:eastAsia="en-US"/>
-        </w:rPr>
-        <w:tab/>
-      </w:r>
-      <w:r>
-        <w:rPr>
-          <w:lang w:eastAsia="en-US"/>
-        </w:rPr>
-        <w:tab/>
-        <w:t>(6.6)</w:t>
-      </w:r>
-    </w:p>
-    <w:p>
-      <w:pPr>
-        <w:rPr>
-          <w:lang w:eastAsia="en-US"/>
-        </w:rPr>
-      </w:pPr>
-    </w:p>
-    <w:p>
-      <w:pPr>
-        <w:rPr>
-          <w:color w:val="000000" w:themeColor="text1"/>
-        </w:rPr>
-      </w:pPr>
-      <w:r>
-        <w:rPr>
-          <w:lang w:eastAsia="en-US"/>
-        </w:rPr>
-        <w:tab/>
-      </w:r>
-      <w:r>
-        <w:rPr>
-          <w:lang w:eastAsia="en-US"/>
-        </w:rPr>
-        <w:tab/>
-      </w:r>
-      <w:r>
-        <w:rPr>
-          <w:lang w:eastAsia="en-US"/>
-        </w:rPr>
-        <w:tab/>
-        <w:t>З</w:t>
-      </w:r>
-      <w:r>
-        <w:rPr>
-          <w:vertAlign w:val="subscript"/>
-          <w:lang w:eastAsia="en-US"/>
-        </w:rPr>
-        <w:t>опл</w:t>
-      </w:r>
-      <w:r>
-        <w:rPr>
-          <w:lang w:eastAsia="en-US"/>
-        </w:rPr>
-        <w:t xml:space="preserve"> = </w:t>
-      </w:r>
-      <w:r>
-        <w:rPr>
-          <w:lang w:eastAsia="en-US"/>
-        </w:rPr>
-        <w:t xml:space="preserve">690,69 </w:t>
-      </w:r>
-      <w:r>
-        <w:rPr>
-          <w:lang w:eastAsia="en-US"/>
-        </w:rPr>
-        <w:t xml:space="preserve">+ </w:t>
-      </w:r>
-      <w:r>
-        <w:rPr>
-          <w:lang w:eastAsia="en-US"/>
-        </w:rPr>
-        <w:t>238</w:t>
-      </w:r>
-      <w:r>
-        <w:rPr>
-          <w:lang w:eastAsia="en-US"/>
-        </w:rPr>
-        <w:t>,</w:t>
-      </w:r>
-      <w:r>
-        <w:rPr>
-          <w:lang w:eastAsia="en-US"/>
-        </w:rPr>
-        <w:t>98</w:t>
-      </w:r>
-      <w:r>
-        <w:rPr>
-          <w:lang w:eastAsia="en-US"/>
-        </w:rPr>
-        <w:t>=</w:t>
-      </w:r>
-      <w:r>
-        <w:rPr>
-          <w:lang w:eastAsia="en-US"/>
-        </w:rPr>
-        <w:t>929</w:t>
-      </w:r>
-      <w:r>
-        <w:rPr>
-          <w:lang w:eastAsia="en-US"/>
-        </w:rPr>
-        <w:t>,</w:t>
-      </w:r>
-      <w:r>
-        <w:rPr>
-          <w:lang w:eastAsia="en-US"/>
-        </w:rPr>
-        <w:t>67</w:t>
-      </w:r>
-      <w:r>
-        <w:rPr>
-          <w:lang w:eastAsia="en-US"/>
-        </w:rPr>
-        <w:t xml:space="preserve"> </w:t>
-      </w:r>
-      <w:r>
-        <w:rPr>
-          <w:color w:val="000000" w:themeColor="text1"/>
-          <w:lang w:eastAsia="en-US"/>
-        </w:rPr>
-        <w:t>руб.</w:t>
+        <w:spacing w:line="340" w:lineRule="exact"/>
+        <w:ind w:left="709"/>
+        <w:rPr>
+          <w:szCs w:val="28"/>
+        </w:rPr>
+      </w:pPr>
+      <w:r>
+        <w:rPr>
+          <w:szCs w:val="28"/>
+        </w:rPr>
+        <w:t>Норматив прочих затрат принимается в размере 100%.</w:t>
       </w:r>
     </w:p>
     <w:p>
@@ -2905,30 +3817,90 @@
         <w:autoSpaceDE/>
         <w:autoSpaceDN/>
         <w:adjustRightInd/>
-        <w:rPr>
-          <w:szCs w:val="28"/>
-        </w:rPr>
-      </w:pPr>
-      <w:r>
-        <w:rPr>
-          <w:szCs w:val="28"/>
-        </w:rPr>
-        <w:lastRenderedPageBreak/>
-        <w:t>Прочие затраты (З</w:t>
-      </w:r>
-      <w:r>
-        <w:rPr>
-          <w:szCs w:val="28"/>
+        <w:spacing w:line="340" w:lineRule="exact"/>
+        <w:ind w:left="709"/>
+        <w:rPr>
+          <w:szCs w:val="28"/>
+        </w:rPr>
+      </w:pPr>
+    </w:p>
+    <w:p>
+      <w:pPr>
+        <w:spacing w:line="340" w:lineRule="exact"/>
+        <w:ind w:left="1985" w:firstLine="0"/>
+        <w:rPr>
+          <w:color w:val="000000" w:themeColor="text1"/>
+          <w:lang w:eastAsia="en-US"/>
+        </w:rPr>
+      </w:pPr>
+      <w:proofErr w:type="spellStart"/>
+      <w:r>
+        <w:rPr>
+          <w:lang w:eastAsia="en-US"/>
+        </w:rPr>
+        <w:t>З</w:t>
+      </w:r>
+      <w:r>
+        <w:rPr>
           <w:vertAlign w:val="subscript"/>
+          <w:lang w:eastAsia="en-US"/>
         </w:rPr>
         <w:t>пз</w:t>
       </w:r>
-      <w:r>
-        <w:rPr>
-          <w:szCs w:val="28"/>
-        </w:rPr>
-        <w:t>) включаются в себестоимость разработки программного обеспечения в процентах от затрат на основную заработную плату по формуле 6.7:</w:t>
-      </w:r>
+      <w:proofErr w:type="spellEnd"/>
+      <w:r>
+        <w:rPr>
+          <w:lang w:eastAsia="en-US"/>
+        </w:rPr>
+        <w:t xml:space="preserve"> = </w:t>
+      </w:r>
+      <w:r>
+        <w:rPr>
+          <w:lang w:eastAsia="en-US"/>
+        </w:rPr>
+        <w:t xml:space="preserve">627,90 </w:t>
+      </w:r>
+      <w:r>
+        <w:rPr>
+          <w:szCs w:val="28"/>
+        </w:rPr>
+        <w:t>×</w:t>
+      </w:r>
+      <w:r>
+        <w:rPr>
+          <w:lang w:eastAsia="en-US"/>
+        </w:rPr>
+        <w:t xml:space="preserve"> 100 /100 </w:t>
+      </w:r>
+      <w:r>
+        <w:rPr>
+          <w:color w:val="000000" w:themeColor="text1"/>
+          <w:lang w:eastAsia="en-US"/>
+        </w:rPr>
+        <w:t xml:space="preserve">= </w:t>
+      </w:r>
+      <w:r>
+        <w:rPr>
+          <w:color w:val="000000" w:themeColor="text1"/>
+          <w:lang w:eastAsia="en-US"/>
+        </w:rPr>
+        <w:t xml:space="preserve">627,90 </w:t>
+      </w:r>
+      <w:r>
+        <w:rPr>
+          <w:color w:val="000000" w:themeColor="text1"/>
+          <w:lang w:eastAsia="en-US"/>
+        </w:rPr>
+        <w:t>руб.</w:t>
+      </w:r>
+    </w:p>
+    <w:p>
+      <w:pPr>
+        <w:spacing w:line="340" w:lineRule="exact"/>
+        <w:rPr>
+          <w:lang w:eastAsia="en-US"/>
+        </w:rPr>
+      </w:pPr>
     </w:p>
     <w:p>
       <w:pPr>
@@ -2936,281 +3908,7 @@
         <w:autoSpaceDE/>
         <w:autoSpaceDN/>
         <w:adjustRightInd/>
-        <w:rPr>
-          <w:szCs w:val="28"/>
-        </w:rPr>
-      </w:pPr>
-    </w:p>
-    <w:p>
-      <w:pPr>
-        <w:jc w:val="right"/>
-        <w:rPr>
-          <w:lang w:eastAsia="en-US"/>
-        </w:rPr>
-      </w:pPr>
-      <w:r>
-        <w:rPr>
-          <w:szCs w:val="28"/>
-        </w:rPr>
-        <w:t xml:space="preserve">                     З</w:t>
-      </w:r>
-      <w:r>
-        <w:rPr>
-          <w:szCs w:val="28"/>
-          <w:vertAlign w:val="subscript"/>
-        </w:rPr>
-        <w:t>пз</w:t>
-      </w:r>
-      <w:r>
-        <w:rPr>
-          <w:szCs w:val="28"/>
-        </w:rPr>
-        <w:t xml:space="preserve"> = ЗП</w:t>
-      </w:r>
-      <w:r>
-        <w:rPr>
-          <w:szCs w:val="28"/>
-          <w:vertAlign w:val="subscript"/>
-        </w:rPr>
-        <w:t>осн</w:t>
-      </w:r>
-      <w:r>
-        <w:rPr>
-          <w:szCs w:val="28"/>
-        </w:rPr>
-        <w:t xml:space="preserve"> × Н</w:t>
-      </w:r>
-      <w:r>
-        <w:rPr>
-          <w:szCs w:val="28"/>
-          <w:vertAlign w:val="subscript"/>
-        </w:rPr>
-        <w:t>пз</w:t>
-      </w:r>
-      <w:r>
-        <w:rPr>
-          <w:szCs w:val="28"/>
-        </w:rPr>
-        <w:t xml:space="preserve"> / 100, руб.</w:t>
-      </w:r>
-      <w:r>
-        <w:rPr>
-          <w:lang w:eastAsia="en-US"/>
-        </w:rPr>
-        <w:t xml:space="preserve"> </w:t>
-      </w:r>
-      <w:r>
-        <w:rPr>
-          <w:lang w:eastAsia="en-US"/>
-        </w:rPr>
-        <w:tab/>
-      </w:r>
-      <w:r>
-        <w:rPr>
-          <w:lang w:eastAsia="en-US"/>
-        </w:rPr>
-        <w:tab/>
-      </w:r>
-      <w:r>
-        <w:rPr>
-          <w:lang w:eastAsia="en-US"/>
-        </w:rPr>
-        <w:tab/>
-      </w:r>
-      <w:r>
-        <w:rPr>
-          <w:lang w:eastAsia="en-US"/>
-        </w:rPr>
-        <w:tab/>
-      </w:r>
-      <w:r>
-        <w:rPr>
-          <w:szCs w:val="28"/>
-          <w:highlight w:val="yellow"/>
-        </w:rPr>
-        <w:t>(6.7)</w:t>
-      </w:r>
-    </w:p>
-    <w:p>
-      <w:pPr>
-        <w:rPr>
-          <w:lang w:eastAsia="en-US"/>
-        </w:rPr>
-      </w:pPr>
-      <w:r>
-        <w:rPr>
-          <w:lang w:eastAsia="en-US"/>
-        </w:rPr>
-        <w:t xml:space="preserve">где: </w:t>
-      </w:r>
-    </w:p>
-    <w:p>
-      <w:pPr>
-        <w:rPr>
-          <w:lang w:eastAsia="en-US"/>
-        </w:rPr>
-      </w:pPr>
-      <w:r>
-        <w:rPr>
-          <w:lang w:eastAsia="en-US"/>
-        </w:rPr>
-        <w:t>Н</w:t>
-      </w:r>
-      <w:r>
-        <w:rPr>
-          <w:vertAlign w:val="subscript"/>
-          <w:lang w:eastAsia="en-US"/>
-        </w:rPr>
-        <w:t>пз</w:t>
-      </w:r>
-      <w:r>
-        <w:rPr>
-          <w:lang w:eastAsia="en-US"/>
-        </w:rPr>
-        <w:t xml:space="preserve"> – норматив прочих затрат,</w:t>
-      </w:r>
-      <w:r>
-        <w:rPr>
-          <w:lang w:eastAsia="en-US"/>
-        </w:rPr>
-        <w:t xml:space="preserve"> </w:t>
-      </w:r>
-      <w:r>
-        <w:rPr>
-          <w:lang w:eastAsia="en-US"/>
-        </w:rPr>
-        <w:t>%.</w:t>
-      </w:r>
-    </w:p>
-    <w:p>
-      <w:pPr>
-        <w:rPr>
-          <w:lang w:eastAsia="en-US"/>
-        </w:rPr>
-      </w:pPr>
-    </w:p>
-    <w:p>
-      <w:pPr>
-        <w:widowControl/>
-        <w:autoSpaceDE/>
-        <w:autoSpaceDN/>
-        <w:adjustRightInd/>
-        <w:ind w:left="709"/>
-        <w:rPr>
-          <w:szCs w:val="28"/>
-        </w:rPr>
-      </w:pPr>
-      <w:r>
-        <w:rPr>
-          <w:szCs w:val="28"/>
-        </w:rPr>
-        <w:t>Норматив прочих затрат принимается в размере 100%.</w:t>
-      </w:r>
-    </w:p>
-    <w:p>
-      <w:pPr>
-        <w:widowControl/>
-        <w:autoSpaceDE/>
-        <w:autoSpaceDN/>
-        <w:adjustRightInd/>
-        <w:ind w:left="709"/>
-        <w:rPr>
-          <w:szCs w:val="28"/>
-        </w:rPr>
-      </w:pPr>
-    </w:p>
-    <w:p>
-      <w:pPr>
-        <w:rPr>
-          <w:color w:val="000000" w:themeColor="text1"/>
-          <w:lang w:eastAsia="en-US"/>
-        </w:rPr>
-      </w:pPr>
-      <w:r>
-        <w:rPr>
-          <w:lang w:eastAsia="en-US"/>
-        </w:rPr>
-        <w:tab/>
-      </w:r>
-      <w:r>
-        <w:rPr>
-          <w:lang w:eastAsia="en-US"/>
-        </w:rPr>
-        <w:tab/>
-      </w:r>
-      <w:r>
-        <w:rPr>
-          <w:lang w:eastAsia="en-US"/>
-        </w:rPr>
-        <w:tab/>
-        <w:t>З</w:t>
-      </w:r>
-      <w:r>
-        <w:rPr>
-          <w:vertAlign w:val="subscript"/>
-          <w:lang w:eastAsia="en-US"/>
-        </w:rPr>
-        <w:t>пз</w:t>
-      </w:r>
-      <w:r>
-        <w:rPr>
-          <w:lang w:eastAsia="en-US"/>
-        </w:rPr>
-        <w:t xml:space="preserve"> = </w:t>
-      </w:r>
-      <w:r>
-        <w:rPr>
-          <w:lang w:eastAsia="en-US"/>
-        </w:rPr>
-        <w:t xml:space="preserve">627,90 </w:t>
-      </w:r>
-      <w:r>
-        <w:rPr>
-          <w:szCs w:val="28"/>
-        </w:rPr>
-        <w:t>×</w:t>
-      </w:r>
-      <w:r>
-        <w:rPr>
-          <w:lang w:eastAsia="en-US"/>
-        </w:rPr>
-        <w:t xml:space="preserve"> 100 /100 </w:t>
-      </w:r>
-      <w:r>
-        <w:rPr>
-          <w:color w:val="000000" w:themeColor="text1"/>
-          <w:lang w:eastAsia="en-US"/>
-        </w:rPr>
-        <w:t xml:space="preserve">= </w:t>
-      </w:r>
-      <w:r>
-        <w:rPr>
-          <w:color w:val="000000" w:themeColor="text1"/>
-          <w:lang w:eastAsia="en-US"/>
-        </w:rPr>
-        <w:t xml:space="preserve">627,90 </w:t>
-      </w:r>
-      <w:r>
-        <w:rPr>
-          <w:color w:val="000000" w:themeColor="text1"/>
-          <w:lang w:eastAsia="en-US"/>
-        </w:rPr>
-        <w:t>руб.</w:t>
-      </w:r>
-    </w:p>
-    <w:p>
-      <w:pPr>
-        <w:rPr>
-          <w:lang w:eastAsia="en-US"/>
-        </w:rPr>
-      </w:pPr>
-    </w:p>
-    <w:p>
-      <w:pPr>
-        <w:widowControl/>
-        <w:autoSpaceDE/>
-        <w:autoSpaceDN/>
-        <w:adjustRightInd/>
+        <w:spacing w:line="340" w:lineRule="exact"/>
         <w:rPr>
           <w:szCs w:val="28"/>
         </w:rPr>
@@ -3224,13 +3922,15 @@
     </w:p>
     <w:p>
       <w:pPr>
-        <w:rPr>
-          <w:lang w:eastAsia="en-US"/>
-        </w:rPr>
-      </w:pPr>
-    </w:p>
-    <w:p>
-      <w:pPr>
+        <w:spacing w:line="340" w:lineRule="exact"/>
+        <w:rPr>
+          <w:lang w:eastAsia="en-US"/>
+        </w:rPr>
+      </w:pPr>
+    </w:p>
+    <w:p>
+      <w:pPr>
+        <w:spacing w:line="340" w:lineRule="exact"/>
         <w:rPr>
           <w:lang w:eastAsia="en-US"/>
         </w:rPr>
@@ -3244,6 +3944,15 @@
     </w:p>
     <w:p>
       <w:pPr>
+        <w:spacing w:line="340" w:lineRule="exact"/>
+        <w:rPr>
+          <w:lang w:eastAsia="en-US"/>
+        </w:rPr>
+      </w:pPr>
+    </w:p>
+    <w:p>
+      <w:pPr>
+        <w:spacing w:line="340" w:lineRule="exact"/>
         <w:rPr>
           <w:lang w:eastAsia="en-US"/>
         </w:rPr>
@@ -3280,6 +3989,7 @@
           </w:tcPr>
           <w:p>
             <w:pPr>
+              <w:spacing w:line="340" w:lineRule="exact"/>
               <w:ind w:firstLine="0"/>
               <w:jc w:val="center"/>
               <w:rPr>
@@ -3311,6 +4021,7 @@
           </w:tcPr>
           <w:p>
             <w:pPr>
+              <w:spacing w:line="340" w:lineRule="exact"/>
               <w:ind w:firstLine="0"/>
               <w:jc w:val="center"/>
               <w:rPr>
@@ -3325,8 +4036,18 @@
                 <w:szCs w:val="24"/>
                 <w:lang w:eastAsia="en-US"/>
               </w:rPr>
-              <w:t>Сумма, руб</w:t>
-            </w:r>
+              <w:t xml:space="preserve">Сумма, </w:t>
+            </w:r>
+            <w:proofErr w:type="spellStart"/>
+            <w:r>
+              <w:rPr>
+                <w:sz w:val="24"/>
+                <w:szCs w:val="24"/>
+                <w:lang w:eastAsia="en-US"/>
+              </w:rPr>
+              <w:t>руб</w:t>
+            </w:r>
+            <w:proofErr w:type="spellEnd"/>
           </w:p>
         </w:tc>
       </w:tr>
@@ -3344,6 +4065,7 @@
           </w:tcPr>
           <w:p>
             <w:pPr>
+              <w:spacing w:line="340" w:lineRule="exact"/>
               <w:ind w:firstLine="0"/>
               <w:rPr>
                 <w:sz w:val="24"/>
@@ -3374,6 +4096,7 @@
           </w:tcPr>
           <w:p>
             <w:pPr>
+              <w:spacing w:line="340" w:lineRule="exact"/>
               <w:ind w:firstLine="0"/>
               <w:jc w:val="center"/>
               <w:rPr>
@@ -3408,6 +4131,7 @@
           </w:tcPr>
           <w:p>
             <w:pPr>
+              <w:spacing w:line="340" w:lineRule="exact"/>
               <w:ind w:firstLine="0"/>
               <w:rPr>
                 <w:sz w:val="24"/>
@@ -3438,6 +4162,7 @@
           </w:tcPr>
           <w:p>
             <w:pPr>
+              <w:spacing w:line="340" w:lineRule="exact"/>
               <w:ind w:firstLine="0"/>
               <w:jc w:val="center"/>
               <w:rPr>
@@ -3495,6 +4220,7 @@
           </w:tcPr>
           <w:p>
             <w:pPr>
+              <w:spacing w:line="340" w:lineRule="exact"/>
               <w:ind w:firstLine="0"/>
               <w:rPr>
                 <w:sz w:val="24"/>
@@ -3525,6 +4251,7 @@
           </w:tcPr>
           <w:p>
             <w:pPr>
+              <w:spacing w:line="340" w:lineRule="exact"/>
               <w:ind w:firstLine="0"/>
               <w:jc w:val="center"/>
               <w:rPr>
@@ -3558,6 +4285,7 @@
           </w:tcPr>
           <w:p>
             <w:pPr>
+              <w:spacing w:line="340" w:lineRule="exact"/>
               <w:ind w:firstLine="0"/>
               <w:rPr>
                 <w:sz w:val="24"/>
@@ -3588,6 +4316,7 @@
           </w:tcPr>
           <w:p>
             <w:pPr>
+              <w:spacing w:line="340" w:lineRule="exact"/>
               <w:ind w:firstLine="0"/>
               <w:jc w:val="center"/>
               <w:rPr>
@@ -3621,6 +4350,7 @@
           </w:tcPr>
           <w:p>
             <w:pPr>
+              <w:spacing w:line="340" w:lineRule="exact"/>
               <w:ind w:firstLine="0"/>
               <w:rPr>
                 <w:sz w:val="24"/>
@@ -3667,6 +4397,7 @@
           </w:tcPr>
           <w:p>
             <w:pPr>
+              <w:spacing w:line="340" w:lineRule="exact"/>
               <w:ind w:firstLine="0"/>
               <w:jc w:val="center"/>
               <w:rPr>
@@ -3700,6 +4431,7 @@
           </w:tcPr>
           <w:p>
             <w:pPr>
+              <w:spacing w:line="340" w:lineRule="exact"/>
               <w:ind w:firstLine="0"/>
               <w:rPr>
                 <w:sz w:val="24"/>
@@ -3730,6 +4462,7 @@
           </w:tcPr>
           <w:p>
             <w:pPr>
+              <w:spacing w:line="340" w:lineRule="exact"/>
               <w:ind w:firstLine="0"/>
               <w:jc w:val="center"/>
               <w:rPr>
@@ -3763,6 +4496,7 @@
           </w:tcPr>
           <w:p>
             <w:pPr>
+              <w:spacing w:line="340" w:lineRule="exact"/>
               <w:ind w:firstLine="0"/>
               <w:rPr>
                 <w:sz w:val="24"/>
@@ -3801,6 +4535,7 @@
           </w:tcPr>
           <w:p>
             <w:pPr>
+              <w:spacing w:line="340" w:lineRule="exact"/>
               <w:ind w:firstLine="0"/>
               <w:jc w:val="center"/>
               <w:rPr>
@@ -3823,13 +4558,15 @@
     </w:tbl>
     <w:p>
       <w:pPr>
-        <w:rPr>
-          <w:lang w:eastAsia="en-US"/>
-        </w:rPr>
-      </w:pPr>
-    </w:p>
-    <w:p>
-      <w:pPr>
+        <w:spacing w:line="340" w:lineRule="exact"/>
+        <w:rPr>
+          <w:lang w:eastAsia="en-US"/>
+        </w:rPr>
+      </w:pPr>
+    </w:p>
+    <w:p>
+      <w:pPr>
+        <w:spacing w:line="340" w:lineRule="exact"/>
         <w:rPr>
           <w:lang w:eastAsia="en-US"/>
         </w:rPr>
@@ -3838,16 +4575,17 @@
     <w:p>
       <w:pPr>
         <w:pStyle w:val="1"/>
+        <w:spacing w:line="340" w:lineRule="exact"/>
         <w:rPr>
           <w:rFonts w:cs="Times New Roman"/>
           <w:sz w:val="28"/>
           <w:szCs w:val="28"/>
         </w:rPr>
       </w:pPr>
-      <w:bookmarkStart w:id="11" w:name="_Toc104510907"/>
-      <w:bookmarkStart w:id="12" w:name="_Toc106451011"/>
-      <w:bookmarkStart w:id="13" w:name="_Toc197080919"/>
-      <w:bookmarkStart w:id="14" w:name="_Toc201222754"/>
+      <w:bookmarkStart w:id="9" w:name="_Toc104510907"/>
+      <w:bookmarkStart w:id="10" w:name="_Toc106451011"/>
+      <w:bookmarkStart w:id="11" w:name="_Toc197080919"/>
+      <w:bookmarkStart w:id="12" w:name="_Toc201222754"/>
       <w:r>
         <w:rPr>
           <w:rFonts w:cs="Times New Roman"/>
@@ -3856,33 +4594,36 @@
         </w:rPr>
         <w:t>6.3 Расчет экономического эффекта разработчика программного обеспечения</w:t>
       </w:r>
+      <w:bookmarkEnd w:id="9"/>
+      <w:bookmarkEnd w:id="10"/>
       <w:bookmarkEnd w:id="11"/>
       <w:bookmarkEnd w:id="12"/>
-      <w:bookmarkEnd w:id="13"/>
-      <w:bookmarkEnd w:id="14"/>
-    </w:p>
-    <w:p>
-      <w:pPr>
-        <w:rPr>
-          <w:lang w:eastAsia="en-US"/>
-        </w:rPr>
-      </w:pPr>
-    </w:p>
-    <w:p>
-      <w:pPr>
-        <w:rPr>
-          <w:lang w:eastAsia="en-US"/>
-        </w:rPr>
-      </w:pPr>
-    </w:p>
-    <w:p>
-      <w:pPr>
+    </w:p>
+    <w:p>
+      <w:pPr>
+        <w:spacing w:line="340" w:lineRule="exact"/>
+        <w:rPr>
+          <w:lang w:eastAsia="en-US"/>
+        </w:rPr>
+      </w:pPr>
+    </w:p>
+    <w:p>
+      <w:pPr>
+        <w:spacing w:line="340" w:lineRule="exact"/>
+        <w:rPr>
+          <w:lang w:eastAsia="en-US"/>
+        </w:rPr>
+      </w:pPr>
+    </w:p>
+    <w:p>
+      <w:pPr>
+        <w:spacing w:line="340" w:lineRule="exact"/>
         <w:rPr>
           <w:b/>
           <w:bCs/>
         </w:rPr>
       </w:pPr>
-      <w:bookmarkStart w:id="15" w:name="_Toc197080920"/>
+      <w:bookmarkStart w:id="13" w:name="_Toc197080920"/>
       <w:r>
         <w:rPr>
           <w:b/>
@@ -3890,10 +4631,11 @@
         </w:rPr>
         <w:t>6.3.1 Экономический эффект программного обеспечения</w:t>
       </w:r>
-      <w:bookmarkEnd w:id="15"/>
-    </w:p>
-    <w:p>
-      <w:pPr>
+      <w:bookmarkEnd w:id="13"/>
+    </w:p>
+    <w:p>
+      <w:pPr>
+        <w:spacing w:line="340" w:lineRule="exact"/>
         <w:rPr>
           <w:lang w:eastAsia="en-US"/>
         </w:rPr>
@@ -3908,7 +4650,35 @@
         <w:rPr>
           <w:lang w:eastAsia="en-US"/>
         </w:rPr>
-        <w:t>Филиал «Барановичиводоканал» государственного предприятия «Брестводоканал»</w:t>
+        <w:t>Филиал «</w:t>
+      </w:r>
+      <w:proofErr w:type="spellStart"/>
+      <w:r>
+        <w:rPr>
+          <w:lang w:eastAsia="en-US"/>
+        </w:rPr>
+        <w:t>Барановичиводоканал</w:t>
+      </w:r>
+      <w:proofErr w:type="spellEnd"/>
+      <w:r>
+        <w:rPr>
+          <w:lang w:eastAsia="en-US"/>
+        </w:rPr>
+        <w:t>» государственного предприятия «</w:t>
+      </w:r>
+      <w:proofErr w:type="spellStart"/>
+      <w:r>
+        <w:rPr>
+          <w:lang w:eastAsia="en-US"/>
+        </w:rPr>
+        <w:t>Брестводоканал</w:t>
+      </w:r>
+      <w:proofErr w:type="spellEnd"/>
+      <w:r>
+        <w:rPr>
+          <w:lang w:eastAsia="en-US"/>
+        </w:rPr>
+        <w:t>»</w:t>
       </w:r>
       <w:r>
         <w:rPr>
@@ -3932,57 +4702,61 @@
         <w:rPr>
           <w:lang w:eastAsia="en-US"/>
         </w:rPr>
-        <w:t xml:space="preserve"> учетом прибыли разработчика и налога на добавленную стоимость с учетом качества, потребительских свойств программного обеспечения и конъюнктуры </w:t>
+        <w:t xml:space="preserve"> учетом прибыли разработчика и налога на добавленную стоимость с учетом качества, потребительских свойств программного обеспечения и конъюнктуры рынка. </w:t>
+      </w:r>
+    </w:p>
+    <w:p>
+      <w:pPr>
+        <w:spacing w:line="340" w:lineRule="exact"/>
+        <w:rPr>
+          <w:lang w:eastAsia="en-US"/>
+        </w:rPr>
+      </w:pPr>
+      <w:r>
+        <w:rPr>
+          <w:lang w:eastAsia="en-US"/>
+        </w:rPr>
+        <w:t xml:space="preserve">Таким образом, в дипломном проекте отпускная цена программного обеспечения представляет собой не цену за единицу продукции, а цену проекта вместе с его исходными кодами и документацией, за которую его можно продать и получить определенную выгоду. </w:t>
+      </w:r>
+    </w:p>
+    <w:p>
+      <w:pPr>
+        <w:spacing w:line="340" w:lineRule="exact"/>
+        <w:rPr>
+          <w:lang w:eastAsia="en-US"/>
+        </w:rPr>
+      </w:pPr>
+      <w:r>
+        <w:rPr>
+          <w:lang w:eastAsia="en-US"/>
+        </w:rPr>
+        <w:t>Свободная отпускная цена определяется на основании цены разработчика, которая формируется на основе показателя рентабельности.</w:t>
+      </w:r>
+    </w:p>
+    <w:p>
+      <w:pPr>
+        <w:spacing w:line="340" w:lineRule="exact"/>
+        <w:rPr>
+          <w:lang w:eastAsia="en-US"/>
+        </w:rPr>
+      </w:pPr>
+      <w:r>
+        <w:rPr>
+          <w:lang w:eastAsia="en-US"/>
+        </w:rPr>
+        <w:t xml:space="preserve">Рентабельность и прибыль по создаваемому программному продукту определяется исходя из результатов анализа рыночных условий, переговоров с заказчиком (потребителем) и согласования с ним отпускной цены, включающей </w:t>
       </w:r>
       <w:r>
         <w:rPr>
           <w:lang w:eastAsia="en-US"/>
         </w:rPr>
         <w:lastRenderedPageBreak/>
-        <w:t xml:space="preserve">рынка. </w:t>
-      </w:r>
-    </w:p>
-    <w:p>
-      <w:pPr>
-        <w:rPr>
-          <w:lang w:eastAsia="en-US"/>
-        </w:rPr>
-      </w:pPr>
-      <w:r>
-        <w:rPr>
-          <w:lang w:eastAsia="en-US"/>
-        </w:rPr>
-        <w:t xml:space="preserve">Таким образом, в дипломном проекте отпускная цена программного обеспечения представляет собой не цену за единицу продукции, а цену проекта вместе с его исходными кодами и документацией, за которую его можно продать и получить определенную выгоду. </w:t>
-      </w:r>
-    </w:p>
-    <w:p>
-      <w:pPr>
-        <w:rPr>
-          <w:lang w:eastAsia="en-US"/>
-        </w:rPr>
-      </w:pPr>
-      <w:r>
-        <w:rPr>
-          <w:lang w:eastAsia="en-US"/>
-        </w:rPr>
-        <w:t>Свободная отпускная цена определяется на основании цены разработчика, которая формируется на основе показателя рентабельности.</w:t>
-      </w:r>
-    </w:p>
-    <w:p>
-      <w:pPr>
-        <w:rPr>
-          <w:lang w:eastAsia="en-US"/>
-        </w:rPr>
-      </w:pPr>
-      <w:r>
-        <w:rPr>
-          <w:lang w:eastAsia="en-US"/>
-        </w:rPr>
-        <w:t>Рентабельность и прибыль по создаваемому программному продукту определяется исходя из результатов анализа рыночных условий, переговоров с заказчиком (потребителем) и согласования с ним отпускной цены, включающей дополнительно налог на добавленную стоимость.</w:t>
-      </w:r>
-    </w:p>
-    <w:p>
-      <w:pPr>
+        <w:t>дополнительно налог на добавленную стоимость.</w:t>
+      </w:r>
+    </w:p>
+    <w:p>
+      <w:pPr>
+        <w:spacing w:line="340" w:lineRule="exact"/>
         <w:rPr>
           <w:lang w:eastAsia="en-US"/>
         </w:rPr>
@@ -3996,35 +4770,150 @@
     </w:p>
     <w:p>
       <w:pPr>
-        <w:rPr>
-          <w:lang w:eastAsia="en-US"/>
-        </w:rPr>
-      </w:pPr>
-    </w:p>
-    <w:p>
-      <w:pPr>
-        <w:ind w:left="1440"/>
-        <w:rPr>
-          <w:lang w:eastAsia="en-US"/>
-        </w:rPr>
-      </w:pPr>
-      <w:r>
-        <w:rPr>
-          <w:lang w:eastAsia="en-US"/>
-        </w:rPr>
-        <w:t xml:space="preserve">П = Р </w:t>
-      </w:r>
-      <w:r>
-        <w:rPr>
-          <w:szCs w:val="28"/>
-        </w:rPr>
-        <w:t>×</w:t>
-      </w:r>
-      <w:r>
-        <w:rPr>
-          <w:lang w:eastAsia="en-US"/>
-        </w:rPr>
-        <w:t xml:space="preserve"> C</w:t>
+        <w:spacing w:line="340" w:lineRule="exact"/>
+        <w:rPr>
+          <w:lang w:eastAsia="en-US"/>
+        </w:rPr>
+      </w:pPr>
+    </w:p>
+    <w:tbl>
+      <w:tblPr>
+        <w:tblStyle w:val="a5"/>
+        <w:tblW w:w="0" w:type="auto"/>
+        <w:tblInd w:w="-5" w:type="dxa"/>
+        <w:tblBorders>
+          <w:top w:val="none" w:sz="0" w:space="0" w:color="auto"/>
+          <w:left w:val="none" w:sz="0" w:space="0" w:color="auto"/>
+          <w:bottom w:val="none" w:sz="0" w:space="0" w:color="auto"/>
+          <w:right w:val="none" w:sz="0" w:space="0" w:color="auto"/>
+          <w:insideH w:val="none" w:sz="0" w:space="0" w:color="auto"/>
+          <w:insideV w:val="none" w:sz="0" w:space="0" w:color="auto"/>
+        </w:tblBorders>
+        <w:tblLook w:val="04A0" w:firstRow="1" w:lastRow="0" w:firstColumn="1" w:lastColumn="0" w:noHBand="0" w:noVBand="1"/>
+      </w:tblPr>
+      <w:tblGrid>
+        <w:gridCol w:w="8605"/>
+        <w:gridCol w:w="858"/>
+      </w:tblGrid>
+      <w:tr>
+        <w:tc>
+          <w:tcPr>
+            <w:tcW w:w="8605" w:type="dxa"/>
+          </w:tcPr>
+          <w:p>
+            <w:pPr>
+              <w:spacing w:line="340" w:lineRule="exact"/>
+              <w:ind w:left="1736" w:firstLine="0"/>
+              <w:jc w:val="left"/>
+              <w:rPr>
+                <w:lang w:eastAsia="en-US"/>
+              </w:rPr>
+            </w:pPr>
+            <w:r>
+              <w:rPr>
+                <w:lang w:eastAsia="en-US"/>
+              </w:rPr>
+              <w:t xml:space="preserve">П = Р </w:t>
+            </w:r>
+            <w:r>
+              <w:rPr>
+                <w:szCs w:val="28"/>
+              </w:rPr>
+              <w:t>×</w:t>
+            </w:r>
+            <w:r>
+              <w:rPr>
+                <w:lang w:eastAsia="en-US"/>
+              </w:rPr>
+              <w:t xml:space="preserve"> </w:t>
+            </w:r>
+            <w:proofErr w:type="spellStart"/>
+            <w:r>
+              <w:rPr>
+                <w:lang w:eastAsia="en-US"/>
+              </w:rPr>
+              <w:t>C</w:t>
+            </w:r>
+            <w:r>
+              <w:rPr>
+                <w:vertAlign w:val="subscript"/>
+                <w:lang w:eastAsia="en-US"/>
+              </w:rPr>
+              <w:t>полн</w:t>
+            </w:r>
+            <w:proofErr w:type="spellEnd"/>
+            <w:r>
+              <w:rPr>
+                <w:lang w:eastAsia="en-US"/>
+              </w:rPr>
+              <w:t xml:space="preserve"> / 100, руб.</w:t>
+            </w:r>
+          </w:p>
+        </w:tc>
+        <w:tc>
+          <w:tcPr>
+            <w:tcW w:w="858" w:type="dxa"/>
+          </w:tcPr>
+          <w:p>
+            <w:pPr>
+              <w:spacing w:line="340" w:lineRule="exact"/>
+              <w:ind w:left="-37" w:firstLine="0"/>
+              <w:jc w:val="center"/>
+              <w:rPr>
+                <w:lang w:eastAsia="en-US"/>
+              </w:rPr>
+            </w:pPr>
+            <w:r>
+              <w:rPr>
+                <w:lang w:eastAsia="en-US"/>
+              </w:rPr>
+              <w:t>(6.8)</w:t>
+            </w:r>
+          </w:p>
+        </w:tc>
+      </w:tr>
+    </w:tbl>
+    <w:p>
+      <w:pPr>
+        <w:spacing w:line="340" w:lineRule="exact"/>
+        <w:rPr>
+          <w:lang w:eastAsia="en-US"/>
+        </w:rPr>
+      </w:pPr>
+      <w:r>
+        <w:rPr>
+          <w:lang w:eastAsia="en-US"/>
+        </w:rPr>
+        <w:t>где:</w:t>
+      </w:r>
+    </w:p>
+    <w:p>
+      <w:pPr>
+        <w:spacing w:line="340" w:lineRule="exact"/>
+        <w:rPr>
+          <w:lang w:eastAsia="en-US"/>
+        </w:rPr>
+      </w:pPr>
+      <w:r>
+        <w:rPr>
+          <w:lang w:eastAsia="en-US"/>
+        </w:rPr>
+        <w:t>Р – уровень рентабельности, %;</w:t>
+      </w:r>
+    </w:p>
+    <w:p>
+      <w:pPr>
+        <w:spacing w:line="340" w:lineRule="exact"/>
+        <w:rPr>
+          <w:lang w:eastAsia="en-US"/>
+        </w:rPr>
+      </w:pPr>
+      <w:proofErr w:type="spellStart"/>
+      <w:r>
+        <w:rPr>
+          <w:lang w:eastAsia="en-US"/>
+        </w:rPr>
+        <w:t>С</w:t>
       </w:r>
       <w:r>
         <w:rPr>
@@ -4033,89 +4922,7 @@
         </w:rPr>
         <w:t>полн</w:t>
       </w:r>
-      <w:r>
-        <w:rPr>
-          <w:lang w:eastAsia="en-US"/>
-        </w:rPr>
-        <w:t xml:space="preserve"> / 100, руб. </w:t>
-      </w:r>
-      <w:r>
-        <w:rPr>
-          <w:lang w:eastAsia="en-US"/>
-        </w:rPr>
-        <w:tab/>
-      </w:r>
-      <w:r>
-        <w:rPr>
-          <w:lang w:eastAsia="en-US"/>
-        </w:rPr>
-        <w:tab/>
-      </w:r>
-      <w:r>
-        <w:rPr>
-          <w:lang w:eastAsia="en-US"/>
-        </w:rPr>
-        <w:tab/>
-      </w:r>
-      <w:r>
-        <w:rPr>
-          <w:lang w:eastAsia="en-US"/>
-        </w:rPr>
-        <w:tab/>
-      </w:r>
-      <w:r>
-        <w:rPr>
-          <w:lang w:eastAsia="en-US"/>
-        </w:rPr>
-        <w:tab/>
-        <w:t>(6.8)</w:t>
-      </w:r>
-    </w:p>
-    <w:p>
-      <w:pPr>
-        <w:rPr>
-          <w:lang w:eastAsia="en-US"/>
-        </w:rPr>
-      </w:pPr>
-      <w:r>
-        <w:rPr>
-          <w:lang w:eastAsia="en-US"/>
-        </w:rPr>
-        <w:t>где:</w:t>
-      </w:r>
-    </w:p>
-    <w:p>
-      <w:pPr>
-        <w:rPr>
-          <w:lang w:eastAsia="en-US"/>
-        </w:rPr>
-      </w:pPr>
-      <w:r>
-        <w:rPr>
-          <w:lang w:eastAsia="en-US"/>
-        </w:rPr>
-        <w:t>Р – уровень рентабельности, %;</w:t>
-      </w:r>
-    </w:p>
-    <w:p>
-      <w:pPr>
-        <w:rPr>
-          <w:lang w:eastAsia="en-US"/>
-        </w:rPr>
-      </w:pPr>
-      <w:r>
-        <w:rPr>
-          <w:lang w:eastAsia="en-US"/>
-        </w:rPr>
-        <w:t>С</w:t>
-      </w:r>
-      <w:r>
-        <w:rPr>
-          <w:vertAlign w:val="subscript"/>
-          <w:lang w:eastAsia="en-US"/>
-        </w:rPr>
-        <w:t>полн</w:t>
-      </w:r>
+      <w:proofErr w:type="spellEnd"/>
       <w:r>
         <w:rPr>
           <w:lang w:eastAsia="en-US"/>
@@ -4129,6 +4936,7 @@
         <w:autoSpaceDE/>
         <w:autoSpaceDN/>
         <w:adjustRightInd/>
+        <w:spacing w:line="340" w:lineRule="exact"/>
         <w:rPr>
           <w:szCs w:val="28"/>
         </w:rPr>
@@ -4140,6 +4948,7 @@
         <w:autoSpaceDE/>
         <w:autoSpaceDN/>
         <w:adjustRightInd/>
+        <w:spacing w:line="340" w:lineRule="exact"/>
         <w:rPr>
           <w:szCs w:val="28"/>
         </w:rPr>
@@ -4153,13 +4962,15 @@
     </w:p>
     <w:p>
       <w:pPr>
-        <w:rPr>
-          <w:lang w:eastAsia="en-US"/>
-        </w:rPr>
-      </w:pPr>
-    </w:p>
-    <w:p>
-      <w:pPr>
+        <w:spacing w:line="340" w:lineRule="exact"/>
+        <w:rPr>
+          <w:lang w:eastAsia="en-US"/>
+        </w:rPr>
+      </w:pPr>
+    </w:p>
+    <w:p>
+      <w:pPr>
+        <w:spacing w:line="340" w:lineRule="exact"/>
         <w:rPr>
           <w:lang w:eastAsia="en-US"/>
         </w:rPr>
@@ -4182,12 +4993,484 @@
         </w:rPr>
         <w:tab/>
       </w:r>
-      <w:commentRangeStart w:id="16"/>
-      <w:r>
-        <w:rPr>
-          <w:lang w:eastAsia="en-US"/>
-        </w:rPr>
-        <w:t xml:space="preserve">П = 30 </w:t>
+    </w:p>
+    <w:tbl>
+      <w:tblPr>
+        <w:tblStyle w:val="a5"/>
+        <w:tblW w:w="0" w:type="auto"/>
+        <w:tblBorders>
+          <w:top w:val="none" w:sz="0" w:space="0" w:color="auto"/>
+          <w:left w:val="none" w:sz="0" w:space="0" w:color="auto"/>
+          <w:bottom w:val="none" w:sz="0" w:space="0" w:color="auto"/>
+          <w:right w:val="none" w:sz="0" w:space="0" w:color="auto"/>
+          <w:insideH w:val="none" w:sz="0" w:space="0" w:color="auto"/>
+          <w:insideV w:val="none" w:sz="0" w:space="0" w:color="auto"/>
+        </w:tblBorders>
+        <w:tblLook w:val="04A0" w:firstRow="1" w:lastRow="0" w:firstColumn="1" w:lastColumn="0" w:noHBand="0" w:noVBand="1"/>
+      </w:tblPr>
+      <w:tblGrid>
+        <w:gridCol w:w="7792"/>
+        <w:gridCol w:w="1836"/>
+      </w:tblGrid>
+      <w:tr>
+        <w:tc>
+          <w:tcPr>
+            <w:tcW w:w="7792" w:type="dxa"/>
+          </w:tcPr>
+          <w:p>
+            <w:pPr>
+              <w:spacing w:line="340" w:lineRule="exact"/>
+              <w:ind w:firstLine="0"/>
+              <w:jc w:val="center"/>
+              <w:rPr>
+                <w:lang w:eastAsia="en-US"/>
+              </w:rPr>
+            </w:pPr>
+            <w:r>
+              <w:rPr>
+                <w:lang w:eastAsia="en-US"/>
+              </w:rPr>
+              <w:t xml:space="preserve">П = 30 </w:t>
+            </w:r>
+            <w:r>
+              <w:rPr>
+                <w:szCs w:val="28"/>
+              </w:rPr>
+              <w:t>×</w:t>
+            </w:r>
+            <w:r>
+              <w:rPr>
+                <w:lang w:eastAsia="en-US"/>
+              </w:rPr>
+              <w:t xml:space="preserve"> </w:t>
+            </w:r>
+            <w:r>
+              <w:rPr>
+                <w:sz w:val="24"/>
+                <w:szCs w:val="18"/>
+                <w:lang w:eastAsia="en-US"/>
+              </w:rPr>
+              <w:t>1713,32</w:t>
+            </w:r>
+            <w:r>
+              <w:rPr>
+                <w:lang w:eastAsia="en-US"/>
+              </w:rPr>
+              <w:t>/ 100 = 514,00 руб.</w:t>
+            </w:r>
+          </w:p>
+        </w:tc>
+        <w:tc>
+          <w:tcPr>
+            <w:tcW w:w="1836" w:type="dxa"/>
+          </w:tcPr>
+          <w:p>
+            <w:pPr>
+              <w:spacing w:line="340" w:lineRule="exact"/>
+              <w:ind w:firstLine="0"/>
+              <w:rPr>
+                <w:lang w:eastAsia="en-US"/>
+              </w:rPr>
+            </w:pPr>
+          </w:p>
+        </w:tc>
+      </w:tr>
+    </w:tbl>
+    <w:p>
+      <w:pPr>
+        <w:spacing w:line="340" w:lineRule="exact"/>
+        <w:rPr>
+          <w:lang w:eastAsia="en-US"/>
+        </w:rPr>
+      </w:pPr>
+    </w:p>
+    <w:p>
+      <w:pPr>
+        <w:spacing w:line="340" w:lineRule="exact"/>
+        <w:rPr>
+          <w:lang w:eastAsia="en-US"/>
+        </w:rPr>
+      </w:pPr>
+    </w:p>
+    <w:p>
+      <w:pPr>
+        <w:spacing w:line="340" w:lineRule="exact"/>
+        <w:rPr>
+          <w:lang w:eastAsia="en-US"/>
+        </w:rPr>
+      </w:pPr>
+      <w:r>
+        <w:rPr>
+          <w:lang w:eastAsia="en-US"/>
+        </w:rPr>
+        <w:t>Прогнозируемая отпускная цена программного обеспечения (</w:t>
+      </w:r>
+      <w:proofErr w:type="spellStart"/>
+      <w:r>
+        <w:rPr>
+          <w:lang w:eastAsia="en-US"/>
+        </w:rPr>
+        <w:t>Ц</w:t>
+      </w:r>
+      <w:r>
+        <w:rPr>
+          <w:vertAlign w:val="subscript"/>
+          <w:lang w:eastAsia="en-US"/>
+        </w:rPr>
+        <w:t>отп</w:t>
+      </w:r>
+      <w:proofErr w:type="spellEnd"/>
+      <w:r>
+        <w:rPr>
+          <w:lang w:eastAsia="en-US"/>
+        </w:rPr>
+        <w:t xml:space="preserve">) с учетом НДС рассчитывается по формуле 6.9: </w:t>
+      </w:r>
+    </w:p>
+    <w:p>
+      <w:pPr>
+        <w:spacing w:line="340" w:lineRule="exact"/>
+        <w:rPr>
+          <w:lang w:eastAsia="en-US"/>
+        </w:rPr>
+      </w:pPr>
+    </w:p>
+    <w:tbl>
+      <w:tblPr>
+        <w:tblStyle w:val="a5"/>
+        <w:tblW w:w="0" w:type="auto"/>
+        <w:tblBorders>
+          <w:top w:val="none" w:sz="0" w:space="0" w:color="auto"/>
+          <w:left w:val="none" w:sz="0" w:space="0" w:color="auto"/>
+          <w:bottom w:val="none" w:sz="0" w:space="0" w:color="auto"/>
+          <w:right w:val="none" w:sz="0" w:space="0" w:color="auto"/>
+          <w:insideH w:val="none" w:sz="0" w:space="0" w:color="auto"/>
+          <w:insideV w:val="none" w:sz="0" w:space="0" w:color="auto"/>
+        </w:tblBorders>
+        <w:tblLook w:val="04A0" w:firstRow="1" w:lastRow="0" w:firstColumn="1" w:lastColumn="0" w:noHBand="0" w:noVBand="1"/>
+      </w:tblPr>
+      <w:tblGrid>
+        <w:gridCol w:w="8642"/>
+        <w:gridCol w:w="986"/>
+      </w:tblGrid>
+      <w:tr>
+        <w:tc>
+          <w:tcPr>
+            <w:tcW w:w="8642" w:type="dxa"/>
+          </w:tcPr>
+          <w:p>
+            <w:pPr>
+              <w:spacing w:line="340" w:lineRule="exact"/>
+              <w:ind w:firstLine="0"/>
+              <w:jc w:val="center"/>
+              <w:rPr>
+                <w:lang w:eastAsia="en-US"/>
+              </w:rPr>
+            </w:pPr>
+            <w:proofErr w:type="spellStart"/>
+            <w:r>
+              <w:rPr>
+                <w:lang w:eastAsia="en-US"/>
+              </w:rPr>
+              <w:t>Ц</w:t>
+            </w:r>
+            <w:r>
+              <w:rPr>
+                <w:vertAlign w:val="subscript"/>
+                <w:lang w:eastAsia="en-US"/>
+              </w:rPr>
+              <w:t>отп</w:t>
+            </w:r>
+            <w:proofErr w:type="spellEnd"/>
+            <w:r>
+              <w:rPr>
+                <w:lang w:eastAsia="en-US"/>
+              </w:rPr>
+              <w:t xml:space="preserve"> = (</w:t>
+            </w:r>
+            <w:proofErr w:type="spellStart"/>
+            <w:r>
+              <w:rPr>
+                <w:lang w:eastAsia="en-US"/>
+              </w:rPr>
+              <w:t>С</w:t>
+            </w:r>
+            <w:r>
+              <w:rPr>
+                <w:vertAlign w:val="subscript"/>
+                <w:lang w:eastAsia="en-US"/>
+              </w:rPr>
+              <w:t>полн</w:t>
+            </w:r>
+            <w:proofErr w:type="spellEnd"/>
+            <w:r>
+              <w:rPr>
+                <w:lang w:eastAsia="en-US"/>
+              </w:rPr>
+              <w:t xml:space="preserve"> + П) </w:t>
+            </w:r>
+            <w:r>
+              <w:rPr>
+                <w:szCs w:val="28"/>
+              </w:rPr>
+              <w:t>×</w:t>
+            </w:r>
+            <w:r>
+              <w:rPr>
+                <w:lang w:eastAsia="en-US"/>
+              </w:rPr>
+              <w:t xml:space="preserve"> (100 + НДС) / 100, руб.</w:t>
+            </w:r>
+          </w:p>
+        </w:tc>
+        <w:tc>
+          <w:tcPr>
+            <w:tcW w:w="986" w:type="dxa"/>
+          </w:tcPr>
+          <w:p>
+            <w:pPr>
+              <w:spacing w:line="340" w:lineRule="exact"/>
+              <w:ind w:firstLine="0"/>
+              <w:jc w:val="center"/>
+              <w:rPr>
+                <w:lang w:eastAsia="en-US"/>
+              </w:rPr>
+            </w:pPr>
+            <w:r>
+              <w:rPr>
+                <w:lang w:eastAsia="en-US"/>
+              </w:rPr>
+              <w:t>(6.9)</w:t>
+            </w:r>
+          </w:p>
+        </w:tc>
+      </w:tr>
+    </w:tbl>
+    <w:p>
+      <w:pPr>
+        <w:spacing w:line="340" w:lineRule="exact"/>
+        <w:rPr>
+          <w:lang w:eastAsia="en-US"/>
+        </w:rPr>
+      </w:pPr>
+    </w:p>
+    <w:p>
+      <w:pPr>
+        <w:spacing w:line="340" w:lineRule="exact"/>
+        <w:rPr>
+          <w:lang w:eastAsia="en-US"/>
+        </w:rPr>
+      </w:pPr>
+      <w:r>
+        <w:rPr>
+          <w:lang w:eastAsia="en-US"/>
+        </w:rPr>
+        <w:t>где:</w:t>
+      </w:r>
+    </w:p>
+    <w:p>
+      <w:pPr>
+        <w:spacing w:line="340" w:lineRule="exact"/>
+        <w:rPr>
+          <w:lang w:eastAsia="en-US"/>
+        </w:rPr>
+      </w:pPr>
+      <w:proofErr w:type="spellStart"/>
+      <w:r>
+        <w:rPr>
+          <w:lang w:eastAsia="en-US"/>
+        </w:rPr>
+        <w:t>С</w:t>
+      </w:r>
+      <w:r>
+        <w:rPr>
+          <w:vertAlign w:val="subscript"/>
+          <w:lang w:eastAsia="en-US"/>
+        </w:rPr>
+        <w:t>полн</w:t>
+      </w:r>
+      <w:proofErr w:type="spellEnd"/>
+      <w:r>
+        <w:rPr>
+          <w:lang w:eastAsia="en-US"/>
+        </w:rPr>
+        <w:t xml:space="preserve"> – полная себестоимость </w:t>
+      </w:r>
+      <w:r>
+        <w:rPr>
+          <w:lang w:eastAsia="en-US"/>
+        </w:rPr>
+        <w:t>программного продукта</w:t>
+      </w:r>
+      <w:r>
+        <w:rPr>
+          <w:lang w:eastAsia="en-US"/>
+        </w:rPr>
+        <w:t>, руб.;</w:t>
+      </w:r>
+    </w:p>
+    <w:p>
+      <w:pPr>
+        <w:spacing w:line="340" w:lineRule="exact"/>
+        <w:rPr>
+          <w:lang w:eastAsia="en-US"/>
+        </w:rPr>
+      </w:pPr>
+      <w:r>
+        <w:rPr>
+          <w:lang w:eastAsia="en-US"/>
+        </w:rPr>
+        <w:t>П – прибыль разработчика программного обеспечения, руб.;</w:t>
+      </w:r>
+    </w:p>
+    <w:p>
+      <w:pPr>
+        <w:spacing w:line="340" w:lineRule="exact"/>
+        <w:rPr>
+          <w:lang w:eastAsia="en-US"/>
+        </w:rPr>
+      </w:pPr>
+      <w:r>
+        <w:rPr>
+          <w:lang w:eastAsia="en-US"/>
+        </w:rPr>
+        <w:t>НДС – ставка нал</w:t>
+      </w:r>
+      <w:r>
+        <w:rPr>
+          <w:lang w:eastAsia="en-US"/>
+        </w:rPr>
+        <w:t xml:space="preserve">ога на добавленную </w:t>
+      </w:r>
+      <w:r>
+        <w:rPr>
+          <w:lang w:eastAsia="en-US"/>
+        </w:rPr>
+        <w:t xml:space="preserve">стоимость, </w:t>
+      </w:r>
+      <w:r>
+        <w:rPr>
+          <w:lang w:eastAsia="en-US"/>
+        </w:rPr>
+        <w:t>%</w:t>
+      </w:r>
+      <w:r>
+        <w:rPr>
+          <w:lang w:eastAsia="en-US"/>
+        </w:rPr>
+        <w:t>.</w:t>
+      </w:r>
+    </w:p>
+    <w:p>
+      <w:pPr>
+        <w:spacing w:line="340" w:lineRule="exact"/>
+        <w:rPr>
+          <w:lang w:eastAsia="en-US"/>
+        </w:rPr>
+      </w:pPr>
+    </w:p>
+    <w:p>
+      <w:pPr>
+        <w:spacing w:line="340" w:lineRule="exact"/>
+        <w:rPr>
+          <w:szCs w:val="28"/>
+        </w:rPr>
+      </w:pPr>
+      <w:r>
+        <w:rPr>
+          <w:szCs w:val="28"/>
+        </w:rPr>
+        <w:t xml:space="preserve">Ставка налога на добавленную </w:t>
+      </w:r>
+      <w:r>
+        <w:rPr>
+          <w:szCs w:val="28"/>
+        </w:rPr>
+        <w:t>стоимость составляет</w:t>
+      </w:r>
+      <w:r>
+        <w:rPr>
+          <w:szCs w:val="28"/>
+        </w:rPr>
+        <w:t xml:space="preserve"> 20%.</w:t>
+      </w:r>
+    </w:p>
+    <w:p>
+      <w:pPr>
+        <w:spacing w:line="340" w:lineRule="exact"/>
+        <w:rPr>
+          <w:lang w:eastAsia="en-US"/>
+        </w:rPr>
+      </w:pPr>
+    </w:p>
+    <w:p>
+      <w:pPr>
+        <w:spacing w:line="340" w:lineRule="exact"/>
+        <w:ind w:left="1843" w:firstLine="0"/>
+        <w:rPr>
+          <w:szCs w:val="28"/>
+          <w:lang w:eastAsia="en-US"/>
+        </w:rPr>
+      </w:pPr>
+      <w:proofErr w:type="spellStart"/>
+      <w:r>
+        <w:rPr>
+          <w:szCs w:val="28"/>
+          <w:lang w:eastAsia="en-US"/>
+        </w:rPr>
+        <w:t>Ц</w:t>
+      </w:r>
+      <w:r>
+        <w:rPr>
+          <w:szCs w:val="28"/>
+          <w:vertAlign w:val="subscript"/>
+          <w:lang w:eastAsia="en-US"/>
+        </w:rPr>
+        <w:t>отп</w:t>
+      </w:r>
+      <w:proofErr w:type="spellEnd"/>
+      <w:r>
+        <w:rPr>
+          <w:szCs w:val="28"/>
+          <w:lang w:eastAsia="en-US"/>
+        </w:rPr>
+        <w:t xml:space="preserve"> = (</w:t>
+      </w:r>
+      <w:r>
+        <w:rPr>
+          <w:szCs w:val="28"/>
+          <w:lang w:eastAsia="en-US"/>
+        </w:rPr>
+        <w:t>1713,32</w:t>
+      </w:r>
+      <w:r>
+        <w:rPr>
+          <w:szCs w:val="28"/>
+          <w:lang w:eastAsia="en-US"/>
+        </w:rPr>
+        <w:t>+</w:t>
+      </w:r>
+      <w:r>
+        <w:rPr>
+          <w:szCs w:val="28"/>
+          <w:lang w:eastAsia="en-US"/>
+        </w:rPr>
+        <w:t>514,00</w:t>
+      </w:r>
+      <w:r>
+        <w:rPr>
+          <w:szCs w:val="28"/>
+          <w:lang w:eastAsia="en-US"/>
+        </w:rPr>
+        <w:t>)</w:t>
+      </w:r>
+      <w:r>
+        <w:rPr>
+          <w:i/>
+          <w:szCs w:val="28"/>
+          <w:lang w:eastAsia="en-US"/>
+        </w:rPr>
+        <w:t xml:space="preserve"> </w:t>
       </w:r>
       <w:r>
         <w:rPr>
@@ -4197,571 +5480,217 @@
       </w:r>
       <w:r>
         <w:rPr>
-          <w:lang w:eastAsia="en-US"/>
-        </w:rPr>
-        <w:t xml:space="preserve"> </w:t>
-      </w:r>
-      <w:r>
-        <w:rPr>
-          <w:sz w:val="24"/>
-          <w:szCs w:val="18"/>
-          <w:lang w:eastAsia="en-US"/>
-        </w:rPr>
-        <w:t>1713,32</w:t>
-      </w:r>
-      <w:r>
-        <w:rPr>
-          <w:lang w:eastAsia="en-US"/>
-        </w:rPr>
-        <w:t xml:space="preserve">/ 100 = </w:t>
-      </w:r>
-      <w:r>
-        <w:rPr>
-          <w:lang w:eastAsia="en-US"/>
-        </w:rPr>
-        <w:t>514,00</w:t>
-      </w:r>
-      <w:r>
-        <w:rPr>
-          <w:lang w:eastAsia="en-US"/>
-        </w:rPr>
-        <w:t xml:space="preserve"> руб. </w:t>
-      </w:r>
-      <w:commentRangeEnd w:id="16"/>
-      <w:r>
-        <w:rPr>
-          <w:rStyle w:val="a6"/>
-        </w:rPr>
-        <w:commentReference w:id="16"/>
-      </w:r>
-    </w:p>
-    <w:p>
-      <w:pPr>
-        <w:rPr>
-          <w:lang w:eastAsia="en-US"/>
-        </w:rPr>
-      </w:pPr>
-    </w:p>
-    <w:p>
-      <w:pPr>
-        <w:rPr>
-          <w:lang w:eastAsia="en-US"/>
-        </w:rPr>
-      </w:pPr>
-      <w:r>
-        <w:rPr>
-          <w:lang w:eastAsia="en-US"/>
-        </w:rPr>
-        <w:t>Прогнозируемая отпускная цена программного обеспечения (Ц</w:t>
+          <w:szCs w:val="28"/>
+          <w:lang w:eastAsia="en-US"/>
+        </w:rPr>
+        <w:t xml:space="preserve"> (100+20) / 100 = </w:t>
+      </w:r>
+      <w:r>
+        <w:rPr>
+          <w:szCs w:val="28"/>
+          <w:lang w:eastAsia="en-US"/>
+        </w:rPr>
+        <w:t>2672,78 руб.</w:t>
+      </w:r>
+    </w:p>
+    <w:p>
+      <w:pPr>
+        <w:spacing w:line="340" w:lineRule="exact"/>
+        <w:rPr>
+          <w:lang w:eastAsia="en-US"/>
+        </w:rPr>
+      </w:pPr>
+    </w:p>
+    <w:p>
+      <w:pPr>
+        <w:spacing w:line="340" w:lineRule="exact"/>
+        <w:rPr>
+          <w:lang w:eastAsia="en-US"/>
+        </w:rPr>
+      </w:pPr>
+      <w:r>
+        <w:rPr>
+          <w:lang w:eastAsia="en-US"/>
+        </w:rPr>
+        <w:t xml:space="preserve">Ввиду того, что программное обеспечение разрабатывается для одного объекта, в качестве экономического эффекта разработчика от реализованного программного обеспечения можно рассматривать чистую прибыль (ЧП), которая рассчитывается по формуле </w:t>
+      </w:r>
+      <w:r>
+        <w:rPr>
+          <w:lang w:eastAsia="en-US"/>
+        </w:rPr>
+        <w:t>(</w:t>
+      </w:r>
+      <w:r>
+        <w:rPr>
+          <w:lang w:eastAsia="en-US"/>
+        </w:rPr>
+        <w:t>6.10</w:t>
+      </w:r>
+      <w:r>
+        <w:rPr>
+          <w:lang w:eastAsia="en-US"/>
+        </w:rPr>
+        <w:t>)</w:t>
+      </w:r>
+      <w:r>
+        <w:rPr>
+          <w:lang w:eastAsia="en-US"/>
+        </w:rPr>
+        <w:t>:</w:t>
+      </w:r>
+    </w:p>
+    <w:p>
+      <w:pPr>
+        <w:spacing w:line="340" w:lineRule="exact"/>
+        <w:rPr>
+          <w:lang w:eastAsia="en-US"/>
+        </w:rPr>
+      </w:pPr>
+    </w:p>
+    <w:tbl>
+      <w:tblPr>
+        <w:tblStyle w:val="a5"/>
+        <w:tblW w:w="0" w:type="auto"/>
+        <w:tblBorders>
+          <w:top w:val="none" w:sz="0" w:space="0" w:color="auto"/>
+          <w:left w:val="none" w:sz="0" w:space="0" w:color="auto"/>
+          <w:bottom w:val="none" w:sz="0" w:space="0" w:color="auto"/>
+          <w:right w:val="none" w:sz="0" w:space="0" w:color="auto"/>
+          <w:insideH w:val="none" w:sz="0" w:space="0" w:color="auto"/>
+          <w:insideV w:val="none" w:sz="0" w:space="0" w:color="auto"/>
+        </w:tblBorders>
+        <w:tblLook w:val="04A0" w:firstRow="1" w:lastRow="0" w:firstColumn="1" w:lastColumn="0" w:noHBand="0" w:noVBand="1"/>
+      </w:tblPr>
+      <w:tblGrid>
+        <w:gridCol w:w="8642"/>
+        <w:gridCol w:w="986"/>
+      </w:tblGrid>
+      <w:tr>
+        <w:tc>
+          <w:tcPr>
+            <w:tcW w:w="8642" w:type="dxa"/>
+          </w:tcPr>
+          <w:p>
+            <w:pPr>
+              <w:spacing w:line="340" w:lineRule="exact"/>
+              <w:ind w:left="1736" w:firstLine="0"/>
+              <w:rPr>
+                <w:lang w:eastAsia="en-US"/>
+              </w:rPr>
+            </w:pPr>
+            <w:r>
+              <w:rPr>
+                <w:lang w:eastAsia="en-US"/>
+              </w:rPr>
+              <w:t xml:space="preserve">ЧП = П </w:t>
+            </w:r>
+            <w:r>
+              <w:rPr>
+                <w:szCs w:val="28"/>
+              </w:rPr>
+              <w:t>×</w:t>
+            </w:r>
+            <w:r>
+              <w:rPr>
+                <w:lang w:eastAsia="en-US"/>
+              </w:rPr>
+              <w:t xml:space="preserve"> (100 - </w:t>
+            </w:r>
+            <w:proofErr w:type="spellStart"/>
+            <w:r>
+              <w:rPr>
+                <w:lang w:eastAsia="en-US"/>
+              </w:rPr>
+              <w:t>Н</w:t>
+            </w:r>
+            <w:r>
+              <w:rPr>
+                <w:vertAlign w:val="subscript"/>
+                <w:lang w:eastAsia="en-US"/>
+              </w:rPr>
+              <w:t>пр</w:t>
+            </w:r>
+            <w:proofErr w:type="spellEnd"/>
+            <w:r>
+              <w:rPr>
+                <w:lang w:eastAsia="en-US"/>
+              </w:rPr>
+              <w:t>) / 100, руб.</w:t>
+            </w:r>
+          </w:p>
+        </w:tc>
+        <w:tc>
+          <w:tcPr>
+            <w:tcW w:w="986" w:type="dxa"/>
+          </w:tcPr>
+          <w:p>
+            <w:pPr>
+              <w:spacing w:line="340" w:lineRule="exact"/>
+              <w:ind w:firstLine="0"/>
+              <w:jc w:val="right"/>
+              <w:rPr>
+                <w:lang w:eastAsia="en-US"/>
+              </w:rPr>
+            </w:pPr>
+            <w:r>
+              <w:rPr>
+                <w:lang w:eastAsia="en-US"/>
+              </w:rPr>
+              <w:t xml:space="preserve"> (6.10)</w:t>
+            </w:r>
+          </w:p>
+        </w:tc>
+      </w:tr>
+    </w:tbl>
+    <w:p>
+      <w:pPr>
+        <w:spacing w:line="340" w:lineRule="exact"/>
+        <w:rPr>
+          <w:lang w:eastAsia="en-US"/>
+        </w:rPr>
+      </w:pPr>
+    </w:p>
+    <w:p>
+      <w:pPr>
+        <w:spacing w:line="340" w:lineRule="exact"/>
+        <w:rPr>
+          <w:lang w:eastAsia="en-US"/>
+        </w:rPr>
+      </w:pPr>
+      <w:r>
+        <w:rPr>
+          <w:lang w:eastAsia="en-US"/>
+        </w:rPr>
+        <w:t>где:</w:t>
+      </w:r>
+    </w:p>
+    <w:p>
+      <w:pPr>
+        <w:spacing w:line="340" w:lineRule="exact"/>
+        <w:rPr>
+          <w:lang w:eastAsia="en-US"/>
+        </w:rPr>
+      </w:pPr>
+      <w:proofErr w:type="spellStart"/>
+      <w:r>
+        <w:rPr>
+          <w:lang w:eastAsia="en-US"/>
+        </w:rPr>
+        <w:t>Н</w:t>
       </w:r>
       <w:r>
         <w:rPr>
           <w:vertAlign w:val="subscript"/>
           <w:lang w:eastAsia="en-US"/>
         </w:rPr>
-        <w:t>отп</w:t>
-      </w:r>
-      <w:r>
-        <w:rPr>
-          <w:lang w:eastAsia="en-US"/>
-        </w:rPr>
-        <w:t xml:space="preserve">) с учетом НДС рассчитывается по формуле 6.9: </w:t>
-      </w:r>
-    </w:p>
-    <w:p>
-      <w:pPr>
-        <w:rPr>
-          <w:lang w:eastAsia="en-US"/>
-        </w:rPr>
-      </w:pPr>
-    </w:p>
-    <w:p>
-      <w:pPr>
-        <w:rPr>
-          <w:lang w:eastAsia="en-US"/>
-        </w:rPr>
-      </w:pPr>
-      <w:r>
-        <w:rPr>
-          <w:lang w:eastAsia="en-US"/>
-        </w:rPr>
-        <w:tab/>
-      </w:r>
-      <w:r>
-        <w:rPr>
-          <w:lang w:eastAsia="en-US"/>
-        </w:rPr>
-        <w:tab/>
-        <w:t>Ц</w:t>
-      </w:r>
-      <w:r>
-        <w:rPr>
-          <w:vertAlign w:val="subscript"/>
-          <w:lang w:eastAsia="en-US"/>
-        </w:rPr>
-        <w:t>отп</w:t>
-      </w:r>
-      <w:r>
-        <w:rPr>
-          <w:lang w:eastAsia="en-US"/>
-        </w:rPr>
-        <w:t xml:space="preserve"> = (С</w:t>
-      </w:r>
-      <w:r>
-        <w:rPr>
-          <w:vertAlign w:val="subscript"/>
-          <w:lang w:eastAsia="en-US"/>
-        </w:rPr>
-        <w:t>полн</w:t>
-      </w:r>
-      <w:r>
-        <w:rPr>
-          <w:lang w:eastAsia="en-US"/>
-        </w:rPr>
-        <w:t xml:space="preserve"> + П) </w:t>
-      </w:r>
-      <w:r>
-        <w:rPr>
-          <w:szCs w:val="28"/>
-        </w:rPr>
-        <w:t>×</w:t>
-      </w:r>
-      <w:r>
-        <w:rPr>
-          <w:lang w:eastAsia="en-US"/>
-        </w:rPr>
-        <w:t xml:space="preserve"> (100 + НДС) / 100, руб.</w:t>
-      </w:r>
-      <w:r>
-        <w:rPr>
-          <w:lang w:eastAsia="en-US"/>
-        </w:rPr>
-        <w:tab/>
-      </w:r>
-      <w:r>
-        <w:rPr>
-          <w:lang w:eastAsia="en-US"/>
-        </w:rPr>
-        <w:tab/>
-        <w:t>(6.9)</w:t>
-      </w:r>
-    </w:p>
-    <w:p>
-      <w:pPr>
-        <w:rPr>
-          <w:lang w:eastAsia="en-US"/>
-        </w:rPr>
-      </w:pPr>
-    </w:p>
-    <w:p>
-      <w:pPr>
-        <w:rPr>
-          <w:lang w:eastAsia="en-US"/>
-        </w:rPr>
-      </w:pPr>
-      <w:r>
-        <w:rPr>
-          <w:lang w:eastAsia="en-US"/>
-        </w:rPr>
-        <w:t>где:</w:t>
-      </w:r>
-    </w:p>
-    <w:p>
-      <w:pPr>
-        <w:rPr>
-          <w:lang w:eastAsia="en-US"/>
-        </w:rPr>
-      </w:pPr>
-      <w:r>
-        <w:rPr>
-          <w:lang w:eastAsia="en-US"/>
-        </w:rPr>
-        <w:t>С</w:t>
-      </w:r>
-      <w:r>
-        <w:rPr>
-          <w:vertAlign w:val="subscript"/>
-          <w:lang w:eastAsia="en-US"/>
-        </w:rPr>
-        <w:t>полн</w:t>
-      </w:r>
-      <w:r>
-        <w:rPr>
-          <w:lang w:eastAsia="en-US"/>
-        </w:rPr>
-        <w:t xml:space="preserve"> – полная себестоимость </w:t>
-      </w:r>
-      <w:r>
-        <w:rPr>
-          <w:lang w:eastAsia="en-US"/>
-        </w:rPr>
-        <w:t>программного продукта</w:t>
-      </w:r>
-      <w:r>
-        <w:rPr>
-          <w:lang w:eastAsia="en-US"/>
-        </w:rPr>
-        <w:t>, руб.;</w:t>
-      </w:r>
-    </w:p>
-    <w:p>
-      <w:pPr>
-        <w:rPr>
-          <w:lang w:eastAsia="en-US"/>
-        </w:rPr>
-      </w:pPr>
-      <w:r>
-        <w:rPr>
-          <w:lang w:eastAsia="en-US"/>
-        </w:rPr>
-        <w:t>П – прибыль разработчика программного обеспечения, руб.;</w:t>
-      </w:r>
-    </w:p>
-    <w:p>
-      <w:pPr>
-        <w:rPr>
-          <w:lang w:eastAsia="en-US"/>
-        </w:rPr>
-      </w:pPr>
-      <w:r>
-        <w:rPr>
-          <w:lang w:eastAsia="en-US"/>
-        </w:rPr>
-        <w:t>НДС – ставка нал</w:t>
-      </w:r>
-      <w:r>
-        <w:rPr>
-          <w:lang w:eastAsia="en-US"/>
-        </w:rPr>
-        <w:t xml:space="preserve">ога на добавленную </w:t>
-      </w:r>
-      <w:r>
-        <w:rPr>
-          <w:lang w:eastAsia="en-US"/>
-        </w:rPr>
-        <w:t xml:space="preserve">стоимость, </w:t>
-      </w:r>
-      <w:r>
-        <w:rPr>
-          <w:lang w:eastAsia="en-US"/>
-        </w:rPr>
-        <w:t>%</w:t>
-      </w:r>
-      <w:r>
-        <w:rPr>
-          <w:lang w:eastAsia="en-US"/>
-        </w:rPr>
-        <w:t>.</w:t>
-      </w:r>
-    </w:p>
-    <w:p>
-      <w:pPr>
-        <w:rPr>
-          <w:lang w:eastAsia="en-US"/>
-        </w:rPr>
-      </w:pPr>
-    </w:p>
-    <w:p>
-      <w:pPr>
-        <w:rPr>
-          <w:szCs w:val="28"/>
-        </w:rPr>
-      </w:pPr>
-      <w:r>
-        <w:rPr>
-          <w:szCs w:val="28"/>
-        </w:rPr>
-        <w:t xml:space="preserve">Ставка налога на добавленную </w:t>
-      </w:r>
-      <w:r>
-        <w:rPr>
-          <w:szCs w:val="28"/>
-        </w:rPr>
-        <w:t>стоимость составляет</w:t>
-      </w:r>
-      <w:r>
-        <w:rPr>
-          <w:szCs w:val="28"/>
-        </w:rPr>
-        <w:t xml:space="preserve"> 20%.</w:t>
-      </w:r>
-    </w:p>
-    <w:p>
-      <w:pPr>
-        <w:rPr>
-          <w:lang w:eastAsia="en-US"/>
-        </w:rPr>
-      </w:pPr>
-    </w:p>
-    <w:p>
-      <w:pPr>
-        <w:rPr>
-          <w:szCs w:val="28"/>
-          <w:lang w:eastAsia="en-US"/>
-        </w:rPr>
-      </w:pPr>
-      <w:r>
-        <w:rPr>
-          <w:szCs w:val="28"/>
-          <w:lang w:eastAsia="en-US"/>
-        </w:rPr>
-        <w:tab/>
-      </w:r>
-      <w:r>
-        <w:rPr>
-          <w:szCs w:val="28"/>
-          <w:lang w:eastAsia="en-US"/>
-        </w:rPr>
-        <w:tab/>
-      </w:r>
-      <w:r>
-        <w:rPr>
-          <w:szCs w:val="28"/>
-          <w:lang w:eastAsia="en-US"/>
-        </w:rPr>
-        <w:tab/>
-        <w:t>Ц</w:t>
-      </w:r>
-      <w:r>
-        <w:rPr>
-          <w:szCs w:val="28"/>
-          <w:vertAlign w:val="subscript"/>
-          <w:lang w:eastAsia="en-US"/>
-        </w:rPr>
-        <w:t>отп</w:t>
-      </w:r>
-      <w:r>
-        <w:rPr>
-          <w:szCs w:val="28"/>
-          <w:lang w:eastAsia="en-US"/>
-        </w:rPr>
-        <w:t xml:space="preserve"> = (</w:t>
-      </w:r>
-      <w:r>
-        <w:rPr>
-          <w:szCs w:val="28"/>
-          <w:lang w:eastAsia="en-US"/>
-        </w:rPr>
-        <w:t>1713,32</w:t>
-      </w:r>
-      <w:r>
-        <w:rPr>
-          <w:szCs w:val="28"/>
-          <w:lang w:eastAsia="en-US"/>
-        </w:rPr>
-        <w:t>+</w:t>
-      </w:r>
-      <w:r>
-        <w:rPr>
-          <w:szCs w:val="28"/>
-          <w:lang w:eastAsia="en-US"/>
-        </w:rPr>
-        <w:t>514,00</w:t>
-      </w:r>
-      <w:r>
-        <w:rPr>
-          <w:szCs w:val="28"/>
-          <w:lang w:eastAsia="en-US"/>
-        </w:rPr>
-        <w:t>)</w:t>
-      </w:r>
-      <w:r>
-        <w:rPr>
-          <w:i/>
-          <w:szCs w:val="28"/>
-          <w:lang w:eastAsia="en-US"/>
-        </w:rPr>
-        <w:t xml:space="preserve"> </w:t>
-      </w:r>
-      <w:r>
-        <w:rPr>
-          <w:szCs w:val="28"/>
-        </w:rPr>
-        <w:t>×</w:t>
-      </w:r>
-      <w:r>
-        <w:rPr>
-          <w:szCs w:val="28"/>
-          <w:lang w:eastAsia="en-US"/>
-        </w:rPr>
-        <w:t xml:space="preserve"> (100+20) / 100 = </w:t>
-      </w:r>
-      <w:r>
-        <w:rPr>
-          <w:szCs w:val="28"/>
-          <w:lang w:eastAsia="en-US"/>
-        </w:rPr>
-        <w:t>2672,78 руб.</w:t>
-      </w:r>
-    </w:p>
-    <w:p>
-      <w:pPr>
-        <w:rPr>
-          <w:lang w:eastAsia="en-US"/>
-        </w:rPr>
-      </w:pPr>
-    </w:p>
-    <w:p>
-      <w:pPr>
-        <w:rPr>
-          <w:lang w:eastAsia="en-US"/>
-        </w:rPr>
-      </w:pPr>
-      <w:r>
-        <w:rPr>
-          <w:lang w:eastAsia="en-US"/>
-        </w:rPr>
-        <w:t xml:space="preserve">Ввиду того, что программное обеспечение разрабатывается для одного объекта, в качестве экономического эффекта разработчика от реализованного программного обеспечения можно рассматривать чистую прибыль (ЧП), которая </w:t>
-      </w:r>
-      <w:r>
-        <w:rPr>
-          <w:lang w:eastAsia="en-US"/>
-        </w:rPr>
-        <w:lastRenderedPageBreak/>
-        <w:t>рассчитывается по формуле 6.10:</w:t>
-      </w:r>
-    </w:p>
-    <w:p>
-      <w:pPr>
-        <w:rPr>
-          <w:lang w:eastAsia="en-US"/>
-        </w:rPr>
-      </w:pPr>
-    </w:p>
-    <w:p>
-      <w:pPr>
-        <w:rPr>
-          <w:lang w:eastAsia="en-US"/>
-        </w:rPr>
-      </w:pPr>
-      <w:r>
-        <w:rPr>
-          <w:lang w:eastAsia="en-US"/>
-        </w:rPr>
-        <w:tab/>
-      </w:r>
-      <w:r>
-        <w:rPr>
-          <w:lang w:eastAsia="en-US"/>
-        </w:rPr>
-        <w:tab/>
-      </w:r>
-      <w:r>
-        <w:rPr>
-          <w:lang w:eastAsia="en-US"/>
-        </w:rPr>
-        <w:t xml:space="preserve">ЧП = П </w:t>
-      </w:r>
-      <w:r>
-        <w:rPr>
-          <w:szCs w:val="28"/>
-        </w:rPr>
-        <w:t>×</w:t>
-      </w:r>
-      <w:r>
-        <w:rPr>
-          <w:lang w:eastAsia="en-US"/>
-        </w:rPr>
-        <w:t xml:space="preserve"> (100 - Н</w:t>
-      </w:r>
-      <w:r>
-        <w:rPr>
-          <w:vertAlign w:val="subscript"/>
-          <w:lang w:eastAsia="en-US"/>
-        </w:rPr>
         <w:t>пр</w:t>
       </w:r>
-      <w:r>
-        <w:rPr>
-          <w:lang w:eastAsia="en-US"/>
-        </w:rPr>
-        <w:t>) / 100, руб.</w:t>
-      </w:r>
-      <w:r>
-        <w:rPr>
-          <w:lang w:eastAsia="en-US"/>
-        </w:rPr>
-        <w:tab/>
-      </w:r>
-      <w:r>
-        <w:rPr>
-          <w:lang w:eastAsia="en-US"/>
-        </w:rPr>
-        <w:tab/>
-      </w:r>
-      <w:r>
-        <w:rPr>
-          <w:lang w:eastAsia="en-US"/>
-        </w:rPr>
-        <w:tab/>
-      </w:r>
-      <w:r>
-        <w:rPr>
-          <w:lang w:eastAsia="en-US"/>
-        </w:rPr>
-        <w:tab/>
-        <w:t>(6.10)</w:t>
-      </w:r>
-    </w:p>
-    <w:p>
-      <w:pPr>
-        <w:rPr>
-          <w:lang w:eastAsia="en-US"/>
-        </w:rPr>
-      </w:pPr>
-    </w:p>
-    <w:p>
-      <w:pPr>
-        <w:rPr>
-          <w:lang w:eastAsia="en-US"/>
-        </w:rPr>
-      </w:pPr>
-      <w:r>
-        <w:rPr>
-          <w:lang w:eastAsia="en-US"/>
-        </w:rPr>
-        <w:t>где:</w:t>
-      </w:r>
-    </w:p>
-    <w:p>
-      <w:pPr>
-        <w:rPr>
-          <w:lang w:eastAsia="en-US"/>
-        </w:rPr>
-      </w:pPr>
-      <w:r>
-        <w:rPr>
-          <w:lang w:eastAsia="en-US"/>
-        </w:rPr>
-        <w:t>Н</w:t>
-      </w:r>
-      <w:r>
-        <w:rPr>
-          <w:vertAlign w:val="subscript"/>
-          <w:lang w:eastAsia="en-US"/>
-        </w:rPr>
-        <w:t>пр</w:t>
-      </w:r>
+      <w:proofErr w:type="spellEnd"/>
       <w:r>
         <w:rPr>
           <w:lang w:eastAsia="en-US"/>
         </w:rPr>
         <w:t xml:space="preserve"> – ставка налогообложения прибыли, %. </w:t>
-      </w:r>
-    </w:p>
-    <w:p>
-      <w:pPr>
-        <w:rPr>
-          <w:lang w:eastAsia="en-US"/>
-        </w:rPr>
-      </w:pPr>
-      <w:commentRangeStart w:id="17"/>
-      <w:commentRangeEnd w:id="17"/>
-      <w:r>
-        <w:rPr>
-          <w:rStyle w:val="a6"/>
-        </w:rPr>
-        <w:commentReference w:id="17"/>
       </w:r>
     </w:p>
     <w:p>
@@ -4770,8 +5699,9 @@
         <w:autoSpaceDE/>
         <w:autoSpaceDN/>
         <w:adjustRightInd/>
-        <w:rPr>
-          <w:szCs w:val="28"/>
+        <w:spacing w:line="340" w:lineRule="exact"/>
+        <w:rPr>
+          <w:lang w:eastAsia="en-US"/>
         </w:rPr>
       </w:pPr>
       <w:r>
@@ -4783,42 +5713,16 @@
     </w:p>
     <w:p>
       <w:pPr>
-        <w:rPr>
-          <w:lang w:eastAsia="en-US"/>
-        </w:rPr>
-      </w:pPr>
-      <w:commentRangeStart w:id="18"/>
-      <w:commentRangeEnd w:id="18"/>
-      <w:r>
-        <w:rPr>
-          <w:rStyle w:val="a6"/>
-        </w:rPr>
-        <w:commentReference w:id="18"/>
-      </w:r>
-    </w:p>
-    <w:p>
-      <w:pPr>
-        <w:rPr>
-          <w:lang w:eastAsia="en-US"/>
-        </w:rPr>
-      </w:pPr>
-      <w:r>
-        <w:rPr>
-          <w:lang w:eastAsia="en-US"/>
-        </w:rPr>
-        <w:tab/>
-      </w:r>
-      <w:r>
-        <w:rPr>
-          <w:lang w:eastAsia="en-US"/>
-        </w:rPr>
-        <w:tab/>
-      </w:r>
-      <w:r>
-        <w:rPr>
-          <w:lang w:eastAsia="en-US"/>
-        </w:rPr>
-        <w:tab/>
+        <w:spacing w:line="340" w:lineRule="exact"/>
+        <w:ind w:left="1843" w:firstLine="0"/>
+        <w:rPr>
+          <w:lang w:eastAsia="en-US"/>
+        </w:rPr>
+      </w:pPr>
+      <w:r>
+        <w:rPr>
+          <w:lang w:eastAsia="en-US"/>
+        </w:rPr>
         <w:t xml:space="preserve">ЧП = </w:t>
       </w:r>
       <w:r>
@@ -4885,6 +5789,7 @@
     </w:p>
     <w:p>
       <w:pPr>
+        <w:spacing w:line="340" w:lineRule="exact"/>
         <w:rPr>
           <w:szCs w:val="28"/>
           <w:lang w:eastAsia="en-US"/>
@@ -4909,7 +5814,15 @@
           <w:szCs w:val="28"/>
           <w:lang w:eastAsia="en-US"/>
         </w:rPr>
-        <w:t xml:space="preserve">рублей, что покроет затраты на разработку программного обеспечения в размере </w:t>
+        <w:t xml:space="preserve">рублей, что покроет </w:t>
+      </w:r>
+      <w:r>
+        <w:rPr>
+          <w:szCs w:val="28"/>
+          <w:lang w:eastAsia="en-US"/>
+        </w:rPr>
+        <w:lastRenderedPageBreak/>
+        <w:t xml:space="preserve">затраты на разработку программного обеспечения в размере </w:t>
       </w:r>
       <w:r>
         <w:rPr>
@@ -4949,27 +5862,30 @@
     </w:p>
     <w:p>
       <w:pPr>
-        <w:rPr>
-          <w:szCs w:val="28"/>
-          <w:lang w:eastAsia="en-US"/>
-        </w:rPr>
-      </w:pPr>
-    </w:p>
-    <w:p>
-      <w:pPr>
-        <w:rPr>
-          <w:lang w:eastAsia="en-US"/>
-        </w:rPr>
-      </w:pPr>
-    </w:p>
-    <w:p>
-      <w:pPr>
+        <w:spacing w:line="340" w:lineRule="exact"/>
+        <w:rPr>
+          <w:szCs w:val="28"/>
+          <w:lang w:eastAsia="en-US"/>
+        </w:rPr>
+      </w:pPr>
+    </w:p>
+    <w:p>
+      <w:pPr>
+        <w:spacing w:line="340" w:lineRule="exact"/>
+        <w:rPr>
+          <w:lang w:eastAsia="en-US"/>
+        </w:rPr>
+      </w:pPr>
+    </w:p>
+    <w:p>
+      <w:pPr>
+        <w:spacing w:line="340" w:lineRule="exact"/>
         <w:rPr>
           <w:b/>
           <w:bCs/>
         </w:rPr>
       </w:pPr>
-      <w:bookmarkStart w:id="19" w:name="_Toc197080921"/>
+      <w:bookmarkStart w:id="14" w:name="_Toc197080921"/>
       <w:r>
         <w:rPr>
           <w:b/>
@@ -4977,10 +5893,11 @@
         </w:rPr>
         <w:t>6.3.2 Расчет срока окупаемости программного продукта</w:t>
       </w:r>
-      <w:bookmarkEnd w:id="19"/>
-    </w:p>
-    <w:p>
-      <w:pPr>
+      <w:bookmarkEnd w:id="14"/>
+    </w:p>
+    <w:p>
+      <w:pPr>
+        <w:spacing w:line="340" w:lineRule="exact"/>
         <w:rPr>
           <w:lang w:eastAsia="en-US"/>
         </w:rPr>
@@ -5002,118 +5919,174 @@
         <w:rPr>
           <w:lang w:eastAsia="en-US"/>
         </w:rPr>
-        <w:t>) рассчитывается по формуле 6.11.</w:t>
-      </w:r>
-    </w:p>
-    <w:p>
-      <w:pPr>
-        <w:rPr>
-          <w:lang w:eastAsia="en-US"/>
-        </w:rPr>
-      </w:pPr>
-    </w:p>
-    <w:p>
-      <w:pPr>
+        <w:t xml:space="preserve">) рассчитывается по формуле </w:t>
+      </w:r>
+      <w:r>
+        <w:rPr>
+          <w:lang w:eastAsia="en-US"/>
+        </w:rPr>
+        <w:t>(</w:t>
+      </w:r>
+      <w:r>
+        <w:rPr>
+          <w:lang w:eastAsia="en-US"/>
+        </w:rPr>
+        <w:t>6.11</w:t>
+      </w:r>
+      <w:r>
+        <w:rPr>
+          <w:lang w:eastAsia="en-US"/>
+        </w:rPr>
+        <w:t>)</w:t>
+      </w:r>
+      <w:r>
+        <w:rPr>
+          <w:lang w:eastAsia="en-US"/>
+        </w:rPr>
+        <w:t>.</w:t>
+      </w:r>
+    </w:p>
+    <w:p>
+      <w:pPr>
+        <w:spacing w:line="340" w:lineRule="exact"/>
+        <w:rPr>
+          <w:lang w:eastAsia="en-US"/>
+        </w:rPr>
+      </w:pPr>
+    </w:p>
+    <w:tbl>
+      <w:tblPr>
+        <w:tblStyle w:val="a5"/>
+        <w:tblW w:w="0" w:type="auto"/>
+        <w:tblInd w:w="-5" w:type="dxa"/>
+        <w:tblBorders>
+          <w:top w:val="none" w:sz="0" w:space="0" w:color="auto"/>
+          <w:left w:val="none" w:sz="0" w:space="0" w:color="auto"/>
+          <w:bottom w:val="none" w:sz="0" w:space="0" w:color="auto"/>
+          <w:right w:val="none" w:sz="0" w:space="0" w:color="auto"/>
+          <w:insideH w:val="none" w:sz="0" w:space="0" w:color="auto"/>
+          <w:insideV w:val="none" w:sz="0" w:space="0" w:color="auto"/>
+        </w:tblBorders>
+        <w:tblLook w:val="04A0" w:firstRow="1" w:lastRow="0" w:firstColumn="1" w:lastColumn="0" w:noHBand="0" w:noVBand="1"/>
+      </w:tblPr>
+      <w:tblGrid>
+        <w:gridCol w:w="8647"/>
+        <w:gridCol w:w="986"/>
+      </w:tblGrid>
+      <w:tr>
+        <w:tc>
+          <w:tcPr>
+            <w:tcW w:w="8647" w:type="dxa"/>
+          </w:tcPr>
+          <w:p>
+            <w:pPr>
+              <w:spacing w:line="340" w:lineRule="exact"/>
+              <w:ind w:left="1736" w:firstLine="0"/>
+              <w:rPr>
+                <w:lang w:eastAsia="en-US"/>
+              </w:rPr>
+            </w:pPr>
+            <w:r>
+              <w:rPr>
+                <w:lang w:eastAsia="en-US"/>
+              </w:rPr>
+              <w:t>Т</w:t>
+            </w:r>
+            <w:r>
+              <w:rPr>
+                <w:vertAlign w:val="subscript"/>
+                <w:lang w:eastAsia="en-US"/>
+              </w:rPr>
+              <w:t>ок</w:t>
+            </w:r>
+            <w:r>
+              <w:rPr>
+                <w:lang w:eastAsia="en-US"/>
+              </w:rPr>
+              <w:t xml:space="preserve">= </w:t>
+            </w:r>
+            <w:proofErr w:type="spellStart"/>
+            <w:r>
+              <w:rPr>
+                <w:lang w:eastAsia="en-US"/>
+              </w:rPr>
+              <w:t>С</w:t>
+            </w:r>
+            <w:r>
+              <w:rPr>
+                <w:vertAlign w:val="subscript"/>
+                <w:lang w:eastAsia="en-US"/>
+              </w:rPr>
+              <w:t>полн</w:t>
+            </w:r>
+            <w:proofErr w:type="spellEnd"/>
+            <w:r>
+              <w:rPr>
+                <w:vertAlign w:val="subscript"/>
+                <w:lang w:eastAsia="en-US"/>
+              </w:rPr>
+              <w:t xml:space="preserve"> </w:t>
+            </w:r>
+            <w:r>
+              <w:rPr>
+                <w:lang w:eastAsia="en-US"/>
+              </w:rPr>
+              <w:t xml:space="preserve">/ </w:t>
+            </w:r>
+            <w:proofErr w:type="gramStart"/>
+            <w:r>
+              <w:rPr>
+                <w:lang w:eastAsia="en-US"/>
+              </w:rPr>
+              <w:t>П ,</w:t>
+            </w:r>
+            <w:proofErr w:type="gramEnd"/>
+            <w:r>
+              <w:rPr>
+                <w:lang w:eastAsia="en-US"/>
+              </w:rPr>
+              <w:t xml:space="preserve"> лет.</w:t>
+            </w:r>
+          </w:p>
+        </w:tc>
+        <w:tc>
+          <w:tcPr>
+            <w:tcW w:w="986" w:type="dxa"/>
+          </w:tcPr>
+          <w:p>
+            <w:pPr>
+              <w:spacing w:line="340" w:lineRule="exact"/>
+              <w:ind w:firstLine="0"/>
+              <w:jc w:val="right"/>
+              <w:rPr>
+                <w:bCs/>
+                <w:lang w:eastAsia="en-US"/>
+              </w:rPr>
+            </w:pPr>
+            <w:r>
+              <w:rPr>
+                <w:bCs/>
+                <w:lang w:eastAsia="en-US"/>
+              </w:rPr>
+              <w:t>(6.11)</w:t>
+            </w:r>
+          </w:p>
+        </w:tc>
+      </w:tr>
+    </w:tbl>
+    <w:p>
+      <w:pPr>
+        <w:spacing w:line="340" w:lineRule="exact"/>
         <w:ind w:left="1440"/>
         <w:rPr>
           <w:bCs/>
           <w:lang w:eastAsia="en-US"/>
         </w:rPr>
       </w:pPr>
-      <w:r>
-        <w:rPr>
-          <w:lang w:eastAsia="en-US"/>
-        </w:rPr>
-        <w:t>Т</w:t>
-      </w:r>
-      <w:r>
-        <w:rPr>
-          <w:vertAlign w:val="subscript"/>
-          <w:lang w:eastAsia="en-US"/>
-        </w:rPr>
-        <w:t>ок</w:t>
-      </w:r>
-      <w:r>
-        <w:rPr>
-          <w:lang w:eastAsia="en-US"/>
-        </w:rPr>
-        <w:t>= С</w:t>
-      </w:r>
-      <w:r>
-        <w:rPr>
-          <w:vertAlign w:val="subscript"/>
-          <w:lang w:eastAsia="en-US"/>
-        </w:rPr>
-        <w:t xml:space="preserve">полн </w:t>
-      </w:r>
-      <w:r>
-        <w:rPr>
-          <w:lang w:eastAsia="en-US"/>
-        </w:rPr>
-        <w:t xml:space="preserve">/ </w:t>
-      </w:r>
-      <w:proofErr w:type="gramStart"/>
-      <w:r>
-        <w:rPr>
-          <w:lang w:eastAsia="en-US"/>
-        </w:rPr>
-        <w:t>П ,</w:t>
-      </w:r>
-      <w:proofErr w:type="gramEnd"/>
-      <w:r>
-        <w:rPr>
-          <w:lang w:eastAsia="en-US"/>
-        </w:rPr>
-        <w:t xml:space="preserve"> лет.</w:t>
-      </w:r>
-      <w:r>
-        <w:rPr>
-          <w:lang w:eastAsia="en-US"/>
-        </w:rPr>
-        <w:tab/>
-      </w:r>
-      <w:r>
-        <w:rPr>
-          <w:lang w:eastAsia="en-US"/>
-        </w:rPr>
-        <w:tab/>
-      </w:r>
-      <w:r>
-        <w:rPr>
-          <w:lang w:eastAsia="en-US"/>
-        </w:rPr>
-        <w:tab/>
-      </w:r>
-      <w:r>
-        <w:rPr>
-          <w:lang w:eastAsia="en-US"/>
-        </w:rPr>
-        <w:tab/>
-      </w:r>
-      <w:r>
-        <w:rPr>
-          <w:b/>
-          <w:lang w:eastAsia="en-US"/>
-        </w:rPr>
-        <w:tab/>
-      </w:r>
-      <w:r>
-        <w:rPr>
-          <w:b/>
-          <w:lang w:eastAsia="en-US"/>
-        </w:rPr>
-        <w:tab/>
-      </w:r>
-      <w:r>
-        <w:rPr>
-          <w:bCs/>
-          <w:lang w:eastAsia="en-US"/>
-        </w:rPr>
-        <w:t>(6.11)</w:t>
-      </w:r>
-    </w:p>
-    <w:p>
-      <w:pPr>
+    </w:p>
+    <w:p>
+      <w:pPr>
+        <w:spacing w:line="340" w:lineRule="exact"/>
         <w:rPr>
           <w:bCs/>
           <w:lang w:eastAsia="en-US"/>
@@ -5129,10 +6102,12 @@
     </w:p>
     <w:p>
       <w:pPr>
-        <w:rPr>
-          <w:lang w:eastAsia="en-US"/>
-        </w:rPr>
-      </w:pPr>
+        <w:spacing w:line="340" w:lineRule="exact"/>
+        <w:rPr>
+          <w:lang w:eastAsia="en-US"/>
+        </w:rPr>
+      </w:pPr>
+      <w:proofErr w:type="spellStart"/>
       <w:r>
         <w:rPr>
           <w:lang w:eastAsia="en-US"/>
@@ -5144,7 +6119,15 @@
           <w:vertAlign w:val="subscript"/>
           <w:lang w:eastAsia="en-US"/>
         </w:rPr>
-        <w:t xml:space="preserve">полн </w:t>
+        <w:t>полн</w:t>
+      </w:r>
+      <w:proofErr w:type="spellEnd"/>
+      <w:r>
+        <w:rPr>
+          <w:vertAlign w:val="subscript"/>
+          <w:lang w:eastAsia="en-US"/>
+        </w:rPr>
+        <w:t xml:space="preserve"> </w:t>
       </w:r>
       <w:r>
         <w:rPr>
@@ -5155,6 +6138,7 @@
     </w:p>
     <w:p>
       <w:pPr>
+        <w:spacing w:line="340" w:lineRule="exact"/>
         <w:rPr>
           <w:lang w:eastAsia="en-US"/>
         </w:rPr>
@@ -5168,14 +6152,17 @@
     </w:p>
     <w:p>
       <w:pPr>
-        <w:rPr>
-          <w:lang w:eastAsia="en-US"/>
-        </w:rPr>
-      </w:pPr>
-    </w:p>
-    <w:p>
-      <w:pPr>
-        <w:jc w:val="center"/>
+        <w:spacing w:line="340" w:lineRule="exact"/>
+        <w:rPr>
+          <w:lang w:eastAsia="en-US"/>
+        </w:rPr>
+      </w:pPr>
+    </w:p>
+    <w:p>
+      <w:pPr>
+        <w:spacing w:line="340" w:lineRule="exact"/>
+        <w:ind w:left="1843" w:firstLine="0"/>
+        <w:jc w:val="left"/>
         <w:rPr>
           <w:lang w:eastAsia="en-US"/>
         </w:rPr>
@@ -5203,7 +6190,6 @@
         <w:rPr>
           <w:sz w:val="24"/>
           <w:szCs w:val="18"/>
-          <w:highlight w:val="yellow"/>
           <w:lang w:eastAsia="en-US"/>
         </w:rPr>
         <w:t>1713,32</w:t>
@@ -5250,6 +6236,7 @@
     </w:p>
     <w:p>
       <w:pPr>
+        <w:spacing w:line="340" w:lineRule="exact"/>
         <w:rPr>
           <w:bCs/>
           <w:lang w:eastAsia="en-US"/>
@@ -5259,17 +6246,18 @@
     <w:p>
       <w:pPr>
         <w:pStyle w:val="1"/>
+        <w:spacing w:line="340" w:lineRule="exact"/>
         <w:rPr>
           <w:rFonts w:cs="Times New Roman"/>
           <w:sz w:val="28"/>
           <w:szCs w:val="28"/>
         </w:rPr>
       </w:pPr>
-      <w:bookmarkStart w:id="20" w:name="_Toc97903878"/>
-      <w:bookmarkStart w:id="21" w:name="_Toc104510908"/>
-      <w:bookmarkStart w:id="22" w:name="_Toc106451012"/>
-      <w:bookmarkStart w:id="23" w:name="_Toc197080922"/>
-      <w:bookmarkStart w:id="24" w:name="_Toc201222755"/>
+      <w:bookmarkStart w:id="15" w:name="_Toc97903878"/>
+      <w:bookmarkStart w:id="16" w:name="_Toc104510908"/>
+      <w:bookmarkStart w:id="17" w:name="_Toc106451012"/>
+      <w:bookmarkStart w:id="18" w:name="_Toc197080922"/>
+      <w:bookmarkStart w:id="19" w:name="_Toc201222755"/>
       <w:r>
         <w:rPr>
           <w:rFonts w:cs="Times New Roman"/>
@@ -5278,7 +6266,7 @@
         </w:rPr>
         <w:t>6.4 Технико-экономические показатели</w:t>
       </w:r>
-      <w:bookmarkEnd w:id="20"/>
+      <w:bookmarkEnd w:id="15"/>
       <w:r>
         <w:rPr>
           <w:rFonts w:cs="Times New Roman"/>
@@ -5287,61 +6275,52 @@
         </w:rPr>
         <w:t xml:space="preserve"> программного продукта</w:t>
       </w:r>
-      <w:bookmarkEnd w:id="21"/>
-      <w:bookmarkEnd w:id="22"/>
-      <w:bookmarkEnd w:id="23"/>
-      <w:bookmarkEnd w:id="24"/>
-    </w:p>
-    <w:p>
-      <w:pPr>
-        <w:rPr>
-          <w:lang w:eastAsia="en-US"/>
-        </w:rPr>
-      </w:pPr>
-    </w:p>
-    <w:p>
-      <w:pPr>
-        <w:rPr>
-          <w:lang w:eastAsia="en-US"/>
-        </w:rPr>
-      </w:pPr>
-    </w:p>
-    <w:p>
-      <w:pPr>
-        <w:rPr>
-          <w:lang w:eastAsia="en-US"/>
-        </w:rPr>
-      </w:pPr>
-      <w:r>
-        <w:rPr>
-          <w:lang w:eastAsia="en-US"/>
-        </w:rPr>
-        <w:t xml:space="preserve">Полученные экономические показатели проекта показаны в таблице </w:t>
-      </w:r>
-      <w:commentRangeStart w:id="25"/>
-      <w:r>
-        <w:rPr>
-          <w:lang w:eastAsia="en-US"/>
-        </w:rPr>
-        <w:t>6.3.</w:t>
-      </w:r>
-      <w:commentRangeEnd w:id="25"/>
-      <w:r>
-        <w:rPr>
-          <w:rStyle w:val="a6"/>
-        </w:rPr>
-        <w:commentReference w:id="25"/>
-      </w:r>
-    </w:p>
-    <w:p>
-      <w:pPr>
-        <w:rPr>
-          <w:lang w:eastAsia="en-US"/>
-        </w:rPr>
-      </w:pPr>
-    </w:p>
-    <w:p>
-      <w:pPr>
+      <w:bookmarkEnd w:id="16"/>
+      <w:bookmarkEnd w:id="17"/>
+      <w:bookmarkEnd w:id="18"/>
+      <w:bookmarkEnd w:id="19"/>
+    </w:p>
+    <w:p>
+      <w:pPr>
+        <w:spacing w:line="340" w:lineRule="exact"/>
+        <w:rPr>
+          <w:lang w:eastAsia="en-US"/>
+        </w:rPr>
+      </w:pPr>
+    </w:p>
+    <w:p>
+      <w:pPr>
+        <w:spacing w:line="300" w:lineRule="exact"/>
+        <w:rPr>
+          <w:lang w:eastAsia="en-US"/>
+        </w:rPr>
+      </w:pPr>
+    </w:p>
+    <w:p>
+      <w:pPr>
+        <w:spacing w:line="340" w:lineRule="exact"/>
+        <w:rPr>
+          <w:lang w:eastAsia="en-US"/>
+        </w:rPr>
+      </w:pPr>
+      <w:r>
+        <w:rPr>
+          <w:lang w:eastAsia="en-US"/>
+        </w:rPr>
+        <w:t>Полученные экономические показатели проекта показаны в таблице 6.3.</w:t>
+      </w:r>
+    </w:p>
+    <w:p>
+      <w:pPr>
+        <w:spacing w:line="340" w:lineRule="exact"/>
+        <w:rPr>
+          <w:lang w:eastAsia="en-US"/>
+        </w:rPr>
+      </w:pPr>
+    </w:p>
+    <w:p>
+      <w:pPr>
+        <w:spacing w:line="340" w:lineRule="exact"/>
         <w:rPr>
           <w:lang w:eastAsia="en-US"/>
         </w:rPr>
@@ -5380,6 +6359,7 @@
           </w:tcPr>
           <w:p>
             <w:pPr>
+              <w:spacing w:line="340" w:lineRule="exact"/>
               <w:ind w:firstLine="0"/>
               <w:jc w:val="center"/>
               <w:rPr>
@@ -5411,6 +6391,7 @@
           </w:tcPr>
           <w:p>
             <w:pPr>
+              <w:spacing w:line="340" w:lineRule="exact"/>
               <w:ind w:firstLine="0"/>
               <w:jc w:val="center"/>
               <w:rPr>
@@ -5419,6 +6400,7 @@
                 <w:lang w:eastAsia="en-US"/>
               </w:rPr>
             </w:pPr>
+            <w:proofErr w:type="spellStart"/>
             <w:proofErr w:type="gramStart"/>
             <w:r>
               <w:rPr>
@@ -5428,6 +6410,7 @@
               </w:rPr>
               <w:t>Ед.измерения</w:t>
             </w:r>
+            <w:proofErr w:type="spellEnd"/>
             <w:proofErr w:type="gramEnd"/>
           </w:p>
         </w:tc>
@@ -5444,6 +6427,7 @@
           </w:tcPr>
           <w:p>
             <w:pPr>
+              <w:spacing w:line="340" w:lineRule="exact"/>
               <w:ind w:firstLine="0"/>
               <w:jc w:val="center"/>
               <w:rPr>
@@ -5477,6 +6461,7 @@
           </w:tcPr>
           <w:p>
             <w:pPr>
+              <w:spacing w:line="340" w:lineRule="exact"/>
               <w:ind w:firstLine="0"/>
               <w:jc w:val="center"/>
               <w:rPr>
@@ -5516,6 +6501,7 @@
           </w:tcPr>
           <w:p>
             <w:pPr>
+              <w:spacing w:line="340" w:lineRule="exact"/>
               <w:ind w:firstLine="0"/>
               <w:jc w:val="center"/>
               <w:rPr>
@@ -5547,6 +6533,7 @@
           </w:tcPr>
           <w:p>
             <w:pPr>
+              <w:spacing w:line="340" w:lineRule="exact"/>
               <w:ind w:firstLine="0"/>
               <w:jc w:val="center"/>
               <w:rPr>
@@ -5580,6 +6567,7 @@
           </w:tcPr>
           <w:p>
             <w:pPr>
+              <w:spacing w:line="340" w:lineRule="exact"/>
               <w:ind w:firstLine="0"/>
               <w:jc w:val="center"/>
               <w:rPr>
@@ -5611,6 +6599,7 @@
           </w:tcPr>
           <w:p>
             <w:pPr>
+              <w:spacing w:line="340" w:lineRule="exact"/>
               <w:ind w:firstLine="0"/>
               <w:jc w:val="center"/>
               <w:rPr>
@@ -5642,6 +6631,7 @@
           </w:tcPr>
           <w:p>
             <w:pPr>
+              <w:spacing w:line="340" w:lineRule="exact"/>
               <w:ind w:firstLine="0"/>
               <w:jc w:val="center"/>
               <w:rPr>
@@ -5673,6 +6663,7 @@
           </w:tcPr>
           <w:p>
             <w:pPr>
+              <w:spacing w:line="340" w:lineRule="exact"/>
               <w:ind w:firstLine="0"/>
               <w:jc w:val="center"/>
               <w:rPr>
@@ -5687,7 +6678,6 @@
                 <w:szCs w:val="24"/>
                 <w:lang w:eastAsia="en-US"/>
               </w:rPr>
-              <w:lastRenderedPageBreak/>
               <w:t>Прибыль</w:t>
             </w:r>
           </w:p>
@@ -5705,6 +6695,7 @@
           </w:tcPr>
           <w:p>
             <w:pPr>
+              <w:spacing w:line="340" w:lineRule="exact"/>
               <w:ind w:firstLine="0"/>
               <w:jc w:val="center"/>
               <w:rPr>
@@ -5736,6 +6727,7 @@
           </w:tcPr>
           <w:p>
             <w:pPr>
+              <w:spacing w:line="340" w:lineRule="exact"/>
               <w:ind w:firstLine="0"/>
               <w:jc w:val="center"/>
               <w:rPr>
@@ -5767,6 +6759,7 @@
           </w:tcPr>
           <w:p>
             <w:pPr>
+              <w:spacing w:line="340" w:lineRule="exact"/>
               <w:ind w:firstLine="0"/>
               <w:jc w:val="center"/>
               <w:rPr>
@@ -5798,6 +6791,7 @@
           </w:tcPr>
           <w:p>
             <w:pPr>
+              <w:spacing w:line="340" w:lineRule="exact"/>
               <w:ind w:firstLine="0"/>
               <w:jc w:val="center"/>
               <w:rPr>
@@ -5829,6 +6823,7 @@
           </w:tcPr>
           <w:p>
             <w:pPr>
+              <w:spacing w:line="340" w:lineRule="exact"/>
               <w:ind w:firstLine="0"/>
               <w:jc w:val="center"/>
               <w:rPr>
@@ -5862,6 +6857,7 @@
           </w:tcPr>
           <w:p>
             <w:pPr>
+              <w:spacing w:line="340" w:lineRule="exact"/>
               <w:ind w:firstLine="0"/>
               <w:jc w:val="center"/>
               <w:rPr>
@@ -5893,6 +6889,7 @@
           </w:tcPr>
           <w:p>
             <w:pPr>
+              <w:spacing w:line="340" w:lineRule="exact"/>
               <w:ind w:firstLine="0"/>
               <w:jc w:val="center"/>
               <w:rPr>
@@ -5924,6 +6921,7 @@
           </w:tcPr>
           <w:p>
             <w:pPr>
+              <w:spacing w:line="340" w:lineRule="exact"/>
               <w:ind w:firstLine="0"/>
               <w:jc w:val="center"/>
               <w:rPr>
@@ -5955,6 +6953,7 @@
           </w:tcPr>
           <w:p>
             <w:pPr>
+              <w:spacing w:line="340" w:lineRule="exact"/>
               <w:ind w:firstLine="0"/>
               <w:jc w:val="center"/>
               <w:rPr>
@@ -5994,6 +6993,7 @@
           </w:tcPr>
           <w:p>
             <w:pPr>
+              <w:spacing w:line="340" w:lineRule="exact"/>
               <w:ind w:firstLine="0"/>
               <w:jc w:val="center"/>
               <w:rPr>
@@ -6025,6 +7025,7 @@
           </w:tcPr>
           <w:p>
             <w:pPr>
+              <w:spacing w:line="340" w:lineRule="exact"/>
               <w:ind w:firstLine="0"/>
               <w:jc w:val="center"/>
               <w:rPr>
@@ -6047,6 +7048,7 @@
     </w:tbl>
     <w:p>
       <w:pPr>
+        <w:spacing w:line="340" w:lineRule="exact"/>
         <w:rPr>
           <w:rStyle w:val="a6"/>
           <w:sz w:val="28"/>
@@ -6055,8 +7057,27 @@
       </w:pPr>
     </w:p>
     <w:p>
-      <w:r>
-        <w:t>В результате проведённых расчётов трудоёмкость разработки государственного веб-сайта с административной панелью управления для филиала «Барановичиводоканал» ГП «Брестводоканал» составила 1</w:t>
+      <w:pPr>
+        <w:spacing w:line="340" w:lineRule="exact"/>
+      </w:pPr>
+      <w:r>
+        <w:t>В результате проведённых расчётов трудоёмкость разработки государственного веб-сайта с административной панелью управления для филиала «</w:t>
+      </w:r>
+      <w:proofErr w:type="spellStart"/>
+      <w:r>
+        <w:t>Барановичиводоканал</w:t>
+      </w:r>
+      <w:proofErr w:type="spellEnd"/>
+      <w:r>
+        <w:t>» ГП «</w:t>
+      </w:r>
+      <w:proofErr w:type="spellStart"/>
+      <w:r>
+        <w:t>Брестводоканал</w:t>
+      </w:r>
+      <w:proofErr w:type="spellEnd"/>
+      <w:r>
+        <w:t>» составила 1</w:t>
       </w:r>
       <w:r>
         <w:t>60</w:t>
@@ -6096,169 +7117,21 @@
         <w:t xml:space="preserve">411,20 </w:t>
       </w:r>
       <w:r>
-        <w:t>руб. Срок окупаемости программного продукта составит 3 года, что свидетельствует об экономической целесообразности разработки и внедрения данного программного средства.</w:t>
-      </w:r>
-    </w:p>
-    <w:p>
-      <w:pPr>
-        <w:widowControl/>
-        <w:autoSpaceDE/>
-        <w:adjustRightInd/>
-        <w:jc w:val="left"/>
-        <w:rPr>
-          <w:szCs w:val="28"/>
-          <w:lang w:eastAsia="en-US"/>
-        </w:rPr>
-      </w:pPr>
+        <w:t xml:space="preserve">руб. Срок окупаемости программного продукта составит 3 года, что свидетельствует об экономической </w:t>
+      </w:r>
+      <w:r>
+        <w:lastRenderedPageBreak/>
+        <w:t>целесообразности разработки и внедрения данного программного средства.</w:t>
+      </w:r>
     </w:p>
     <w:sectPr>
       <w:pgSz w:w="11906" w:h="16838"/>
-      <w:pgMar w:top="1134" w:right="567" w:bottom="1134" w:left="1701" w:header="709" w:footer="709" w:gutter="0"/>
+      <w:pgMar w:top="1008" w:right="567" w:bottom="1134" w:left="1701" w:header="709" w:footer="709" w:gutter="0"/>
       <w:cols w:space="708"/>
       <w:docGrid w:linePitch="360"/>
     </w:sectPr>
   </w:body>
 </w:document>
-</file>
-
-<file path=word/comments.xml><?xml version="1.0" encoding="utf-8"?>
-<w:comments xmlns:wpc="http://schemas.microsoft.com/office/word/2010/wordprocessingCanvas" xmlns:cx="http://schemas.microsoft.com/office/drawing/2014/chartex" xmlns:cx1="http://schemas.microsoft.com/office/drawing/2015/9/8/chartex" xmlns:cx2="http://schemas.microsoft.com/office/drawing/2015/10/21/chartex" xmlns:cx3="http://schemas.microsoft.com/office/drawing/2016/5/9/chartex" xmlns:cx4="http://schemas.microsoft.com/office/drawing/2016/5/10/chartex" xmlns:cx5="http://schemas.microsoft.com/office/drawing/2016/5/11/chartex" xmlns:cx6="http://schemas.microsoft.com/office/drawing/2016/5/12/chartex" xmlns:cx7="http://schemas.microsoft.com/office/drawing/2016/5/13/chartex" xmlns:cx8="http://schemas.microsoft.com/office/drawing/2016/5/14/chartex" xmlns:mc="http://schemas.openxmlformats.org/markup-compatibility/2006" xmlns:aink="http://schemas.microsoft.com/office/drawing/2016/ink" xmlns:am3d="http://schemas.microsoft.com/office/drawing/2017/model3d" xmlns:o="urn:schemas-microsoft-com:office:office" xmlns:oel="http://schemas.microsoft.com/office/2019/extlst" xmlns:r="http://schemas.openxmlformats.org/officeDocument/2006/relationships" xmlns:m="http://schemas.openxmlformats.org/officeDocument/2006/math" xmlns:v="urn:schemas-microsoft-com:vml" xmlns:wp14="http://schemas.microsoft.com/office/word/2010/wordprocessingDrawing" xmlns:wp="http://schemas.openxmlformats.org/drawingml/2006/wordprocessingDrawing" xmlns:w10="urn:schemas-microsoft-com:office:word" xmlns:w="http://schemas.openxmlformats.org/wordprocessingml/2006/main" xmlns:w14="http://schemas.microsoft.com/office/word/2010/wordml" xmlns:w15="http://schemas.microsoft.com/office/word/2012/wordml" xmlns:w16cex="http://schemas.microsoft.com/office/word/2018/wordml/cex" xmlns:w16cid="http://schemas.microsoft.com/office/word/2016/wordml/cid" xmlns:w16="http://schemas.microsoft.com/office/word/2018/wordml" xmlns:w16du="http://schemas.microsoft.com/office/word/2023/wordml/word16du" xmlns:w16sdtdh="http://schemas.microsoft.com/office/word/2020/wordml/sdtdatahash" xmlns:w16se="http://schemas.microsoft.com/office/word/2015/wordml/symex" xmlns:wpg="http://schemas.microsoft.com/office/word/2010/wordprocessingGroup" xmlns:wpi="http://schemas.microsoft.com/office/word/2010/wordprocessingInk" xmlns:wne="http://schemas.microsoft.com/office/word/2006/wordml" xmlns:wps="http://schemas.microsoft.com/office/word/2010/wordprocessingShape" mc:Ignorable="w14 w15 w16se w16cid w16 w16cex w16sdtdh w16du wp14">
-  <w:comment w:id="3" w:author="User" w:date="2026-06-04T18:47:00Z" w:initials="U">
-    <w:p>
-      <w:pPr>
-        <w:pStyle w:val="a7"/>
-        <w:rPr>
-          <w:lang w:val="en-US"/>
-        </w:rPr>
-      </w:pPr>
-      <w:r>
-        <w:rPr>
-          <w:rStyle w:val="a6"/>
-        </w:rPr>
-        <w:annotationRef/>
-      </w:r>
-      <w:r>
-        <w:t>Не по центру, а прочсто пробелами, нежирное</w:t>
-      </w:r>
-    </w:p>
-  </w:comment>
-  <w:comment w:id="10" w:author="User" w:date="2026-06-04T18:56:00Z" w:initials="U">
-    <w:p>
-      <w:pPr>
-        <w:pStyle w:val="a7"/>
-      </w:pPr>
-      <w:r>
-        <w:rPr>
-          <w:rStyle w:val="a6"/>
-        </w:rPr>
-        <w:annotationRef/>
-      </w:r>
-      <w:proofErr w:type="gramStart"/>
-      <w:r>
-        <w:t>1  вместо</w:t>
-      </w:r>
-      <w:proofErr w:type="gramEnd"/>
-      <w:r>
-        <w:t xml:space="preserve"> 3 пустых строк</w:t>
-      </w:r>
-    </w:p>
-  </w:comment>
-  <w:comment w:id="16" w:author="User" w:date="2026-06-04T19:00:00Z" w:initials="U">
-    <w:p>
-      <w:pPr>
-        <w:pStyle w:val="a7"/>
-        <w:ind w:firstLine="0"/>
-      </w:pPr>
-      <w:r>
-        <w:rPr>
-          <w:rStyle w:val="a6"/>
-        </w:rPr>
-        <w:annotationRef/>
-      </w:r>
-      <w:r>
-        <w:t xml:space="preserve">Расчеты по формулам </w:t>
-      </w:r>
-      <w:proofErr w:type="gramStart"/>
-      <w:r>
-        <w:t>сделайт например</w:t>
-      </w:r>
-      <w:proofErr w:type="gramEnd"/>
-      <w:r>
-        <w:t xml:space="preserve"> начиная с 5 см по линейке, чтобы вошли во всю строку или тоже по центру как формулы</w:t>
-      </w:r>
-    </w:p>
-  </w:comment>
-  <w:comment w:id="17" w:author="User" w:date="2026-06-04T20:42:00Z" w:initials="U">
-    <w:p>
-      <w:pPr>
-        <w:pStyle w:val="a7"/>
-      </w:pPr>
-      <w:r>
-        <w:rPr>
-          <w:rStyle w:val="a6"/>
-        </w:rPr>
-        <w:annotationRef/>
-      </w:r>
-      <w:r>
-        <w:t>Пустая не надо</w:t>
-      </w:r>
-    </w:p>
-  </w:comment>
-  <w:comment w:id="18" w:author="User" w:date="2026-06-04T20:41:00Z" w:initials="U">
-    <w:p>
-      <w:pPr>
-        <w:pStyle w:val="a7"/>
-      </w:pPr>
-      <w:r>
-        <w:rPr>
-          <w:rStyle w:val="a6"/>
-        </w:rPr>
-        <w:annotationRef/>
-      </w:r>
-      <w:r>
-        <w:t>Пустая не надо</w:t>
-      </w:r>
-    </w:p>
-  </w:comment>
-  <w:comment w:id="25" w:author="User" w:date="2026-06-04T20:45:00Z" w:initials="U">
-    <w:p>
-      <w:pPr>
-        <w:pStyle w:val="a7"/>
-      </w:pPr>
-      <w:r>
-        <w:rPr>
-          <w:rStyle w:val="a6"/>
-        </w:rPr>
-        <w:annotationRef/>
-      </w:r>
-      <w:r>
-        <w:t>Лучше чуть уплотнить текст, чтобы не висело 2 символа на этой строке</w:t>
-      </w:r>
-    </w:p>
-  </w:comment>
-</w:comments>
-</file>
-
-<file path=word/commentsExtended.xml><?xml version="1.0" encoding="utf-8"?>
-<w15:commentsEx xmlns:wpc="http://schemas.microsoft.com/office/word/2010/wordprocessingCanvas" xmlns:cx="http://schemas.microsoft.com/office/drawing/2014/chartex" xmlns:cx1="http://schemas.microsoft.com/office/drawing/2015/9/8/chartex" xmlns:cx2="http://schemas.microsoft.com/office/drawing/2015/10/21/chartex" xmlns:cx3="http://schemas.microsoft.com/office/drawing/2016/5/9/chartex" xmlns:cx4="http://schemas.microsoft.com/office/drawing/2016/5/10/chartex" xmlns:cx5="http://schemas.microsoft.com/office/drawing/2016/5/11/chartex" xmlns:cx6="http://schemas.microsoft.com/office/drawing/2016/5/12/chartex" xmlns:cx7="http://schemas.microsoft.com/office/drawing/2016/5/13/chartex" xmlns:cx8="http://schemas.microsoft.com/office/drawing/2016/5/14/chartex" xmlns:mc="http://schemas.openxmlformats.org/markup-compatibility/2006" xmlns:aink="http://schemas.microsoft.com/office/drawing/2016/ink" xmlns:am3d="http://schemas.microsoft.com/office/drawing/2017/model3d" xmlns:o="urn:schemas-microsoft-com:office:office" xmlns:oel="http://schemas.microsoft.com/office/2019/extlst" xmlns:r="http://schemas.openxmlformats.org/officeDocument/2006/relationships" xmlns:m="http://schemas.openxmlformats.org/officeDocument/2006/math" xmlns:v="urn:schemas-microsoft-com:vml" xmlns:wp14="http://schemas.microsoft.com/office/word/2010/wordprocessingDrawing" xmlns:wp="http://schemas.openxmlformats.org/drawingml/2006/wordprocessingDrawing" xmlns:w10="urn:schemas-microsoft-com:office:word" xmlns:w="http://schemas.openxmlformats.org/wordprocessingml/2006/main" xmlns:w14="http://schemas.microsoft.com/office/word/2010/wordml" xmlns:w15="http://schemas.microsoft.com/office/word/2012/wordml" xmlns:w16cex="http://schemas.microsoft.com/office/word/2018/wordml/cex" xmlns:w16cid="http://schemas.microsoft.com/office/word/2016/wordml/cid" xmlns:w16="http://schemas.microsoft.com/office/word/2018/wordml" xmlns:w16du="http://schemas.microsoft.com/office/word/2023/wordml/word16du" xmlns:w16sdtdh="http://schemas.microsoft.com/office/word/2020/wordml/sdtdatahash" xmlns:w16se="http://schemas.microsoft.com/office/word/2015/wordml/symex" xmlns:wpg="http://schemas.microsoft.com/office/word/2010/wordprocessingGroup" xmlns:wpi="http://schemas.microsoft.com/office/word/2010/wordprocessingInk" xmlns:wne="http://schemas.microsoft.com/office/word/2006/wordml" xmlns:wps="http://schemas.microsoft.com/office/word/2010/wordprocessingShape" mc:Ignorable="w14 w15 w16se w16cid w16 w16cex w16sdtdh w16du wp14">
-  <w15:commentEx w15:paraId="30E6AC7B" w15:done="0"/>
-  <w15:commentEx w15:paraId="4E387FCF" w15:done="0"/>
-  <w15:commentEx w15:paraId="5A1F6D59" w15:done="0"/>
-  <w15:commentEx w15:paraId="79ABA3ED" w15:done="0"/>
-  <w15:commentEx w15:paraId="443418C2" w15:done="0"/>
-  <w15:commentEx w15:paraId="642C16E2" w15:done="0"/>
-</w15:commentsEx>
-</file>
-
-<file path=word/commentsIds.xml><?xml version="1.0" encoding="utf-8"?>
-<w16cid:commentsIds xmlns:wpc="http://schemas.microsoft.com/office/word/2010/wordprocessingCanvas" xmlns:cx="http://schemas.microsoft.com/office/drawing/2014/chartex" xmlns:cx1="http://schemas.microsoft.com/office/drawing/2015/9/8/chartex" xmlns:cx2="http://schemas.microsoft.com/office/drawing/2015/10/21/chartex" xmlns:cx3="http://schemas.microsoft.com/office/drawing/2016/5/9/chartex" xmlns:cx4="http://schemas.microsoft.com/office/drawing/2016/5/10/chartex" xmlns:cx5="http://schemas.microsoft.com/office/drawing/2016/5/11/chartex" xmlns:cx6="http://schemas.microsoft.com/office/drawing/2016/5/12/chartex" xmlns:cx7="http://schemas.microsoft.com/office/drawing/2016/5/13/chartex" xmlns:cx8="http://schemas.microsoft.com/office/drawing/2016/5/14/chartex" xmlns:mc="http://schemas.openxmlformats.org/markup-compatibility/2006" xmlns:aink="http://schemas.microsoft.com/office/drawing/2016/ink" xmlns:am3d="http://schemas.microsoft.com/office/drawing/2017/model3d" xmlns:o="urn:schemas-microsoft-com:office:office" xmlns:oel="http://schemas.microsoft.com/office/2019/extlst" xmlns:r="http://schemas.openxmlformats.org/officeDocument/2006/relationships" xmlns:m="http://schemas.openxmlformats.org/officeDocument/2006/math" xmlns:v="urn:schemas-microsoft-com:vml" xmlns:wp14="http://schemas.microsoft.com/office/word/2010/wordprocessingDrawing" xmlns:wp="http://schemas.openxmlformats.org/drawingml/2006/wordprocessingDrawing" xmlns:w10="urn:schemas-microsoft-com:office:word" xmlns:w="http://schemas.openxmlformats.org/wordprocessingml/2006/main" xmlns:w14="http://schemas.microsoft.com/office/word/2010/wordml" xmlns:w15="http://schemas.microsoft.com/office/word/2012/wordml" xmlns:w16cex="http://schemas.microsoft.com/office/word/2018/wordml/cex" xmlns:w16cid="http://schemas.microsoft.com/office/word/2016/wordml/cid" xmlns:w16="http://schemas.microsoft.com/office/word/2018/wordml" xmlns:w16du="http://schemas.microsoft.com/office/word/2023/wordml/word16du" xmlns:w16sdtdh="http://schemas.microsoft.com/office/word/2020/wordml/sdtdatahash" xmlns:w16se="http://schemas.microsoft.com/office/word/2015/wordml/symex" xmlns:wpg="http://schemas.microsoft.com/office/word/2010/wordprocessingGroup" xmlns:wpi="http://schemas.microsoft.com/office/word/2010/wordprocessingInk" xmlns:wne="http://schemas.microsoft.com/office/word/2006/wordml" xmlns:wps="http://schemas.microsoft.com/office/word/2010/wordprocessingShape" mc:Ignorable="w14 w15 w16se w16cid w16 w16cex w16sdtdh w16du wp14">
-  <w16cid:commentId w16cid:paraId="30E6AC7B" w16cid:durableId="07C2B280"/>
-  <w16cid:commentId w16cid:paraId="4E387FCF" w16cid:durableId="18B9F0D1"/>
-  <w16cid:commentId w16cid:paraId="5A1F6D59" w16cid:durableId="145590D9"/>
-  <w16cid:commentId w16cid:paraId="79ABA3ED" w16cid:durableId="70DA37EA"/>
-  <w16cid:commentId w16cid:paraId="443418C2" w16cid:durableId="64D62DFD"/>
-  <w16cid:commentId w16cid:paraId="642C16E2" w16cid:durableId="13424E07"/>
-</w16cid:commentsIds>
 </file>
 
 <file path=word/numbering.xml><?xml version="1.0" encoding="utf-8"?>
